--- a/Doc/OnTap/Verilog Mạch tổ hợp (Combinational Circuit).docx
+++ b/Doc/OnTap/Verilog Mạch tổ hợp (Combinational Circuit).docx
@@ -100,8 +100,1203 @@
         <w:t>Đã làm ở thực hành Verilog_Module_Assign_HalfAdder.docx</w:t>
       </w:r>
     </w:p>
+    <w:p>
+      <w:pPr>
+        <w:pStyle w:val="Heading1"/>
+        <w:ind w:hanging="0" w:start="0"/>
+        <w:rPr/>
+      </w:pPr>
+      <w:r>
+        <w:rPr/>
+        <w:t>Half Adder</w:t>
+      </w:r>
+    </w:p>
+    <w:p>
+      <w:pPr>
+        <w:pStyle w:val="BodyText"/>
+        <w:rPr/>
+      </w:pPr>
+      <w:r>
+        <w:rPr>
+          <w:rStyle w:val="Strong"/>
+        </w:rPr>
+        <w:t>Half Adder (HA)</w:t>
+      </w:r>
+      <w:r>
+        <w:rPr/>
+        <w:t xml:space="preserve"> là </w:t>
+      </w:r>
+      <w:r>
+        <w:rPr>
+          <w:rStyle w:val="Strong"/>
+        </w:rPr>
+        <w:t>mạch cộng 2 bit nhị phân</w:t>
+      </w:r>
+      <w:r>
+        <w:rPr/>
+        <w:t>.</w:t>
+      </w:r>
+    </w:p>
+    <w:p>
+      <w:pPr>
+        <w:pStyle w:val="BodyText"/>
+        <w:rPr/>
+      </w:pPr>
+      <w:r>
+        <w:rPr/>
+        <w:t>Nó nhận:</w:t>
+      </w:r>
+    </w:p>
+    <w:p>
+      <w:pPr>
+        <w:sectPr>
+          <w:type w:val="nextPage"/>
+          <w:pgSz w:w="11906" w:h="16838"/>
+          <w:pgMar w:left="1134" w:right="1134" w:gutter="0" w:header="0" w:top="1134" w:footer="0" w:bottom="1134"/>
+          <w:pgNumType w:fmt="decimal"/>
+          <w:formProt w:val="false"/>
+          <w:textDirection w:val="lrTb"/>
+          <w:docGrid w:type="default" w:linePitch="100" w:charSpace="0"/>
+        </w:sectPr>
+      </w:pPr>
+    </w:p>
+    <w:p>
+      <w:pPr>
+        <w:pStyle w:val="PreformattedText"/>
+        <w:ind w:hanging="0" w:start="0" w:end="0"/>
+        <w:rPr/>
+      </w:pPr>
+      <w:r>
+        <w:rPr>
+          <w:rStyle w:val="SourceText"/>
+        </w:rPr>
+        <w:t>A</w:t>
+      </w:r>
+    </w:p>
+    <w:p>
+      <w:pPr>
+        <w:pStyle w:val="PreformattedText"/>
+        <w:spacing w:before="0" w:after="283"/>
+        <w:rPr/>
+      </w:pPr>
+      <w:r>
+        <w:rPr>
+          <w:rStyle w:val="SourceText"/>
+        </w:rPr>
+        <w:t>B</w:t>
+      </w:r>
+    </w:p>
+    <w:p>
+      <w:pPr>
+        <w:sectPr>
+          <w:type w:val="continuous"/>
+          <w:pgSz w:w="11906" w:h="16838"/>
+          <w:pgMar w:left="1134" w:right="1134" w:gutter="0" w:header="0" w:top="1134" w:footer="0" w:bottom="1134"/>
+          <w:formProt w:val="false"/>
+          <w:textDirection w:val="lrTb"/>
+          <w:docGrid w:type="default" w:linePitch="100" w:charSpace="0"/>
+        </w:sectPr>
+      </w:pPr>
+    </w:p>
+    <w:p>
+      <w:pPr>
+        <w:pStyle w:val="BodyText"/>
+        <w:rPr/>
+      </w:pPr>
+      <w:r>
+        <w:rPr/>
+        <w:t>và tạo ra:</w:t>
+      </w:r>
+    </w:p>
+    <w:p>
+      <w:pPr>
+        <w:sectPr>
+          <w:type w:val="continuous"/>
+          <w:pgSz w:w="11906" w:h="16838"/>
+          <w:pgMar w:left="1134" w:right="1134" w:gutter="0" w:header="0" w:top="1134" w:footer="0" w:bottom="1134"/>
+          <w:pgNumType w:fmt="decimal"/>
+          <w:formProt w:val="false"/>
+          <w:textDirection w:val="lrTb"/>
+          <w:docGrid w:type="default" w:linePitch="100" w:charSpace="0"/>
+        </w:sectPr>
+      </w:pPr>
+    </w:p>
+    <w:p>
+      <w:pPr>
+        <w:pStyle w:val="PreformattedText"/>
+        <w:ind w:hanging="0" w:start="0" w:end="0"/>
+        <w:rPr/>
+      </w:pPr>
+      <w:bookmarkStart w:id="0" w:name="code-block-viewer"/>
+      <w:bookmarkEnd w:id="0"/>
+      <w:r>
+        <w:rPr>
+          <w:rStyle w:val="SourceText"/>
+        </w:rPr>
+        <w:t>Sum   (bit kết quả)</w:t>
+      </w:r>
+    </w:p>
+    <w:p>
+      <w:pPr>
+        <w:pStyle w:val="PreformattedText"/>
+        <w:spacing w:before="0" w:after="283"/>
+        <w:rPr/>
+      </w:pPr>
+      <w:r>
+        <w:rPr>
+          <w:rStyle w:val="SourceText"/>
+        </w:rPr>
+        <w:t>Carry (bit nhớ)</w:t>
+      </w:r>
+    </w:p>
+    <w:p>
+      <w:pPr>
+        <w:sectPr>
+          <w:type w:val="continuous"/>
+          <w:pgSz w:w="11906" w:h="16838"/>
+          <w:pgMar w:left="1134" w:right="1134" w:gutter="0" w:header="0" w:top="1134" w:footer="0" w:bottom="1134"/>
+          <w:formProt w:val="false"/>
+          <w:textDirection w:val="lrTb"/>
+          <w:docGrid w:type="default" w:linePitch="100" w:charSpace="0"/>
+        </w:sectPr>
+      </w:pPr>
+    </w:p>
+    <w:p>
+      <w:pPr>
+        <w:pStyle w:val="BodyText"/>
+        <w:rPr/>
+      </w:pPr>
+      <w:r>
+        <w:rPr/>
+        <w:t>Ví dụ:</w:t>
+      </w:r>
+    </w:p>
+    <w:p>
+      <w:pPr>
+        <w:sectPr>
+          <w:type w:val="continuous"/>
+          <w:pgSz w:w="11906" w:h="16838"/>
+          <w:pgMar w:left="1134" w:right="1134" w:gutter="0" w:header="0" w:top="1134" w:footer="0" w:bottom="1134"/>
+          <w:pgNumType w:fmt="decimal"/>
+          <w:formProt w:val="false"/>
+          <w:textDirection w:val="lrTb"/>
+          <w:docGrid w:type="default" w:linePitch="100" w:charSpace="0"/>
+        </w:sectPr>
+      </w:pPr>
+    </w:p>
+    <w:p>
+      <w:pPr>
+        <w:pStyle w:val="PreformattedText"/>
+        <w:ind w:hanging="0" w:start="0" w:end="0"/>
+        <w:rPr/>
+      </w:pPr>
+      <w:bookmarkStart w:id="1" w:name="code-block-viewer_Copy_1"/>
+      <w:bookmarkEnd w:id="1"/>
+      <w:r>
+        <w:rPr>
+          <w:rStyle w:val="SourceText"/>
+        </w:rPr>
+        <w:t xml:space="preserve">  </w:t>
+      </w:r>
+      <w:r>
+        <w:rPr>
+          <w:rStyle w:val="SourceText"/>
+        </w:rPr>
+        <w:t>0 + 0 = 00</w:t>
+      </w:r>
+    </w:p>
+    <w:p>
+      <w:pPr>
+        <w:pStyle w:val="PreformattedText"/>
+        <w:rPr/>
+      </w:pPr>
+      <w:r>
+        <w:rPr>
+          <w:rStyle w:val="SourceText"/>
+        </w:rPr>
+        <w:t xml:space="preserve">  </w:t>
+      </w:r>
+      <w:r>
+        <w:rPr>
+          <w:rStyle w:val="SourceText"/>
+        </w:rPr>
+        <w:t>0 + 1 = 01</w:t>
+      </w:r>
+    </w:p>
+    <w:p>
+      <w:pPr>
+        <w:pStyle w:val="PreformattedText"/>
+        <w:rPr/>
+      </w:pPr>
+      <w:r>
+        <w:rPr>
+          <w:rStyle w:val="SourceText"/>
+        </w:rPr>
+        <w:t xml:space="preserve">  </w:t>
+      </w:r>
+      <w:r>
+        <w:rPr>
+          <w:rStyle w:val="SourceText"/>
+        </w:rPr>
+        <w:t>1 + 0 = 01</w:t>
+      </w:r>
+    </w:p>
+    <w:p>
+      <w:pPr>
+        <w:pStyle w:val="PreformattedText"/>
+        <w:spacing w:before="0" w:after="283"/>
+        <w:rPr/>
+      </w:pPr>
+      <w:r>
+        <w:rPr>
+          <w:rStyle w:val="SourceText"/>
+        </w:rPr>
+        <w:t xml:space="preserve">  </w:t>
+      </w:r>
+      <w:r>
+        <w:rPr>
+          <w:rStyle w:val="SourceText"/>
+        </w:rPr>
+        <w:t>1 + 1 = 10</w:t>
+      </w:r>
+    </w:p>
+    <w:p>
+      <w:pPr>
+        <w:sectPr>
+          <w:type w:val="continuous"/>
+          <w:pgSz w:w="11906" w:h="16838"/>
+          <w:pgMar w:left="1134" w:right="1134" w:gutter="0" w:header="0" w:top="1134" w:footer="0" w:bottom="1134"/>
+          <w:formProt w:val="false"/>
+          <w:textDirection w:val="lrTb"/>
+          <w:docGrid w:type="default" w:linePitch="100" w:charSpace="0"/>
+        </w:sectPr>
+      </w:pPr>
+    </w:p>
+    <w:p>
+      <w:pPr>
+        <w:pStyle w:val="BodyText"/>
+        <w:rPr/>
+      </w:pPr>
+      <w:r>
+        <w:rPr/>
+        <w:t>Ta thấy khi:</w:t>
+      </w:r>
+    </w:p>
+    <w:p>
+      <w:pPr>
+        <w:sectPr>
+          <w:type w:val="continuous"/>
+          <w:pgSz w:w="11906" w:h="16838"/>
+          <w:pgMar w:left="1134" w:right="1134" w:gutter="0" w:header="0" w:top="1134" w:footer="0" w:bottom="1134"/>
+          <w:pgNumType w:fmt="decimal"/>
+          <w:formProt w:val="false"/>
+          <w:textDirection w:val="lrTb"/>
+          <w:docGrid w:type="default" w:linePitch="100" w:charSpace="0"/>
+        </w:sectPr>
+      </w:pPr>
+    </w:p>
+    <w:p>
+      <w:pPr>
+        <w:pStyle w:val="PreformattedText"/>
+        <w:spacing w:before="0" w:after="283"/>
+        <w:ind w:hanging="0" w:start="0" w:end="0"/>
+        <w:rPr/>
+      </w:pPr>
+      <w:bookmarkStart w:id="2" w:name="code-block-viewer_Copy_2"/>
+      <w:bookmarkEnd w:id="2"/>
+      <w:r>
+        <w:rPr>
+          <w:rStyle w:val="SourceText"/>
+        </w:rPr>
+        <w:t>1 + 1 = 10₂</w:t>
+      </w:r>
+    </w:p>
+    <w:p>
+      <w:pPr>
+        <w:sectPr>
+          <w:type w:val="continuous"/>
+          <w:pgSz w:w="11906" w:h="16838"/>
+          <w:pgMar w:left="1134" w:right="1134" w:gutter="0" w:header="0" w:top="1134" w:footer="0" w:bottom="1134"/>
+          <w:formProt w:val="false"/>
+          <w:textDirection w:val="lrTb"/>
+          <w:docGrid w:type="default" w:linePitch="100" w:charSpace="0"/>
+        </w:sectPr>
+      </w:pPr>
+    </w:p>
+    <w:p>
+      <w:pPr>
+        <w:pStyle w:val="BodyText"/>
+        <w:rPr/>
+      </w:pPr>
+      <w:r>
+        <w:rPr/>
+        <w:t>thì</w:t>
+      </w:r>
+    </w:p>
+    <w:p>
+      <w:pPr>
+        <w:sectPr>
+          <w:type w:val="continuous"/>
+          <w:pgSz w:w="11906" w:h="16838"/>
+          <w:pgMar w:left="1134" w:right="1134" w:gutter="0" w:header="0" w:top="1134" w:footer="0" w:bottom="1134"/>
+          <w:pgNumType w:fmt="decimal"/>
+          <w:formProt w:val="false"/>
+          <w:textDirection w:val="lrTb"/>
+          <w:docGrid w:type="default" w:linePitch="100" w:charSpace="0"/>
+        </w:sectPr>
+      </w:pPr>
+    </w:p>
+    <w:p>
+      <w:pPr>
+        <w:pStyle w:val="PreformattedText"/>
+        <w:ind w:hanging="0" w:start="0" w:end="0"/>
+        <w:rPr/>
+      </w:pPr>
+      <w:bookmarkStart w:id="3" w:name="code-block-viewer_Copy_3"/>
+      <w:bookmarkEnd w:id="3"/>
+      <w:r>
+        <w:rPr>
+          <w:rStyle w:val="SourceText"/>
+        </w:rPr>
+        <w:t>Sum   = 0</w:t>
+      </w:r>
+    </w:p>
+    <w:p>
+      <w:pPr>
+        <w:pStyle w:val="PreformattedText"/>
+        <w:spacing w:before="0" w:after="283"/>
+        <w:rPr/>
+      </w:pPr>
+      <w:r>
+        <w:rPr>
+          <w:rStyle w:val="SourceText"/>
+        </w:rPr>
+        <w:t>Carry = 1</w:t>
+      </w:r>
+    </w:p>
+    <w:p>
+      <w:pPr>
+        <w:sectPr>
+          <w:type w:val="continuous"/>
+          <w:pgSz w:w="11906" w:h="16838"/>
+          <w:pgMar w:left="1134" w:right="1134" w:gutter="0" w:header="0" w:top="1134" w:footer="0" w:bottom="1134"/>
+          <w:formProt w:val="false"/>
+          <w:textDirection w:val="lrTb"/>
+          <w:docGrid w:type="default" w:linePitch="100" w:charSpace="0"/>
+        </w:sectPr>
+      </w:pPr>
+    </w:p>
+    <w:p>
+      <w:pPr>
+        <w:pStyle w:val="BodyText"/>
+        <w:rPr/>
+      </w:pPr>
+      <w:r>
+        <w:rPr/>
+        <w:t>Bảng chân trị</w:t>
+      </w:r>
+    </w:p>
+    <w:tbl>
+      <w:tblPr>
+        <w:tblW w:w="5000" w:type="pct"/>
+        <w:jc w:val="start"/>
+        <w:tblInd w:w="-5" w:type="dxa"/>
+        <w:tblLayout w:type="fixed"/>
+        <w:tblCellMar>
+          <w:top w:w="55" w:type="dxa"/>
+          <w:start w:w="55" w:type="dxa"/>
+          <w:bottom w:w="55" w:type="dxa"/>
+          <w:end w:w="55" w:type="dxa"/>
+        </w:tblCellMar>
+      </w:tblPr>
+      <w:tblGrid>
+        <w:gridCol w:w="2124"/>
+        <w:gridCol w:w="2068"/>
+        <w:gridCol w:w="2792"/>
+        <w:gridCol w:w="2654"/>
+      </w:tblGrid>
+      <w:tr>
+        <w:trPr/>
+        <w:tc>
+          <w:tcPr>
+            <w:tcW w:w="2124" w:type="dxa"/>
+            <w:tcBorders>
+              <w:top w:val="single" w:sz="4" w:space="0" w:color="000000"/>
+              <w:start w:val="single" w:sz="4" w:space="0" w:color="000000"/>
+              <w:bottom w:val="single" w:sz="4" w:space="0" w:color="000000"/>
+            </w:tcBorders>
+          </w:tcPr>
+          <w:p>
+            <w:pPr>
+              <w:pStyle w:val="TableContents"/>
+              <w:jc w:val="center"/>
+              <w:rPr>
+                <w:b/>
+                <w:bCs/>
+              </w:rPr>
+            </w:pPr>
+            <w:r>
+              <w:rPr>
+                <w:b/>
+                <w:bCs/>
+              </w:rPr>
+              <w:t>a</w:t>
+            </w:r>
+          </w:p>
+        </w:tc>
+        <w:tc>
+          <w:tcPr>
+            <w:tcW w:w="2068" w:type="dxa"/>
+            <w:tcBorders>
+              <w:top w:val="single" w:sz="4" w:space="0" w:color="000000"/>
+              <w:start w:val="single" w:sz="4" w:space="0" w:color="000000"/>
+              <w:bottom w:val="single" w:sz="4" w:space="0" w:color="000000"/>
+            </w:tcBorders>
+          </w:tcPr>
+          <w:p>
+            <w:pPr>
+              <w:pStyle w:val="TableContents"/>
+              <w:jc w:val="center"/>
+              <w:rPr>
+                <w:b/>
+                <w:bCs/>
+              </w:rPr>
+            </w:pPr>
+            <w:r>
+              <w:rPr>
+                <w:b/>
+                <w:bCs/>
+              </w:rPr>
+              <w:t>b</w:t>
+            </w:r>
+          </w:p>
+        </w:tc>
+        <w:tc>
+          <w:tcPr>
+            <w:tcW w:w="2792" w:type="dxa"/>
+            <w:tcBorders>
+              <w:top w:val="single" w:sz="4" w:space="0" w:color="000000"/>
+              <w:start w:val="single" w:sz="4" w:space="0" w:color="000000"/>
+              <w:bottom w:val="single" w:sz="4" w:space="0" w:color="000000"/>
+            </w:tcBorders>
+          </w:tcPr>
+          <w:p>
+            <w:pPr>
+              <w:pStyle w:val="TableContents"/>
+              <w:jc w:val="center"/>
+              <w:rPr>
+                <w:b/>
+                <w:bCs/>
+              </w:rPr>
+            </w:pPr>
+            <w:r>
+              <w:rPr>
+                <w:b/>
+                <w:bCs/>
+              </w:rPr>
+              <w:t>SUM (giống a^b xor )</w:t>
+            </w:r>
+          </w:p>
+        </w:tc>
+        <w:tc>
+          <w:tcPr>
+            <w:tcW w:w="2654" w:type="dxa"/>
+            <w:tcBorders>
+              <w:top w:val="single" w:sz="4" w:space="0" w:color="000000"/>
+              <w:start w:val="single" w:sz="4" w:space="0" w:color="000000"/>
+              <w:bottom w:val="single" w:sz="4" w:space="0" w:color="000000"/>
+              <w:end w:val="single" w:sz="4" w:space="0" w:color="000000"/>
+            </w:tcBorders>
+          </w:tcPr>
+          <w:p>
+            <w:pPr>
+              <w:pStyle w:val="TableContents"/>
+              <w:jc w:val="center"/>
+              <w:rPr>
+                <w:b/>
+                <w:bCs/>
+              </w:rPr>
+            </w:pPr>
+            <w:r>
+              <w:rPr>
+                <w:b/>
+                <w:bCs/>
+              </w:rPr>
+              <w:t>Carry ( giống a&amp;b and)</w:t>
+            </w:r>
+          </w:p>
+        </w:tc>
+      </w:tr>
+      <w:tr>
+        <w:trPr/>
+        <w:tc>
+          <w:tcPr>
+            <w:tcW w:w="2124" w:type="dxa"/>
+            <w:tcBorders>
+              <w:start w:val="single" w:sz="4" w:space="0" w:color="000000"/>
+              <w:bottom w:val="single" w:sz="4" w:space="0" w:color="000000"/>
+            </w:tcBorders>
+          </w:tcPr>
+          <w:p>
+            <w:pPr>
+              <w:pStyle w:val="TableContents"/>
+              <w:jc w:val="center"/>
+              <w:rPr/>
+            </w:pPr>
+            <w:r>
+              <w:rPr/>
+              <w:t>0</w:t>
+            </w:r>
+          </w:p>
+        </w:tc>
+        <w:tc>
+          <w:tcPr>
+            <w:tcW w:w="2068" w:type="dxa"/>
+            <w:tcBorders>
+              <w:start w:val="single" w:sz="4" w:space="0" w:color="000000"/>
+              <w:bottom w:val="single" w:sz="4" w:space="0" w:color="000000"/>
+            </w:tcBorders>
+          </w:tcPr>
+          <w:p>
+            <w:pPr>
+              <w:pStyle w:val="TableContents"/>
+              <w:jc w:val="center"/>
+              <w:rPr/>
+            </w:pPr>
+            <w:r>
+              <w:rPr/>
+              <w:t>0</w:t>
+            </w:r>
+          </w:p>
+        </w:tc>
+        <w:tc>
+          <w:tcPr>
+            <w:tcW w:w="2792" w:type="dxa"/>
+            <w:tcBorders>
+              <w:start w:val="single" w:sz="4" w:space="0" w:color="000000"/>
+              <w:bottom w:val="single" w:sz="4" w:space="0" w:color="000000"/>
+            </w:tcBorders>
+          </w:tcPr>
+          <w:p>
+            <w:pPr>
+              <w:pStyle w:val="TableContents"/>
+              <w:jc w:val="center"/>
+              <w:rPr/>
+            </w:pPr>
+            <w:r>
+              <w:rPr/>
+              <w:t>0</w:t>
+            </w:r>
+          </w:p>
+        </w:tc>
+        <w:tc>
+          <w:tcPr>
+            <w:tcW w:w="2654" w:type="dxa"/>
+            <w:tcBorders>
+              <w:start w:val="single" w:sz="4" w:space="0" w:color="000000"/>
+              <w:bottom w:val="single" w:sz="4" w:space="0" w:color="000000"/>
+              <w:end w:val="single" w:sz="4" w:space="0" w:color="000000"/>
+            </w:tcBorders>
+          </w:tcPr>
+          <w:p>
+            <w:pPr>
+              <w:pStyle w:val="TableContents"/>
+              <w:jc w:val="center"/>
+              <w:rPr/>
+            </w:pPr>
+            <w:r>
+              <w:rPr/>
+              <w:t>0</w:t>
+            </w:r>
+          </w:p>
+        </w:tc>
+      </w:tr>
+      <w:tr>
+        <w:trPr/>
+        <w:tc>
+          <w:tcPr>
+            <w:tcW w:w="2124" w:type="dxa"/>
+            <w:tcBorders>
+              <w:start w:val="single" w:sz="4" w:space="0" w:color="000000"/>
+              <w:bottom w:val="single" w:sz="4" w:space="0" w:color="000000"/>
+            </w:tcBorders>
+          </w:tcPr>
+          <w:p>
+            <w:pPr>
+              <w:pStyle w:val="TableContents"/>
+              <w:jc w:val="center"/>
+              <w:rPr/>
+            </w:pPr>
+            <w:r>
+              <w:rPr/>
+              <w:t>0</w:t>
+            </w:r>
+          </w:p>
+        </w:tc>
+        <w:tc>
+          <w:tcPr>
+            <w:tcW w:w="2068" w:type="dxa"/>
+            <w:tcBorders>
+              <w:start w:val="single" w:sz="4" w:space="0" w:color="000000"/>
+              <w:bottom w:val="single" w:sz="4" w:space="0" w:color="000000"/>
+            </w:tcBorders>
+          </w:tcPr>
+          <w:p>
+            <w:pPr>
+              <w:pStyle w:val="TableContents"/>
+              <w:jc w:val="center"/>
+              <w:rPr/>
+            </w:pPr>
+            <w:r>
+              <w:rPr/>
+              <w:t>1</w:t>
+            </w:r>
+          </w:p>
+        </w:tc>
+        <w:tc>
+          <w:tcPr>
+            <w:tcW w:w="2792" w:type="dxa"/>
+            <w:tcBorders>
+              <w:start w:val="single" w:sz="4" w:space="0" w:color="000000"/>
+              <w:bottom w:val="single" w:sz="4" w:space="0" w:color="000000"/>
+            </w:tcBorders>
+          </w:tcPr>
+          <w:p>
+            <w:pPr>
+              <w:pStyle w:val="TableContents"/>
+              <w:jc w:val="center"/>
+              <w:rPr/>
+            </w:pPr>
+            <w:r>
+              <w:rPr/>
+              <w:t>1</w:t>
+            </w:r>
+          </w:p>
+        </w:tc>
+        <w:tc>
+          <w:tcPr>
+            <w:tcW w:w="2654" w:type="dxa"/>
+            <w:tcBorders>
+              <w:start w:val="single" w:sz="4" w:space="0" w:color="000000"/>
+              <w:bottom w:val="single" w:sz="4" w:space="0" w:color="000000"/>
+              <w:end w:val="single" w:sz="4" w:space="0" w:color="000000"/>
+            </w:tcBorders>
+          </w:tcPr>
+          <w:p>
+            <w:pPr>
+              <w:pStyle w:val="TableContents"/>
+              <w:jc w:val="center"/>
+              <w:rPr/>
+            </w:pPr>
+            <w:r>
+              <w:rPr/>
+              <w:t>0</w:t>
+            </w:r>
+          </w:p>
+        </w:tc>
+      </w:tr>
+      <w:tr>
+        <w:trPr/>
+        <w:tc>
+          <w:tcPr>
+            <w:tcW w:w="2124" w:type="dxa"/>
+            <w:tcBorders>
+              <w:start w:val="single" w:sz="4" w:space="0" w:color="000000"/>
+              <w:bottom w:val="single" w:sz="4" w:space="0" w:color="000000"/>
+            </w:tcBorders>
+          </w:tcPr>
+          <w:p>
+            <w:pPr>
+              <w:pStyle w:val="TableContents"/>
+              <w:jc w:val="center"/>
+              <w:rPr/>
+            </w:pPr>
+            <w:r>
+              <w:rPr/>
+              <w:t>1</w:t>
+            </w:r>
+          </w:p>
+        </w:tc>
+        <w:tc>
+          <w:tcPr>
+            <w:tcW w:w="2068" w:type="dxa"/>
+            <w:tcBorders>
+              <w:start w:val="single" w:sz="4" w:space="0" w:color="000000"/>
+              <w:bottom w:val="single" w:sz="4" w:space="0" w:color="000000"/>
+            </w:tcBorders>
+          </w:tcPr>
+          <w:p>
+            <w:pPr>
+              <w:pStyle w:val="TableContents"/>
+              <w:jc w:val="center"/>
+              <w:rPr/>
+            </w:pPr>
+            <w:r>
+              <w:rPr/>
+              <w:t>0</w:t>
+            </w:r>
+          </w:p>
+        </w:tc>
+        <w:tc>
+          <w:tcPr>
+            <w:tcW w:w="2792" w:type="dxa"/>
+            <w:tcBorders>
+              <w:start w:val="single" w:sz="4" w:space="0" w:color="000000"/>
+              <w:bottom w:val="single" w:sz="4" w:space="0" w:color="000000"/>
+            </w:tcBorders>
+          </w:tcPr>
+          <w:p>
+            <w:pPr>
+              <w:pStyle w:val="TableContents"/>
+              <w:jc w:val="center"/>
+              <w:rPr/>
+            </w:pPr>
+            <w:r>
+              <w:rPr/>
+              <w:t>1</w:t>
+            </w:r>
+          </w:p>
+        </w:tc>
+        <w:tc>
+          <w:tcPr>
+            <w:tcW w:w="2654" w:type="dxa"/>
+            <w:tcBorders>
+              <w:start w:val="single" w:sz="4" w:space="0" w:color="000000"/>
+              <w:bottom w:val="single" w:sz="4" w:space="0" w:color="000000"/>
+              <w:end w:val="single" w:sz="4" w:space="0" w:color="000000"/>
+            </w:tcBorders>
+          </w:tcPr>
+          <w:p>
+            <w:pPr>
+              <w:pStyle w:val="TableContents"/>
+              <w:jc w:val="center"/>
+              <w:rPr/>
+            </w:pPr>
+            <w:r>
+              <w:rPr/>
+              <w:t>0</w:t>
+            </w:r>
+          </w:p>
+        </w:tc>
+      </w:tr>
+      <w:tr>
+        <w:trPr/>
+        <w:tc>
+          <w:tcPr>
+            <w:tcW w:w="2124" w:type="dxa"/>
+            <w:tcBorders>
+              <w:start w:val="single" w:sz="4" w:space="0" w:color="000000"/>
+              <w:bottom w:val="single" w:sz="4" w:space="0" w:color="000000"/>
+            </w:tcBorders>
+          </w:tcPr>
+          <w:p>
+            <w:pPr>
+              <w:pStyle w:val="TableContents"/>
+              <w:jc w:val="center"/>
+              <w:rPr/>
+            </w:pPr>
+            <w:r>
+              <w:rPr/>
+              <w:t>1</w:t>
+            </w:r>
+          </w:p>
+        </w:tc>
+        <w:tc>
+          <w:tcPr>
+            <w:tcW w:w="2068" w:type="dxa"/>
+            <w:tcBorders>
+              <w:start w:val="single" w:sz="4" w:space="0" w:color="000000"/>
+              <w:bottom w:val="single" w:sz="4" w:space="0" w:color="000000"/>
+            </w:tcBorders>
+          </w:tcPr>
+          <w:p>
+            <w:pPr>
+              <w:pStyle w:val="TableContents"/>
+              <w:jc w:val="center"/>
+              <w:rPr/>
+            </w:pPr>
+            <w:r>
+              <w:rPr/>
+              <w:t>1</w:t>
+            </w:r>
+          </w:p>
+        </w:tc>
+        <w:tc>
+          <w:tcPr>
+            <w:tcW w:w="2792" w:type="dxa"/>
+            <w:tcBorders>
+              <w:start w:val="single" w:sz="4" w:space="0" w:color="000000"/>
+              <w:bottom w:val="single" w:sz="4" w:space="0" w:color="000000"/>
+            </w:tcBorders>
+          </w:tcPr>
+          <w:p>
+            <w:pPr>
+              <w:pStyle w:val="TableContents"/>
+              <w:jc w:val="center"/>
+              <w:rPr/>
+            </w:pPr>
+            <w:r>
+              <w:rPr/>
+              <w:t>0</w:t>
+            </w:r>
+          </w:p>
+        </w:tc>
+        <w:tc>
+          <w:tcPr>
+            <w:tcW w:w="2654" w:type="dxa"/>
+            <w:tcBorders>
+              <w:start w:val="single" w:sz="4" w:space="0" w:color="000000"/>
+              <w:bottom w:val="single" w:sz="4" w:space="0" w:color="000000"/>
+              <w:end w:val="single" w:sz="4" w:space="0" w:color="000000"/>
+            </w:tcBorders>
+          </w:tcPr>
+          <w:p>
+            <w:pPr>
+              <w:pStyle w:val="TableContents"/>
+              <w:jc w:val="center"/>
+              <w:rPr/>
+            </w:pPr>
+            <w:r>
+              <w:rPr/>
+              <w:t>1</w:t>
+            </w:r>
+          </w:p>
+        </w:tc>
+      </w:tr>
+    </w:tbl>
+    <w:p>
+      <w:pPr>
+        <w:pStyle w:val="BodyText"/>
+        <w:rPr/>
+      </w:pPr>
+      <w:r>
+        <w:rPr/>
+      </w:r>
+    </w:p>
+    <w:p>
+      <w:pPr>
+        <w:pStyle w:val="BodyText"/>
+        <w:rPr/>
+      </w:pPr>
+      <w:r>
+        <w:rPr/>
+        <w:t>Mạch logic</w:t>
+      </w:r>
+    </w:p>
+    <w:p>
+      <w:pPr>
+        <w:sectPr>
+          <w:type w:val="continuous"/>
+          <w:pgSz w:w="11906" w:h="16838"/>
+          <w:pgMar w:left="1134" w:right="1134" w:gutter="0" w:header="0" w:top="1134" w:footer="0" w:bottom="1134"/>
+          <w:pgNumType w:fmt="decimal"/>
+          <w:formProt w:val="false"/>
+          <w:textDirection w:val="lrTb"/>
+          <w:docGrid w:type="default" w:linePitch="100" w:charSpace="0"/>
+        </w:sectPr>
+      </w:pPr>
+    </w:p>
+    <w:p>
+      <w:pPr>
+        <w:pStyle w:val="PreformattedText"/>
+        <w:ind w:hanging="0" w:start="0" w:end="0"/>
+        <w:rPr/>
+      </w:pPr>
+      <w:bookmarkStart w:id="4" w:name="code-block-viewer_Copy_5"/>
+      <w:bookmarkEnd w:id="4"/>
+      <w:r>
+        <w:rPr>
+          <w:rStyle w:val="SourceText"/>
+        </w:rPr>
+        <w:t xml:space="preserve">        </w:t>
+      </w:r>
+      <w:r>
+        <w:rPr>
+          <w:rStyle w:val="SourceText"/>
+        </w:rPr>
+        <w:t>A ─────┐</w:t>
+      </w:r>
+    </w:p>
+    <w:p>
+      <w:pPr>
+        <w:pStyle w:val="PreformattedText"/>
+        <w:rPr/>
+      </w:pPr>
+      <w:r>
+        <w:rPr>
+          <w:rStyle w:val="SourceText"/>
+        </w:rPr>
+        <w:t xml:space="preserve">               │</w:t>
+      </w:r>
+    </w:p>
+    <w:p>
+      <w:pPr>
+        <w:pStyle w:val="PreformattedText"/>
+        <w:rPr/>
+      </w:pPr>
+      <w:r>
+        <w:rPr>
+          <w:rStyle w:val="SourceText"/>
+        </w:rPr>
+        <w:t xml:space="preserve">               ▼</w:t>
+      </w:r>
+    </w:p>
+    <w:p>
+      <w:pPr>
+        <w:pStyle w:val="PreformattedText"/>
+        <w:rPr/>
+      </w:pPr>
+      <w:r>
+        <w:rPr>
+          <w:rStyle w:val="SourceText"/>
+        </w:rPr>
+        <w:t xml:space="preserve">             ┌─────┐</w:t>
+      </w:r>
+    </w:p>
+    <w:p>
+      <w:pPr>
+        <w:pStyle w:val="PreformattedText"/>
+        <w:rPr/>
+      </w:pPr>
+      <w:r>
+        <w:rPr>
+          <w:rStyle w:val="SourceText"/>
+        </w:rPr>
+        <w:t xml:space="preserve">        </w:t>
+      </w:r>
+      <w:r>
+        <w:rPr>
+          <w:rStyle w:val="SourceText"/>
+        </w:rPr>
+        <w:t>B ──▶│ XOR │────── Sum</w:t>
+      </w:r>
+    </w:p>
+    <w:p>
+      <w:pPr>
+        <w:pStyle w:val="PreformattedText"/>
+        <w:rPr/>
+      </w:pPr>
+      <w:r>
+        <w:rPr>
+          <w:rStyle w:val="SourceText"/>
+        </w:rPr>
+        <w:t xml:space="preserve">             └─────┘</w:t>
+      </w:r>
+    </w:p>
+    <w:p>
+      <w:pPr>
+        <w:pStyle w:val="PreformattedText"/>
+        <w:rPr/>
+      </w:pPr>
+      <w:r>
+        <w:rPr>
+          <w:rStyle w:val="SourceText"/>
+        </w:rPr>
+        <w:t xml:space="preserve">        </w:t>
+      </w:r>
+      <w:r>
+        <w:rPr>
+          <w:rStyle w:val="SourceText"/>
+        </w:rPr>
+        <w:t>A ─────┐</w:t>
+      </w:r>
+    </w:p>
+    <w:p>
+      <w:pPr>
+        <w:pStyle w:val="PreformattedText"/>
+        <w:rPr/>
+      </w:pPr>
+      <w:r>
+        <w:rPr>
+          <w:rStyle w:val="SourceText"/>
+        </w:rPr>
+        <w:t xml:space="preserve">               │</w:t>
+      </w:r>
+    </w:p>
+    <w:p>
+      <w:pPr>
+        <w:pStyle w:val="PreformattedText"/>
+        <w:rPr/>
+      </w:pPr>
+      <w:r>
+        <w:rPr>
+          <w:rStyle w:val="SourceText"/>
+        </w:rPr>
+        <w:t xml:space="preserve">               ▼</w:t>
+      </w:r>
+    </w:p>
+    <w:p>
+      <w:pPr>
+        <w:pStyle w:val="PreformattedText"/>
+        <w:rPr/>
+      </w:pPr>
+      <w:r>
+        <w:rPr>
+          <w:rStyle w:val="SourceText"/>
+        </w:rPr>
+        <w:t xml:space="preserve">             ┌─────┐</w:t>
+      </w:r>
+    </w:p>
+    <w:p>
+      <w:pPr>
+        <w:pStyle w:val="PreformattedText"/>
+        <w:rPr/>
+      </w:pPr>
+      <w:r>
+        <w:rPr>
+          <w:rStyle w:val="SourceText"/>
+        </w:rPr>
+        <w:t xml:space="preserve">        </w:t>
+      </w:r>
+      <w:r>
+        <w:rPr>
+          <w:rStyle w:val="SourceText"/>
+        </w:rPr>
+        <w:t>B ──▶│ AND │────── Carry</w:t>
+      </w:r>
+    </w:p>
+    <w:p>
+      <w:pPr>
+        <w:pStyle w:val="PreformattedText"/>
+        <w:spacing w:before="0" w:after="283"/>
+        <w:rPr/>
+      </w:pPr>
+      <w:r>
+        <w:rPr>
+          <w:rStyle w:val="SourceText"/>
+        </w:rPr>
+        <w:t xml:space="preserve">             └─────┘</w:t>
+      </w:r>
+    </w:p>
+    <w:p>
+      <w:pPr>
+        <w:sectPr>
+          <w:type w:val="continuous"/>
+          <w:pgSz w:w="11906" w:h="16838"/>
+          <w:pgMar w:left="1134" w:right="1134" w:gutter="0" w:header="0" w:top="1134" w:footer="0" w:bottom="1134"/>
+          <w:formProt w:val="false"/>
+          <w:textDirection w:val="lrTb"/>
+          <w:docGrid w:type="default" w:linePitch="100" w:charSpace="0"/>
+        </w:sectPr>
+      </w:pPr>
+    </w:p>
+    <w:p>
+      <w:pPr>
+        <w:pStyle w:val="BodyText"/>
+        <w:rPr/>
+      </w:pPr>
+      <w:r>
+        <w:rPr/>
+      </w:r>
+    </w:p>
+    <w:p>
+      <w:pPr>
+        <w:pStyle w:val="Heading1"/>
+        <w:ind w:hanging="0" w:start="0"/>
+        <w:rPr/>
+      </w:pPr>
+      <w:r>
+        <w:rPr/>
+        <w:t>Full Adder</w:t>
+      </w:r>
+    </w:p>
+    <w:p>
+      <w:pPr>
+        <w:pStyle w:val="BodyText"/>
+        <w:rPr/>
+      </w:pPr>
+      <w:r>
+        <w:rPr/>
+        <w:t>To do</w:t>
+      </w:r>
+    </w:p>
+    <w:p>
+      <w:pPr>
+        <w:pStyle w:val="Heading1"/>
+        <w:ind w:hanging="0" w:start="0"/>
+        <w:rPr/>
+      </w:pPr>
+      <w:r>
+        <w:rPr/>
+        <w:t>Multiplexer (MUX)</w:t>
+      </w:r>
+    </w:p>
+    <w:p>
+      <w:pPr>
+        <w:pStyle w:val="BodyText"/>
+        <w:rPr/>
+      </w:pPr>
+      <w:r>
+        <w:rPr/>
+        <w:t>To do</w:t>
+      </w:r>
+    </w:p>
+    <w:p>
+      <w:pPr>
+        <w:pStyle w:val="Heading1"/>
+        <w:ind w:hanging="0" w:start="0"/>
+        <w:rPr/>
+      </w:pPr>
+      <w:r>
+        <w:rPr/>
+        <w:t>Decoder</w:t>
+      </w:r>
+    </w:p>
+    <w:p>
+      <w:pPr>
+        <w:pStyle w:val="BodyText"/>
+        <w:rPr/>
+      </w:pPr>
+      <w:r>
+        <w:rPr/>
+        <w:t>To do</w:t>
+      </w:r>
+    </w:p>
+    <w:p>
+      <w:pPr>
+        <w:pStyle w:val="Heading1"/>
+        <w:ind w:hanging="0" w:start="0"/>
+        <w:rPr/>
+      </w:pPr>
+      <w:r>
+        <w:rPr/>
+        <w:t>Encoder</w:t>
+      </w:r>
+    </w:p>
+    <w:p>
+      <w:pPr>
+        <w:pStyle w:val="BodyText"/>
+        <w:rPr/>
+      </w:pPr>
+      <w:r>
+        <w:rPr/>
+        <w:t>To do</w:t>
+      </w:r>
+    </w:p>
+    <w:p>
+      <w:pPr>
+        <w:pStyle w:val="Heading1"/>
+        <w:ind w:hanging="0" w:start="0"/>
+        <w:rPr/>
+      </w:pPr>
+      <w:r>
+        <w:rPr/>
+        <w:t>Comparator</w:t>
+      </w:r>
+    </w:p>
+    <w:p>
+      <w:pPr>
+        <w:pStyle w:val="BodyText"/>
+        <w:spacing w:before="0" w:after="140"/>
+        <w:rPr/>
+      </w:pPr>
+      <w:r>
+        <w:rPr/>
+        <w:t>todo</w:t>
+      </w:r>
+    </w:p>
     <w:sectPr>
-      <w:type w:val="nextPage"/>
+      <w:type w:val="continuous"/>
       <w:pgSz w:w="11906" w:h="16838"/>
       <w:pgMar w:left="1134" w:right="1134" w:gutter="0" w:header="0" w:top="1134" w:footer="0" w:bottom="1134"/>
       <w:pgNumType w:fmt="decimal"/>
@@ -142,6 +1337,7 @@
         </w:tabs>
         <w:ind w:start="0" w:hanging="0"/>
       </w:pPr>
+      <w:rPr/>
     </w:lvl>
     <w:lvl w:ilvl="2">
       <w:start w:val="1"/>
@@ -155,6 +1351,7 @@
         </w:tabs>
         <w:ind w:start="0" w:hanging="0"/>
       </w:pPr>
+      <w:rPr/>
     </w:lvl>
     <w:lvl w:ilvl="3">
       <w:start w:val="1"/>
@@ -168,6 +1365,7 @@
         </w:tabs>
         <w:ind w:start="0" w:hanging="0"/>
       </w:pPr>
+      <w:rPr/>
     </w:lvl>
     <w:lvl w:ilvl="4">
       <w:start w:val="1"/>
@@ -181,6 +1379,7 @@
         </w:tabs>
         <w:ind w:start="0" w:hanging="0"/>
       </w:pPr>
+      <w:rPr/>
     </w:lvl>
     <w:lvl w:ilvl="5">
       <w:start w:val="1"/>
@@ -194,6 +1393,7 @@
         </w:tabs>
         <w:ind w:start="0" w:hanging="0"/>
       </w:pPr>
+      <w:rPr/>
     </w:lvl>
     <w:lvl w:ilvl="6">
       <w:start w:val="1"/>
@@ -207,6 +1407,7 @@
         </w:tabs>
         <w:ind w:start="0" w:hanging="0"/>
       </w:pPr>
+      <w:rPr/>
     </w:lvl>
     <w:lvl w:ilvl="7">
       <w:start w:val="1"/>
@@ -220,6 +1421,7 @@
         </w:tabs>
         <w:ind w:start="0" w:hanging="0"/>
       </w:pPr>
+      <w:rPr/>
     </w:lvl>
     <w:lvl w:ilvl="8">
       <w:start w:val="1"/>
@@ -233,6 +1435,7 @@
         </w:tabs>
         <w:ind w:start="0" w:hanging="0"/>
       </w:pPr>
+      <w:rPr/>
     </w:lvl>
   </w:abstractNum>
   <w:num w:numId="1">
@@ -302,6 +1505,21 @@
     <w:name w:val="Numbering Symbols"/>
     <w:qFormat/>
     <w:rPr/>
+  </w:style>
+  <w:style w:type="character" w:styleId="Strong">
+    <w:name w:val="Strong"/>
+    <w:qFormat/>
+    <w:rPr>
+      <w:b/>
+      <w:bCs/>
+    </w:rPr>
+  </w:style>
+  <w:style w:type="character" w:styleId="SourceText">
+    <w:name w:val="Source Text"/>
+    <w:qFormat/>
+    <w:rPr>
+      <w:rFonts w:ascii="Liberation Mono" w:hAnsi="Liberation Mono" w:eastAsia="Noto Sans Mono CJK SC" w:cs="Liberation Mono"/>
+    </w:rPr>
   </w:style>
   <w:style w:type="paragraph" w:styleId="Heading">
     <w:name w:val="Heading"/>
@@ -360,6 +1578,29 @@
     <w:rPr>
       <w:rFonts w:cs="Noto Sans Devanagari"/>
     </w:rPr>
+  </w:style>
+  <w:style w:type="paragraph" w:styleId="PreformattedText">
+    <w:name w:val="Preformatted Text"/>
+    <w:basedOn w:val="Normal"/>
+    <w:qFormat/>
+    <w:pPr>
+      <w:spacing w:before="0" w:after="0"/>
+    </w:pPr>
+    <w:rPr>
+      <w:rFonts w:ascii="Liberation Mono" w:hAnsi="Liberation Mono" w:eastAsia="Noto Sans Mono CJK SC" w:cs="Liberation Mono"/>
+      <w:sz w:val="20"/>
+      <w:szCs w:val="20"/>
+    </w:rPr>
+  </w:style>
+  <w:style w:type="paragraph" w:styleId="TableContents">
+    <w:name w:val="Table Contents"/>
+    <w:basedOn w:val="Normal"/>
+    <w:qFormat/>
+    <w:pPr>
+      <w:widowControl w:val="false"/>
+      <w:suppressLineNumbers/>
+    </w:pPr>
+    <w:rPr/>
   </w:style>
 </w:styles>
 </file>

--- a/Doc/OnTap/Verilog Mạch tổ hợp (Combinational Circuit).docx
+++ b/Doc/OnTap/Verilog Mạch tổ hợp (Combinational Circuit).docx
@@ -98,6 +98,17 @@
       <w:r>
         <w:rPr/>
         <w:t>Đã làm ở thực hành Verilog_Module_Assign_HalfAdder.docx</w:t>
+      </w:r>
+    </w:p>
+    <w:p>
+      <w:pPr>
+        <w:pStyle w:val="Normal"/>
+        <w:bidi w:val="0"/>
+        <w:jc w:val="start"/>
+        <w:rPr/>
+      </w:pPr>
+      <w:r>
+        <w:rPr/>
       </w:r>
     </w:p>
     <w:p>
@@ -214,7 +225,6 @@
           <w:type w:val="continuous"/>
           <w:pgSz w:w="11906" w:h="16838"/>
           <w:pgMar w:left="1134" w:right="1134" w:gutter="0" w:header="0" w:top="1134" w:footer="0" w:bottom="1134"/>
-          <w:pgNumType w:fmt="decimal"/>
           <w:formProt w:val="false"/>
           <w:textDirection w:val="lrTb"/>
           <w:docGrid w:type="default" w:linePitch="100" w:charSpace="0"/>
@@ -277,7 +287,6 @@
           <w:type w:val="continuous"/>
           <w:pgSz w:w="11906" w:h="16838"/>
           <w:pgMar w:left="1134" w:right="1134" w:gutter="0" w:header="0" w:top="1134" w:footer="0" w:bottom="1134"/>
-          <w:pgNumType w:fmt="decimal"/>
           <w:formProt w:val="false"/>
           <w:textDirection w:val="lrTb"/>
           <w:docGrid w:type="default" w:linePitch="100" w:charSpace="0"/>
@@ -388,7 +397,6 @@
           <w:type w:val="continuous"/>
           <w:pgSz w:w="11906" w:h="16838"/>
           <w:pgMar w:left="1134" w:right="1134" w:gutter="0" w:header="0" w:top="1134" w:footer="0" w:bottom="1134"/>
-          <w:pgNumType w:fmt="decimal"/>
           <w:formProt w:val="false"/>
           <w:textDirection w:val="lrTb"/>
           <w:docGrid w:type="default" w:linePitch="100" w:charSpace="0"/>
@@ -439,7 +447,6 @@
           <w:type w:val="continuous"/>
           <w:pgSz w:w="11906" w:h="16838"/>
           <w:pgMar w:left="1134" w:right="1134" w:gutter="0" w:header="0" w:top="1134" w:footer="0" w:bottom="1134"/>
-          <w:pgNumType w:fmt="decimal"/>
           <w:formProt w:val="false"/>
           <w:textDirection w:val="lrTb"/>
           <w:docGrid w:type="default" w:linePitch="100" w:charSpace="0"/>
@@ -511,7 +518,7 @@
       </w:tblPr>
       <w:tblGrid>
         <w:gridCol w:w="2124"/>
-        <w:gridCol w:w="2068"/>
+        <w:gridCol w:w="2067"/>
         <w:gridCol w:w="2792"/>
         <w:gridCol w:w="2654"/>
       </w:tblGrid>
@@ -546,7 +553,7 @@
         </w:tc>
         <w:tc>
           <w:tcPr>
-            <w:tcW w:w="2068" w:type="dxa"/>
+            <w:tcW w:w="2067" w:type="dxa"/>
             <w:tcBorders>
               <w:top w:val="single" w:sz="4" w:space="0" w:color="000000"/>
               <w:start w:val="single" w:sz="4" w:space="0" w:color="000000"/>
@@ -651,7 +658,7 @@
         </w:tc>
         <w:tc>
           <w:tcPr>
-            <w:tcW w:w="2068" w:type="dxa"/>
+            <w:tcW w:w="2067" w:type="dxa"/>
             <w:tcBorders>
               <w:start w:val="single" w:sz="4" w:space="0" w:color="000000"/>
               <w:bottom w:val="single" w:sz="4" w:space="0" w:color="000000"/>
@@ -735,7 +742,7 @@
         </w:tc>
         <w:tc>
           <w:tcPr>
-            <w:tcW w:w="2068" w:type="dxa"/>
+            <w:tcW w:w="2067" w:type="dxa"/>
             <w:tcBorders>
               <w:start w:val="single" w:sz="4" w:space="0" w:color="000000"/>
               <w:bottom w:val="single" w:sz="4" w:space="0" w:color="000000"/>
@@ -819,7 +826,7 @@
         </w:tc>
         <w:tc>
           <w:tcPr>
-            <w:tcW w:w="2068" w:type="dxa"/>
+            <w:tcW w:w="2067" w:type="dxa"/>
             <w:tcBorders>
               <w:start w:val="single" w:sz="4" w:space="0" w:color="000000"/>
               <w:bottom w:val="single" w:sz="4" w:space="0" w:color="000000"/>
@@ -903,7 +910,7 @@
         </w:tc>
         <w:tc>
           <w:tcPr>
-            <w:tcW w:w="2068" w:type="dxa"/>
+            <w:tcW w:w="2067" w:type="dxa"/>
             <w:tcBorders>
               <w:start w:val="single" w:sz="4" w:space="0" w:color="000000"/>
               <w:bottom w:val="single" w:sz="4" w:space="0" w:color="000000"/>
@@ -981,191 +988,6 @@
       <w:r>
         <w:rPr/>
         <w:t>Mạch logic</w:t>
-      </w:r>
-    </w:p>
-    <w:p>
-      <w:pPr>
-        <w:sectPr>
-          <w:type w:val="continuous"/>
-          <w:pgSz w:w="11906" w:h="16838"/>
-          <w:pgMar w:left="1134" w:right="1134" w:gutter="0" w:header="0" w:top="1134" w:footer="0" w:bottom="1134"/>
-          <w:pgNumType w:fmt="decimal"/>
-          <w:formProt w:val="false"/>
-          <w:textDirection w:val="lrTb"/>
-          <w:docGrid w:type="default" w:linePitch="100" w:charSpace="0"/>
-        </w:sectPr>
-      </w:pPr>
-    </w:p>
-    <w:p>
-      <w:pPr>
-        <w:pStyle w:val="PreformattedText"/>
-        <w:ind w:hanging="0" w:start="0" w:end="0"/>
-        <w:rPr/>
-      </w:pPr>
-      <w:bookmarkStart w:id="4" w:name="code-block-viewer_Copy_5"/>
-      <w:bookmarkEnd w:id="4"/>
-      <w:r>
-        <w:rPr>
-          <w:rStyle w:val="SourceText"/>
-        </w:rPr>
-        <w:t xml:space="preserve">        </w:t>
-      </w:r>
-      <w:r>
-        <w:rPr>
-          <w:rStyle w:val="SourceText"/>
-        </w:rPr>
-        <w:t>A ─────┐</w:t>
-      </w:r>
-    </w:p>
-    <w:p>
-      <w:pPr>
-        <w:pStyle w:val="PreformattedText"/>
-        <w:rPr/>
-      </w:pPr>
-      <w:r>
-        <w:rPr>
-          <w:rStyle w:val="SourceText"/>
-        </w:rPr>
-        <w:t xml:space="preserve">               │</w:t>
-      </w:r>
-    </w:p>
-    <w:p>
-      <w:pPr>
-        <w:pStyle w:val="PreformattedText"/>
-        <w:rPr/>
-      </w:pPr>
-      <w:r>
-        <w:rPr>
-          <w:rStyle w:val="SourceText"/>
-        </w:rPr>
-        <w:t xml:space="preserve">               ▼</w:t>
-      </w:r>
-    </w:p>
-    <w:p>
-      <w:pPr>
-        <w:pStyle w:val="PreformattedText"/>
-        <w:rPr/>
-      </w:pPr>
-      <w:r>
-        <w:rPr>
-          <w:rStyle w:val="SourceText"/>
-        </w:rPr>
-        <w:t xml:space="preserve">             ┌─────┐</w:t>
-      </w:r>
-    </w:p>
-    <w:p>
-      <w:pPr>
-        <w:pStyle w:val="PreformattedText"/>
-        <w:rPr/>
-      </w:pPr>
-      <w:r>
-        <w:rPr>
-          <w:rStyle w:val="SourceText"/>
-        </w:rPr>
-        <w:t xml:space="preserve">        </w:t>
-      </w:r>
-      <w:r>
-        <w:rPr>
-          <w:rStyle w:val="SourceText"/>
-        </w:rPr>
-        <w:t>B ──▶│ XOR │────── Sum</w:t>
-      </w:r>
-    </w:p>
-    <w:p>
-      <w:pPr>
-        <w:pStyle w:val="PreformattedText"/>
-        <w:rPr/>
-      </w:pPr>
-      <w:r>
-        <w:rPr>
-          <w:rStyle w:val="SourceText"/>
-        </w:rPr>
-        <w:t xml:space="preserve">             └─────┘</w:t>
-      </w:r>
-    </w:p>
-    <w:p>
-      <w:pPr>
-        <w:pStyle w:val="PreformattedText"/>
-        <w:rPr/>
-      </w:pPr>
-      <w:r>
-        <w:rPr>
-          <w:rStyle w:val="SourceText"/>
-        </w:rPr>
-        <w:t xml:space="preserve">        </w:t>
-      </w:r>
-      <w:r>
-        <w:rPr>
-          <w:rStyle w:val="SourceText"/>
-        </w:rPr>
-        <w:t>A ─────┐</w:t>
-      </w:r>
-    </w:p>
-    <w:p>
-      <w:pPr>
-        <w:pStyle w:val="PreformattedText"/>
-        <w:rPr/>
-      </w:pPr>
-      <w:r>
-        <w:rPr>
-          <w:rStyle w:val="SourceText"/>
-        </w:rPr>
-        <w:t xml:space="preserve">               │</w:t>
-      </w:r>
-    </w:p>
-    <w:p>
-      <w:pPr>
-        <w:pStyle w:val="PreformattedText"/>
-        <w:rPr/>
-      </w:pPr>
-      <w:r>
-        <w:rPr>
-          <w:rStyle w:val="SourceText"/>
-        </w:rPr>
-        <w:t xml:space="preserve">               ▼</w:t>
-      </w:r>
-    </w:p>
-    <w:p>
-      <w:pPr>
-        <w:pStyle w:val="PreformattedText"/>
-        <w:rPr/>
-      </w:pPr>
-      <w:r>
-        <w:rPr>
-          <w:rStyle w:val="SourceText"/>
-        </w:rPr>
-        <w:t xml:space="preserve">             ┌─────┐</w:t>
-      </w:r>
-    </w:p>
-    <w:p>
-      <w:pPr>
-        <w:pStyle w:val="PreformattedText"/>
-        <w:rPr/>
-      </w:pPr>
-      <w:r>
-        <w:rPr>
-          <w:rStyle w:val="SourceText"/>
-        </w:rPr>
-        <w:t xml:space="preserve">        </w:t>
-      </w:r>
-      <w:r>
-        <w:rPr>
-          <w:rStyle w:val="SourceText"/>
-        </w:rPr>
-        <w:t>B ──▶│ AND │────── Carry</w:t>
-      </w:r>
-    </w:p>
-    <w:p>
-      <w:pPr>
-        <w:pStyle w:val="PreformattedText"/>
-        <w:spacing w:before="0" w:after="283"/>
-        <w:rPr/>
-      </w:pPr>
-      <w:r>
-        <w:rPr>
-          <w:rStyle w:val="SourceText"/>
-        </w:rPr>
-        <w:t xml:space="preserve">             └─────┘</w:t>
       </w:r>
     </w:p>
     <w:p>
@@ -1182,11 +1004,511 @@
     </w:p>
     <w:p>
       <w:pPr>
-        <w:pStyle w:val="BodyText"/>
-        <w:rPr/>
-      </w:pPr>
-      <w:r>
-        <w:rPr/>
+        <w:pStyle w:val="PreformattedText"/>
+        <w:ind w:hanging="0" w:start="0" w:end="0"/>
+        <w:rPr/>
+      </w:pPr>
+      <w:bookmarkStart w:id="4" w:name="code-block-viewer_Copy_5"/>
+      <w:bookmarkEnd w:id="4"/>
+      <w:r>
+        <w:rPr>
+          <w:rStyle w:val="SourceText"/>
+        </w:rPr>
+        <w:t xml:space="preserve">        </w:t>
+      </w:r>
+      <w:r>
+        <w:rPr>
+          <w:rStyle w:val="SourceText"/>
+        </w:rPr>
+        <w:t>A ─────┐</w:t>
+      </w:r>
+    </w:p>
+    <w:p>
+      <w:pPr>
+        <w:pStyle w:val="PreformattedText"/>
+        <w:rPr/>
+      </w:pPr>
+      <w:r>
+        <w:rPr>
+          <w:rStyle w:val="SourceText"/>
+        </w:rPr>
+        <w:t xml:space="preserve">               │</w:t>
+      </w:r>
+    </w:p>
+    <w:p>
+      <w:pPr>
+        <w:pStyle w:val="PreformattedText"/>
+        <w:rPr/>
+      </w:pPr>
+      <w:r>
+        <w:rPr>
+          <w:rStyle w:val="SourceText"/>
+        </w:rPr>
+        <w:t xml:space="preserve">               ▼</w:t>
+      </w:r>
+    </w:p>
+    <w:p>
+      <w:pPr>
+        <w:pStyle w:val="PreformattedText"/>
+        <w:rPr/>
+      </w:pPr>
+      <w:r>
+        <w:rPr>
+          <w:rStyle w:val="SourceText"/>
+        </w:rPr>
+        <w:t xml:space="preserve">             ┌─────┐</w:t>
+      </w:r>
+    </w:p>
+    <w:p>
+      <w:pPr>
+        <w:pStyle w:val="PreformattedText"/>
+        <w:rPr/>
+      </w:pPr>
+      <w:r>
+        <w:rPr>
+          <w:rStyle w:val="SourceText"/>
+        </w:rPr>
+        <w:t xml:space="preserve">        </w:t>
+      </w:r>
+      <w:r>
+        <w:rPr>
+          <w:rStyle w:val="SourceText"/>
+        </w:rPr>
+        <w:t>B ──▶│ XOR │────── Sum</w:t>
+      </w:r>
+    </w:p>
+    <w:p>
+      <w:pPr>
+        <w:pStyle w:val="PreformattedText"/>
+        <w:rPr/>
+      </w:pPr>
+      <w:r>
+        <w:rPr>
+          <w:rStyle w:val="SourceText"/>
+        </w:rPr>
+        <w:t xml:space="preserve">             └─────┘</w:t>
+      </w:r>
+    </w:p>
+    <w:p>
+      <w:pPr>
+        <w:pStyle w:val="PreformattedText"/>
+        <w:rPr/>
+      </w:pPr>
+      <w:r>
+        <w:rPr>
+          <w:rStyle w:val="SourceText"/>
+        </w:rPr>
+        <w:t xml:space="preserve">        </w:t>
+      </w:r>
+      <w:r>
+        <w:rPr>
+          <w:rStyle w:val="SourceText"/>
+        </w:rPr>
+        <w:t>A ─────┐</w:t>
+      </w:r>
+    </w:p>
+    <w:p>
+      <w:pPr>
+        <w:pStyle w:val="PreformattedText"/>
+        <w:rPr/>
+      </w:pPr>
+      <w:r>
+        <w:rPr>
+          <w:rStyle w:val="SourceText"/>
+        </w:rPr>
+        <w:t xml:space="preserve">               │</w:t>
+      </w:r>
+    </w:p>
+    <w:p>
+      <w:pPr>
+        <w:pStyle w:val="PreformattedText"/>
+        <w:rPr/>
+      </w:pPr>
+      <w:r>
+        <w:rPr>
+          <w:rStyle w:val="SourceText"/>
+        </w:rPr>
+        <w:t xml:space="preserve">               ▼</w:t>
+      </w:r>
+    </w:p>
+    <w:p>
+      <w:pPr>
+        <w:pStyle w:val="PreformattedText"/>
+        <w:rPr/>
+      </w:pPr>
+      <w:r>
+        <w:rPr>
+          <w:rStyle w:val="SourceText"/>
+        </w:rPr>
+        <w:t xml:space="preserve">             ┌─────┐</w:t>
+      </w:r>
+    </w:p>
+    <w:p>
+      <w:pPr>
+        <w:pStyle w:val="PreformattedText"/>
+        <w:rPr/>
+      </w:pPr>
+      <w:r>
+        <w:rPr>
+          <w:rStyle w:val="SourceText"/>
+        </w:rPr>
+        <w:t xml:space="preserve">        </w:t>
+      </w:r>
+      <w:r>
+        <w:rPr>
+          <w:rStyle w:val="SourceText"/>
+        </w:rPr>
+        <w:t>B ──▶│ AND │────── Carry</w:t>
+      </w:r>
+    </w:p>
+    <w:p>
+      <w:pPr>
+        <w:pStyle w:val="PreformattedText"/>
+        <w:spacing w:before="0" w:after="283"/>
+        <w:rPr/>
+      </w:pPr>
+      <w:r>
+        <w:rPr>
+          <w:rStyle w:val="SourceText"/>
+        </w:rPr>
+        <w:t xml:space="preserve">             └─────┘</w:t>
+      </w:r>
+    </w:p>
+    <w:p>
+      <w:pPr>
+        <w:sectPr>
+          <w:type w:val="continuous"/>
+          <w:pgSz w:w="11906" w:h="16838"/>
+          <w:pgMar w:left="1134" w:right="1134" w:gutter="0" w:header="0" w:top="1134" w:footer="0" w:bottom="1134"/>
+          <w:formProt w:val="false"/>
+          <w:textDirection w:val="lrTb"/>
+          <w:docGrid w:type="default" w:linePitch="100" w:charSpace="0"/>
+        </w:sectPr>
+      </w:pPr>
+    </w:p>
+    <w:p>
+      <w:pPr>
+        <w:pStyle w:val="Heading2"/>
+        <w:ind w:hanging="0" w:start="0"/>
+        <w:rPr>
+          <w:u w:val="single"/>
+        </w:rPr>
+      </w:pPr>
+      <w:r>
+        <w:rPr>
+          <w:u w:val="single"/>
+        </w:rPr>
+        <w:t>Tại sao gọi là "Half" (nửa)?</w:t>
+      </w:r>
+    </w:p>
+    <w:p>
+      <w:pPr>
+        <w:pStyle w:val="BodyText"/>
+        <w:rPr/>
+      </w:pPr>
+      <w:r>
+        <w:rPr/>
+        <w:t xml:space="preserve">Vì nó </w:t>
+      </w:r>
+      <w:r>
+        <w:rPr>
+          <w:rStyle w:val="Strong"/>
+        </w:rPr>
+        <w:t>chỉ cộng được 2 bit</w:t>
+      </w:r>
+      <w:r>
+        <w:rPr/>
+        <w:t>.</w:t>
+      </w:r>
+    </w:p>
+    <w:p>
+      <w:pPr>
+        <w:pStyle w:val="BodyText"/>
+        <w:rPr/>
+      </w:pPr>
+      <w:r>
+        <w:rPr/>
+        <w:t xml:space="preserve">Nó </w:t>
+      </w:r>
+      <w:r>
+        <w:rPr>
+          <w:rStyle w:val="Strong"/>
+        </w:rPr>
+        <w:t>không có Carry vào (Carry In)</w:t>
+      </w:r>
+      <w:r>
+        <w:rPr/>
+        <w:t>.</w:t>
+      </w:r>
+    </w:p>
+    <w:p>
+      <w:pPr>
+        <w:pStyle w:val="BodyText"/>
+        <w:rPr/>
+      </w:pPr>
+      <w:r>
+        <w:rPr/>
+        <w:t>Ví dụ:</w:t>
+      </w:r>
+    </w:p>
+    <w:p>
+      <w:pPr>
+        <w:sectPr>
+          <w:type w:val="continuous"/>
+          <w:pgSz w:w="11906" w:h="16838"/>
+          <w:pgMar w:left="1134" w:right="1134" w:gutter="0" w:header="0" w:top="1134" w:footer="0" w:bottom="1134"/>
+          <w:formProt w:val="false"/>
+          <w:textDirection w:val="lrTb"/>
+          <w:docGrid w:type="default" w:linePitch="100" w:charSpace="0"/>
+        </w:sectPr>
+      </w:pPr>
+    </w:p>
+    <w:p>
+      <w:pPr>
+        <w:pStyle w:val="PreformattedText"/>
+        <w:ind w:hanging="0" w:start="0" w:end="0"/>
+        <w:rPr/>
+      </w:pPr>
+      <w:r>
+        <w:rPr>
+          <w:rStyle w:val="SourceText"/>
+        </w:rPr>
+        <w:t xml:space="preserve">   </w:t>
+      </w:r>
+      <w:r>
+        <w:rPr>
+          <w:rStyle w:val="SourceText"/>
+        </w:rPr>
+        <w:t>1</w:t>
+      </w:r>
+    </w:p>
+    <w:p>
+      <w:pPr>
+        <w:pStyle w:val="PreformattedText"/>
+        <w:rPr/>
+      </w:pPr>
+      <w:r>
+        <w:rPr>
+          <w:rStyle w:val="SourceText"/>
+        </w:rPr>
+        <w:t xml:space="preserve"> </w:t>
+      </w:r>
+      <w:r>
+        <w:rPr>
+          <w:rStyle w:val="SourceText"/>
+        </w:rPr>
+        <w:t>+ 1</w:t>
+      </w:r>
+    </w:p>
+    <w:p>
+      <w:pPr>
+        <w:pStyle w:val="PreformattedText"/>
+        <w:spacing w:before="0" w:after="283"/>
+        <w:rPr/>
+      </w:pPr>
+      <w:r>
+        <w:rPr>
+          <w:rStyle w:val="SourceText"/>
+        </w:rPr>
+        <w:t xml:space="preserve"> </w:t>
+      </w:r>
+      <w:r>
+        <w:rPr>
+          <w:rStyle w:val="SourceText"/>
+        </w:rPr>
+        <w:t>----</w:t>
+      </w:r>
+    </w:p>
+    <w:p>
+      <w:pPr>
+        <w:sectPr>
+          <w:type w:val="continuous"/>
+          <w:pgSz w:w="11906" w:h="16838"/>
+          <w:pgMar w:left="1134" w:right="1134" w:gutter="0" w:header="0" w:top="1134" w:footer="0" w:bottom="1134"/>
+          <w:formProt w:val="false"/>
+          <w:textDirection w:val="lrTb"/>
+          <w:docGrid w:type="default" w:linePitch="100" w:charSpace="0"/>
+        </w:sectPr>
+      </w:pPr>
+    </w:p>
+    <w:p>
+      <w:pPr>
+        <w:pStyle w:val="BodyText"/>
+        <w:rPr/>
+      </w:pPr>
+      <w:r>
+        <w:rPr/>
+        <w:t>Half Adder làm được.</w:t>
+      </w:r>
+    </w:p>
+    <w:p>
+      <w:pPr>
+        <w:pStyle w:val="BodyText"/>
+        <w:rPr/>
+      </w:pPr>
+      <w:r>
+        <w:rPr/>
+        <w:t>Nhưng khi cộng số nhiều bit:</w:t>
+      </w:r>
+    </w:p>
+    <w:p>
+      <w:pPr>
+        <w:sectPr>
+          <w:type w:val="continuous"/>
+          <w:pgSz w:w="11906" w:h="16838"/>
+          <w:pgMar w:left="1134" w:right="1134" w:gutter="0" w:header="0" w:top="1134" w:footer="0" w:bottom="1134"/>
+          <w:formProt w:val="false"/>
+          <w:textDirection w:val="lrTb"/>
+          <w:docGrid w:type="default" w:linePitch="100" w:charSpace="0"/>
+        </w:sectPr>
+      </w:pPr>
+    </w:p>
+    <w:p>
+      <w:pPr>
+        <w:pStyle w:val="PreformattedText"/>
+        <w:ind w:hanging="0" w:start="0" w:end="0"/>
+        <w:rPr/>
+      </w:pPr>
+      <w:bookmarkStart w:id="5" w:name="code-block-viewer_Copy_1"/>
+      <w:bookmarkEnd w:id="5"/>
+      <w:r>
+        <w:rPr>
+          <w:rStyle w:val="SourceText"/>
+        </w:rPr>
+        <w:t xml:space="preserve">   </w:t>
+      </w:r>
+      <w:r>
+        <w:rPr>
+          <w:rStyle w:val="SourceText"/>
+        </w:rPr>
+        <w:t>1011</w:t>
+      </w:r>
+    </w:p>
+    <w:p>
+      <w:pPr>
+        <w:pStyle w:val="PreformattedText"/>
+        <w:spacing w:before="0" w:after="283"/>
+        <w:rPr/>
+      </w:pPr>
+      <w:r>
+        <w:rPr>
+          <w:rStyle w:val="SourceText"/>
+        </w:rPr>
+        <w:t xml:space="preserve"> </w:t>
+      </w:r>
+      <w:r>
+        <w:rPr>
+          <w:rStyle w:val="SourceText"/>
+        </w:rPr>
+        <w:t>+ 1101</w:t>
+      </w:r>
+    </w:p>
+    <w:p>
+      <w:pPr>
+        <w:sectPr>
+          <w:type w:val="continuous"/>
+          <w:pgSz w:w="11906" w:h="16838"/>
+          <w:pgMar w:left="1134" w:right="1134" w:gutter="0" w:header="0" w:top="1134" w:footer="0" w:bottom="1134"/>
+          <w:formProt w:val="false"/>
+          <w:textDirection w:val="lrTb"/>
+          <w:docGrid w:type="default" w:linePitch="100" w:charSpace="0"/>
+        </w:sectPr>
+      </w:pPr>
+    </w:p>
+    <w:p>
+      <w:pPr>
+        <w:pStyle w:val="BodyText"/>
+        <w:rPr/>
+      </w:pPr>
+      <w:r>
+        <w:rPr/>
+        <w:t>ở mỗi cột sẽ có bit nhớ từ cột trước truyền sang:</w:t>
+      </w:r>
+    </w:p>
+    <w:p>
+      <w:pPr>
+        <w:sectPr>
+          <w:type w:val="continuous"/>
+          <w:pgSz w:w="11906" w:h="16838"/>
+          <w:pgMar w:left="1134" w:right="1134" w:gutter="0" w:header="0" w:top="1134" w:footer="0" w:bottom="1134"/>
+          <w:formProt w:val="false"/>
+          <w:textDirection w:val="lrTb"/>
+          <w:docGrid w:type="default" w:linePitch="100" w:charSpace="0"/>
+        </w:sectPr>
+      </w:pPr>
+    </w:p>
+    <w:p>
+      <w:pPr>
+        <w:pStyle w:val="PreformattedText"/>
+        <w:spacing w:before="0" w:after="283"/>
+        <w:ind w:hanging="0" w:start="0" w:end="0"/>
+        <w:rPr/>
+      </w:pPr>
+      <w:bookmarkStart w:id="6" w:name="code-block-viewer_Copy_2"/>
+      <w:bookmarkEnd w:id="6"/>
+      <w:r>
+        <w:rPr>
+          <w:rStyle w:val="SourceText"/>
+        </w:rPr>
+        <w:t>Carry In</w:t>
+      </w:r>
+    </w:p>
+    <w:p>
+      <w:pPr>
+        <w:sectPr>
+          <w:type w:val="continuous"/>
+          <w:pgSz w:w="11906" w:h="16838"/>
+          <w:pgMar w:left="1134" w:right="1134" w:gutter="0" w:header="0" w:top="1134" w:footer="0" w:bottom="1134"/>
+          <w:formProt w:val="false"/>
+          <w:textDirection w:val="lrTb"/>
+          <w:docGrid w:type="default" w:linePitch="100" w:charSpace="0"/>
+        </w:sectPr>
+      </w:pPr>
+    </w:p>
+    <w:p>
+      <w:pPr>
+        <w:pStyle w:val="BodyText"/>
+        <w:rPr/>
+      </w:pPr>
+      <w:r>
+        <w:rPr/>
+        <w:t>Half Adder không xử lý được Carry In.</w:t>
+      </w:r>
+    </w:p>
+    <w:p>
+      <w:pPr>
+        <w:pStyle w:val="BodyText"/>
+        <w:rPr/>
+      </w:pPr>
+      <w:r>
+        <w:rPr/>
+        <w:t xml:space="preserve">Đó là lý do người ta tạo ra </w:t>
+      </w:r>
+      <w:r>
+        <w:rPr>
+          <w:rStyle w:val="Strong"/>
+        </w:rPr>
+        <w:t>Full Adder</w:t>
+      </w:r>
+      <w:r>
+        <w:rPr/>
+        <w:t>.</w:t>
+      </w:r>
+    </w:p>
+    <w:p>
+      <w:pPr>
+        <w:pStyle w:val="BodyText"/>
+        <w:rPr>
+          <w:b/>
+          <w:bCs/>
+        </w:rPr>
+      </w:pPr>
+      <w:r>
+        <w:rPr>
+          <w:b/>
+          <w:bCs/>
+        </w:rPr>
+        <w:t>Tức là sao ? tức là Half_Adder nó k có phép nhớ cho cả Cin-CarryIn  toán tử trước và Cout-carryOut toán tử sau  =&gt; ta cần full-adder.</w:t>
       </w:r>
     </w:p>
     <w:p>
@@ -1206,8 +1528,3934 @@
         <w:rPr/>
       </w:pPr>
       <w:r>
-        <w:rPr/>
-        <w:t>To do</w:t>
+        <w:rPr>
+          <w:rStyle w:val="Strong"/>
+        </w:rPr>
+        <w:t>Full Adder (FA)</w:t>
+      </w:r>
+      <w:r>
+        <w:rPr/>
+        <w:t xml:space="preserve"> là </w:t>
+      </w:r>
+      <w:r>
+        <w:rPr>
+          <w:rStyle w:val="Strong"/>
+        </w:rPr>
+        <w:t>mạch cộng 3 bit</w:t>
+      </w:r>
+      <w:r>
+        <w:rPr/>
+        <w:t>.</w:t>
+      </w:r>
+    </w:p>
+    <w:p>
+      <w:pPr>
+        <w:pStyle w:val="BodyText"/>
+        <w:rPr/>
+      </w:pPr>
+      <w:r>
+        <w:rPr/>
+        <w:t>Ba bit đó là:</w:t>
+      </w:r>
+    </w:p>
+    <w:p>
+      <w:pPr>
+        <w:sectPr>
+          <w:type w:val="continuous"/>
+          <w:pgSz w:w="11906" w:h="16838"/>
+          <w:pgMar w:left="1134" w:right="1134" w:gutter="0" w:header="0" w:top="1134" w:footer="0" w:bottom="1134"/>
+          <w:formProt w:val="false"/>
+          <w:textDirection w:val="lrTb"/>
+          <w:docGrid w:type="default" w:linePitch="100" w:charSpace="0"/>
+        </w:sectPr>
+      </w:pPr>
+    </w:p>
+    <w:p>
+      <w:pPr>
+        <w:pStyle w:val="PreformattedText"/>
+        <w:ind w:hanging="0" w:start="0" w:end="0"/>
+        <w:rPr/>
+      </w:pPr>
+      <w:bookmarkStart w:id="7" w:name="code-block-viewer_Copy_3"/>
+      <w:bookmarkEnd w:id="7"/>
+      <w:r>
+        <w:rPr>
+          <w:rStyle w:val="SourceText"/>
+        </w:rPr>
+        <w:t>A</w:t>
+      </w:r>
+    </w:p>
+    <w:p>
+      <w:pPr>
+        <w:pStyle w:val="PreformattedText"/>
+        <w:rPr/>
+      </w:pPr>
+      <w:r>
+        <w:rPr>
+          <w:rStyle w:val="SourceText"/>
+        </w:rPr>
+        <w:t>B</w:t>
+      </w:r>
+    </w:p>
+    <w:p>
+      <w:pPr>
+        <w:pStyle w:val="PreformattedText"/>
+        <w:spacing w:before="0" w:after="283"/>
+        <w:rPr/>
+      </w:pPr>
+      <w:r>
+        <w:rPr>
+          <w:rStyle w:val="SourceText"/>
+        </w:rPr>
+        <w:t>Cin (Carry In - bit nhớ từ phép cộng trước)</w:t>
+      </w:r>
+    </w:p>
+    <w:p>
+      <w:pPr>
+        <w:sectPr>
+          <w:type w:val="continuous"/>
+          <w:pgSz w:w="11906" w:h="16838"/>
+          <w:pgMar w:left="1134" w:right="1134" w:gutter="0" w:header="0" w:top="1134" w:footer="0" w:bottom="1134"/>
+          <w:formProt w:val="false"/>
+          <w:textDirection w:val="lrTb"/>
+          <w:docGrid w:type="default" w:linePitch="100" w:charSpace="0"/>
+        </w:sectPr>
+      </w:pPr>
+    </w:p>
+    <w:p>
+      <w:pPr>
+        <w:pStyle w:val="BodyText"/>
+        <w:rPr/>
+      </w:pPr>
+      <w:r>
+        <w:rPr/>
+        <w:t>Đầu ra:</w:t>
+      </w:r>
+    </w:p>
+    <w:p>
+      <w:pPr>
+        <w:sectPr>
+          <w:type w:val="continuous"/>
+          <w:pgSz w:w="11906" w:h="16838"/>
+          <w:pgMar w:left="1134" w:right="1134" w:gutter="0" w:header="0" w:top="1134" w:footer="0" w:bottom="1134"/>
+          <w:formProt w:val="false"/>
+          <w:textDirection w:val="lrTb"/>
+          <w:docGrid w:type="default" w:linePitch="100" w:charSpace="0"/>
+        </w:sectPr>
+      </w:pPr>
+    </w:p>
+    <w:p>
+      <w:pPr>
+        <w:pStyle w:val="PreformattedText"/>
+        <w:ind w:hanging="0" w:start="0" w:end="0"/>
+        <w:rPr/>
+      </w:pPr>
+      <w:bookmarkStart w:id="8" w:name="code-block-viewer_Copy_4"/>
+      <w:bookmarkEnd w:id="8"/>
+      <w:r>
+        <w:rPr>
+          <w:rStyle w:val="SourceText"/>
+        </w:rPr>
+        <w:t>Sum</w:t>
+      </w:r>
+    </w:p>
+    <w:p>
+      <w:pPr>
+        <w:pStyle w:val="PreformattedText"/>
+        <w:spacing w:before="0" w:after="283"/>
+        <w:rPr/>
+      </w:pPr>
+      <w:r>
+        <w:rPr>
+          <w:rStyle w:val="SourceText"/>
+        </w:rPr>
+        <w:t>Cout (Carry Out - bit nhớ sang phép cộng tiếp theo)</w:t>
+      </w:r>
+    </w:p>
+    <w:p>
+      <w:pPr>
+        <w:sectPr>
+          <w:type w:val="continuous"/>
+          <w:pgSz w:w="11906" w:h="16838"/>
+          <w:pgMar w:left="1134" w:right="1134" w:gutter="0" w:header="0" w:top="1134" w:footer="0" w:bottom="1134"/>
+          <w:formProt w:val="false"/>
+          <w:textDirection w:val="lrTb"/>
+          <w:docGrid w:type="default" w:linePitch="100" w:charSpace="0"/>
+        </w:sectPr>
+      </w:pPr>
+    </w:p>
+    <w:p>
+      <w:pPr>
+        <w:pStyle w:val="HorizontalLine"/>
+        <w:rPr/>
+      </w:pPr>
+      <w:r>
+        <w:rPr/>
+      </w:r>
+    </w:p>
+    <w:p>
+      <w:pPr>
+        <w:pStyle w:val="Heading2"/>
+        <w:ind w:hanging="0" w:start="0"/>
+        <w:rPr/>
+      </w:pPr>
+      <w:r>
+        <w:rPr/>
+        <w:t>Tại sao cần Full Adder?</w:t>
+      </w:r>
+    </w:p>
+    <w:p>
+      <w:pPr>
+        <w:pStyle w:val="BodyText"/>
+        <w:rPr/>
+      </w:pPr>
+      <w:r>
+        <w:rPr/>
+        <w:t>Giả sử cộng hai số 4 bit:</w:t>
+      </w:r>
+    </w:p>
+    <w:p>
+      <w:pPr>
+        <w:sectPr>
+          <w:type w:val="continuous"/>
+          <w:pgSz w:w="11906" w:h="16838"/>
+          <w:pgMar w:left="1134" w:right="1134" w:gutter="0" w:header="0" w:top="1134" w:footer="0" w:bottom="1134"/>
+          <w:formProt w:val="false"/>
+          <w:textDirection w:val="lrTb"/>
+          <w:docGrid w:type="default" w:linePitch="100" w:charSpace="0"/>
+        </w:sectPr>
+      </w:pPr>
+    </w:p>
+    <w:p>
+      <w:pPr>
+        <w:pStyle w:val="PreformattedText"/>
+        <w:ind w:hanging="0" w:start="0" w:end="0"/>
+        <w:rPr/>
+      </w:pPr>
+      <w:bookmarkStart w:id="9" w:name="code-block-viewer_Copy_5"/>
+      <w:bookmarkEnd w:id="9"/>
+      <w:r>
+        <w:rPr>
+          <w:rStyle w:val="SourceText"/>
+        </w:rPr>
+        <w:t xml:space="preserve">   </w:t>
+      </w:r>
+      <w:r>
+        <w:rPr>
+          <w:rStyle w:val="SourceText"/>
+        </w:rPr>
+        <w:t>1011</w:t>
+      </w:r>
+    </w:p>
+    <w:p>
+      <w:pPr>
+        <w:pStyle w:val="PreformattedText"/>
+        <w:spacing w:before="0" w:after="283"/>
+        <w:rPr/>
+      </w:pPr>
+      <w:r>
+        <w:rPr>
+          <w:rStyle w:val="SourceText"/>
+        </w:rPr>
+        <w:t xml:space="preserve"> </w:t>
+      </w:r>
+      <w:r>
+        <w:rPr>
+          <w:rStyle w:val="SourceText"/>
+        </w:rPr>
+        <w:t>+ 0110</w:t>
+      </w:r>
+    </w:p>
+    <w:p>
+      <w:pPr>
+        <w:sectPr>
+          <w:type w:val="continuous"/>
+          <w:pgSz w:w="11906" w:h="16838"/>
+          <w:pgMar w:left="1134" w:right="1134" w:gutter="0" w:header="0" w:top="1134" w:footer="0" w:bottom="1134"/>
+          <w:formProt w:val="false"/>
+          <w:textDirection w:val="lrTb"/>
+          <w:docGrid w:type="default" w:linePitch="100" w:charSpace="0"/>
+        </w:sectPr>
+      </w:pPr>
+    </w:p>
+    <w:p>
+      <w:pPr>
+        <w:pStyle w:val="BodyText"/>
+        <w:rPr/>
+      </w:pPr>
+      <w:r>
+        <w:rPr/>
+        <w:t>Ta cộng từ phải sang trái.</w:t>
+      </w:r>
+    </w:p>
+    <w:p>
+      <w:pPr>
+        <w:pStyle w:val="BodyText"/>
+        <w:rPr/>
+      </w:pPr>
+      <w:r>
+        <w:rPr/>
+        <w:t>Cột đầu tiên:</w:t>
+      </w:r>
+    </w:p>
+    <w:p>
+      <w:pPr>
+        <w:sectPr>
+          <w:type w:val="continuous"/>
+          <w:pgSz w:w="11906" w:h="16838"/>
+          <w:pgMar w:left="1134" w:right="1134" w:gutter="0" w:header="0" w:top="1134" w:footer="0" w:bottom="1134"/>
+          <w:formProt w:val="false"/>
+          <w:textDirection w:val="lrTb"/>
+          <w:docGrid w:type="default" w:linePitch="100" w:charSpace="0"/>
+        </w:sectPr>
+      </w:pPr>
+    </w:p>
+    <w:p>
+      <w:pPr>
+        <w:pStyle w:val="PreformattedText"/>
+        <w:spacing w:before="0" w:after="283"/>
+        <w:ind w:hanging="0" w:start="0" w:end="0"/>
+        <w:rPr/>
+      </w:pPr>
+      <w:bookmarkStart w:id="10" w:name="code-block-viewer_Copy_6"/>
+      <w:bookmarkEnd w:id="10"/>
+      <w:r>
+        <w:rPr>
+          <w:rStyle w:val="SourceText"/>
+        </w:rPr>
+        <w:t>1 + 0 = 1</w:t>
+      </w:r>
+    </w:p>
+    <w:p>
+      <w:pPr>
+        <w:sectPr>
+          <w:type w:val="continuous"/>
+          <w:pgSz w:w="11906" w:h="16838"/>
+          <w:pgMar w:left="1134" w:right="1134" w:gutter="0" w:header="0" w:top="1134" w:footer="0" w:bottom="1134"/>
+          <w:formProt w:val="false"/>
+          <w:textDirection w:val="lrTb"/>
+          <w:docGrid w:type="default" w:linePitch="100" w:charSpace="0"/>
+        </w:sectPr>
+      </w:pPr>
+    </w:p>
+    <w:p>
+      <w:pPr>
+        <w:pStyle w:val="BodyText"/>
+        <w:rPr/>
+      </w:pPr>
+      <w:r>
+        <w:rPr/>
+        <w:t>Không có Carry.</w:t>
+      </w:r>
+    </w:p>
+    <w:p>
+      <w:pPr>
+        <w:pStyle w:val="BodyText"/>
+        <w:rPr/>
+      </w:pPr>
+      <w:r>
+        <w:rPr/>
+        <w:t>Nhưng cột tiếp theo có thể là:</w:t>
+      </w:r>
+    </w:p>
+    <w:p>
+      <w:pPr>
+        <w:sectPr>
+          <w:type w:val="continuous"/>
+          <w:pgSz w:w="11906" w:h="16838"/>
+          <w:pgMar w:left="1134" w:right="1134" w:gutter="0" w:header="0" w:top="1134" w:footer="0" w:bottom="1134"/>
+          <w:formProt w:val="false"/>
+          <w:textDirection w:val="lrTb"/>
+          <w:docGrid w:type="default" w:linePitch="100" w:charSpace="0"/>
+        </w:sectPr>
+      </w:pPr>
+    </w:p>
+    <w:p>
+      <w:pPr>
+        <w:pStyle w:val="PreformattedText"/>
+        <w:spacing w:before="0" w:after="283"/>
+        <w:ind w:hanging="0" w:start="0" w:end="0"/>
+        <w:rPr/>
+      </w:pPr>
+      <w:bookmarkStart w:id="11" w:name="code-block-viewer_Copy_7"/>
+      <w:bookmarkEnd w:id="11"/>
+      <w:r>
+        <w:rPr>
+          <w:rStyle w:val="SourceText"/>
+        </w:rPr>
+        <w:t>1 + 1 + Carry</w:t>
+      </w:r>
+    </w:p>
+    <w:p>
+      <w:pPr>
+        <w:sectPr>
+          <w:type w:val="continuous"/>
+          <w:pgSz w:w="11906" w:h="16838"/>
+          <w:pgMar w:left="1134" w:right="1134" w:gutter="0" w:header="0" w:top="1134" w:footer="0" w:bottom="1134"/>
+          <w:formProt w:val="false"/>
+          <w:textDirection w:val="lrTb"/>
+          <w:docGrid w:type="default" w:linePitch="100" w:charSpace="0"/>
+        </w:sectPr>
+      </w:pPr>
+    </w:p>
+    <w:p>
+      <w:pPr>
+        <w:pStyle w:val="BodyText"/>
+        <w:rPr/>
+      </w:pPr>
+      <w:r>
+        <w:rPr/>
+        <w:t xml:space="preserve">Lúc này phải cộng </w:t>
+      </w:r>
+      <w:r>
+        <w:rPr>
+          <w:rStyle w:val="Strong"/>
+        </w:rPr>
+        <w:t>3 bit</w:t>
+      </w:r>
+      <w:r>
+        <w:rPr/>
+        <w:t>, nên Half Adder không đủ khả năng.</w:t>
+      </w:r>
+    </w:p>
+    <w:p>
+      <w:pPr>
+        <w:pStyle w:val="BodyText"/>
+        <w:rPr/>
+      </w:pPr>
+      <w:r>
+        <w:rPr/>
+        <w:t>Đó là lý do Full Adder ra đời.</w:t>
+      </w:r>
+    </w:p>
+    <w:p>
+      <w:pPr>
+        <w:pStyle w:val="BodyText"/>
+        <w:rPr/>
+      </w:pPr>
+      <w:r>
+        <w:rPr/>
+        <w:t>Bảng chân trị</w:t>
+      </w:r>
+    </w:p>
+    <w:tbl>
+      <w:tblPr>
+        <w:tblW w:w="5000" w:type="pct"/>
+        <w:jc w:val="start"/>
+        <w:tblInd w:w="-5" w:type="dxa"/>
+        <w:tblLayout w:type="fixed"/>
+        <w:tblCellMar>
+          <w:top w:w="55" w:type="dxa"/>
+          <w:start w:w="55" w:type="dxa"/>
+          <w:bottom w:w="55" w:type="dxa"/>
+          <w:end w:w="55" w:type="dxa"/>
+        </w:tblCellMar>
+      </w:tblPr>
+      <w:tblGrid>
+        <w:gridCol w:w="1927"/>
+        <w:gridCol w:w="1928"/>
+        <w:gridCol w:w="1927"/>
+        <w:gridCol w:w="3856"/>
+      </w:tblGrid>
+      <w:tr>
+        <w:trPr/>
+        <w:tc>
+          <w:tcPr>
+            <w:tcW w:w="1927" w:type="dxa"/>
+            <w:tcBorders>
+              <w:top w:val="single" w:sz="4" w:space="0" w:color="000000"/>
+              <w:start w:val="single" w:sz="4" w:space="0" w:color="000000"/>
+              <w:bottom w:val="single" w:sz="4" w:space="0" w:color="000000"/>
+            </w:tcBorders>
+          </w:tcPr>
+          <w:p>
+            <w:pPr>
+              <w:pStyle w:val="TableContents"/>
+              <w:jc w:val="center"/>
+              <w:rPr>
+                <w:b/>
+                <w:bCs/>
+              </w:rPr>
+            </w:pPr>
+            <w:r>
+              <w:rPr>
+                <w:b/>
+                <w:bCs/>
+              </w:rPr>
+              <w:t>a (input )</w:t>
+            </w:r>
+          </w:p>
+        </w:tc>
+        <w:tc>
+          <w:tcPr>
+            <w:tcW w:w="1928" w:type="dxa"/>
+            <w:tcBorders>
+              <w:top w:val="single" w:sz="4" w:space="0" w:color="000000"/>
+              <w:start w:val="single" w:sz="4" w:space="0" w:color="000000"/>
+              <w:bottom w:val="single" w:sz="4" w:space="0" w:color="000000"/>
+            </w:tcBorders>
+          </w:tcPr>
+          <w:p>
+            <w:pPr>
+              <w:pStyle w:val="TableContents"/>
+              <w:jc w:val="center"/>
+              <w:rPr>
+                <w:b/>
+                <w:bCs/>
+              </w:rPr>
+            </w:pPr>
+            <w:r>
+              <w:rPr>
+                <w:b/>
+                <w:bCs/>
+              </w:rPr>
+              <w:t xml:space="preserve"> </w:t>
+            </w:r>
+            <w:r>
+              <w:rPr>
+                <w:b/>
+                <w:bCs/>
+              </w:rPr>
+              <w:t>b (input)</w:t>
+            </w:r>
+          </w:p>
+        </w:tc>
+        <w:tc>
+          <w:tcPr>
+            <w:tcW w:w="1927" w:type="dxa"/>
+            <w:tcBorders>
+              <w:top w:val="single" w:sz="4" w:space="0" w:color="000000"/>
+              <w:start w:val="single" w:sz="4" w:space="0" w:color="000000"/>
+              <w:bottom w:val="single" w:sz="4" w:space="0" w:color="000000"/>
+            </w:tcBorders>
+          </w:tcPr>
+          <w:p>
+            <w:pPr>
+              <w:pStyle w:val="TableContents"/>
+              <w:jc w:val="center"/>
+              <w:rPr>
+                <w:b/>
+                <w:bCs/>
+              </w:rPr>
+            </w:pPr>
+            <w:r>
+              <w:rPr>
+                <w:b/>
+                <w:bCs/>
+              </w:rPr>
+              <w:t>cin (input phép nhớ cho toán tử trước )</w:t>
+            </w:r>
+          </w:p>
+        </w:tc>
+        <w:tc>
+          <w:tcPr>
+            <w:tcW w:w="3856" w:type="dxa"/>
+            <w:tcBorders>
+              <w:top w:val="single" w:sz="4" w:space="0" w:color="000000"/>
+              <w:start w:val="single" w:sz="4" w:space="0" w:color="000000"/>
+              <w:bottom w:val="single" w:sz="4" w:space="0" w:color="000000"/>
+              <w:end w:val="single" w:sz="4" w:space="0" w:color="000000"/>
+            </w:tcBorders>
+          </w:tcPr>
+          <w:p>
+            <w:pPr>
+              <w:pStyle w:val="TableContents"/>
+              <w:jc w:val="center"/>
+              <w:rPr>
+                <w:b/>
+                <w:bCs/>
+              </w:rPr>
+            </w:pPr>
+            <w:r>
+              <w:rPr>
+                <w:b/>
+                <w:bCs/>
+              </w:rPr>
+              <w:t>Sum (output ) (= a^b^cin làm phép tính từ trái sang phải )</w:t>
+            </w:r>
+          </w:p>
+        </w:tc>
+      </w:tr>
+      <w:tr>
+        <w:trPr/>
+        <w:tc>
+          <w:tcPr>
+            <w:tcW w:w="1927" w:type="dxa"/>
+            <w:tcBorders>
+              <w:start w:val="single" w:sz="4" w:space="0" w:color="000000"/>
+              <w:bottom w:val="single" w:sz="4" w:space="0" w:color="000000"/>
+            </w:tcBorders>
+          </w:tcPr>
+          <w:p>
+            <w:pPr>
+              <w:pStyle w:val="TableContents"/>
+              <w:rPr/>
+            </w:pPr>
+            <w:r>
+              <w:rPr/>
+              <w:t>0</w:t>
+            </w:r>
+          </w:p>
+        </w:tc>
+        <w:tc>
+          <w:tcPr>
+            <w:tcW w:w="1928" w:type="dxa"/>
+            <w:tcBorders>
+              <w:start w:val="single" w:sz="4" w:space="0" w:color="000000"/>
+              <w:bottom w:val="single" w:sz="4" w:space="0" w:color="000000"/>
+            </w:tcBorders>
+          </w:tcPr>
+          <w:p>
+            <w:pPr>
+              <w:pStyle w:val="TableContents"/>
+              <w:rPr/>
+            </w:pPr>
+            <w:r>
+              <w:rPr/>
+              <w:t>0</w:t>
+            </w:r>
+          </w:p>
+        </w:tc>
+        <w:tc>
+          <w:tcPr>
+            <w:tcW w:w="1927" w:type="dxa"/>
+            <w:tcBorders>
+              <w:start w:val="single" w:sz="4" w:space="0" w:color="000000"/>
+              <w:bottom w:val="single" w:sz="4" w:space="0" w:color="000000"/>
+            </w:tcBorders>
+          </w:tcPr>
+          <w:p>
+            <w:pPr>
+              <w:pStyle w:val="TableContents"/>
+              <w:rPr/>
+            </w:pPr>
+            <w:r>
+              <w:rPr/>
+              <w:t>0</w:t>
+            </w:r>
+          </w:p>
+        </w:tc>
+        <w:tc>
+          <w:tcPr>
+            <w:tcW w:w="3856" w:type="dxa"/>
+            <w:tcBorders>
+              <w:start w:val="single" w:sz="4" w:space="0" w:color="000000"/>
+              <w:bottom w:val="single" w:sz="4" w:space="0" w:color="000000"/>
+              <w:end w:val="single" w:sz="4" w:space="0" w:color="000000"/>
+            </w:tcBorders>
+          </w:tcPr>
+          <w:p>
+            <w:pPr>
+              <w:pStyle w:val="TableContents"/>
+              <w:rPr/>
+            </w:pPr>
+            <w:r>
+              <w:rPr/>
+              <w:t>0</w:t>
+            </w:r>
+          </w:p>
+        </w:tc>
+      </w:tr>
+      <w:tr>
+        <w:trPr/>
+        <w:tc>
+          <w:tcPr>
+            <w:tcW w:w="1927" w:type="dxa"/>
+            <w:tcBorders>
+              <w:start w:val="single" w:sz="4" w:space="0" w:color="000000"/>
+              <w:bottom w:val="single" w:sz="4" w:space="0" w:color="000000"/>
+            </w:tcBorders>
+          </w:tcPr>
+          <w:p>
+            <w:pPr>
+              <w:pStyle w:val="TableContents"/>
+              <w:rPr/>
+            </w:pPr>
+            <w:r>
+              <w:rPr/>
+              <w:t>0</w:t>
+            </w:r>
+          </w:p>
+        </w:tc>
+        <w:tc>
+          <w:tcPr>
+            <w:tcW w:w="1928" w:type="dxa"/>
+            <w:tcBorders>
+              <w:start w:val="single" w:sz="4" w:space="0" w:color="000000"/>
+              <w:bottom w:val="single" w:sz="4" w:space="0" w:color="000000"/>
+            </w:tcBorders>
+          </w:tcPr>
+          <w:p>
+            <w:pPr>
+              <w:pStyle w:val="TableContents"/>
+              <w:rPr/>
+            </w:pPr>
+            <w:r>
+              <w:rPr/>
+              <w:t>0</w:t>
+            </w:r>
+          </w:p>
+        </w:tc>
+        <w:tc>
+          <w:tcPr>
+            <w:tcW w:w="1927" w:type="dxa"/>
+            <w:tcBorders>
+              <w:start w:val="single" w:sz="4" w:space="0" w:color="000000"/>
+              <w:bottom w:val="single" w:sz="4" w:space="0" w:color="000000"/>
+            </w:tcBorders>
+          </w:tcPr>
+          <w:p>
+            <w:pPr>
+              <w:pStyle w:val="TableContents"/>
+              <w:rPr/>
+            </w:pPr>
+            <w:r>
+              <w:rPr/>
+              <w:t>1</w:t>
+            </w:r>
+          </w:p>
+        </w:tc>
+        <w:tc>
+          <w:tcPr>
+            <w:tcW w:w="3856" w:type="dxa"/>
+            <w:tcBorders>
+              <w:start w:val="single" w:sz="4" w:space="0" w:color="000000"/>
+              <w:bottom w:val="single" w:sz="4" w:space="0" w:color="000000"/>
+              <w:end w:val="single" w:sz="4" w:space="0" w:color="000000"/>
+            </w:tcBorders>
+          </w:tcPr>
+          <w:p>
+            <w:pPr>
+              <w:pStyle w:val="TableContents"/>
+              <w:rPr/>
+            </w:pPr>
+            <w:r>
+              <w:rPr/>
+              <w:t>1</w:t>
+            </w:r>
+          </w:p>
+        </w:tc>
+      </w:tr>
+      <w:tr>
+        <w:trPr/>
+        <w:tc>
+          <w:tcPr>
+            <w:tcW w:w="1927" w:type="dxa"/>
+            <w:tcBorders>
+              <w:start w:val="single" w:sz="4" w:space="0" w:color="000000"/>
+              <w:bottom w:val="single" w:sz="4" w:space="0" w:color="000000"/>
+            </w:tcBorders>
+          </w:tcPr>
+          <w:p>
+            <w:pPr>
+              <w:pStyle w:val="TableContents"/>
+              <w:rPr/>
+            </w:pPr>
+            <w:r>
+              <w:rPr/>
+              <w:t>0</w:t>
+            </w:r>
+          </w:p>
+        </w:tc>
+        <w:tc>
+          <w:tcPr>
+            <w:tcW w:w="1928" w:type="dxa"/>
+            <w:tcBorders>
+              <w:start w:val="single" w:sz="4" w:space="0" w:color="000000"/>
+              <w:bottom w:val="single" w:sz="4" w:space="0" w:color="000000"/>
+            </w:tcBorders>
+          </w:tcPr>
+          <w:p>
+            <w:pPr>
+              <w:pStyle w:val="TableContents"/>
+              <w:rPr/>
+            </w:pPr>
+            <w:r>
+              <w:rPr/>
+              <w:t>1</w:t>
+            </w:r>
+          </w:p>
+        </w:tc>
+        <w:tc>
+          <w:tcPr>
+            <w:tcW w:w="1927" w:type="dxa"/>
+            <w:tcBorders>
+              <w:start w:val="single" w:sz="4" w:space="0" w:color="000000"/>
+              <w:bottom w:val="single" w:sz="4" w:space="0" w:color="000000"/>
+            </w:tcBorders>
+          </w:tcPr>
+          <w:p>
+            <w:pPr>
+              <w:pStyle w:val="TableContents"/>
+              <w:rPr/>
+            </w:pPr>
+            <w:r>
+              <w:rPr/>
+              <w:t>0</w:t>
+            </w:r>
+          </w:p>
+        </w:tc>
+        <w:tc>
+          <w:tcPr>
+            <w:tcW w:w="3856" w:type="dxa"/>
+            <w:tcBorders>
+              <w:start w:val="single" w:sz="4" w:space="0" w:color="000000"/>
+              <w:bottom w:val="single" w:sz="4" w:space="0" w:color="000000"/>
+              <w:end w:val="single" w:sz="4" w:space="0" w:color="000000"/>
+            </w:tcBorders>
+          </w:tcPr>
+          <w:p>
+            <w:pPr>
+              <w:pStyle w:val="TableContents"/>
+              <w:rPr/>
+            </w:pPr>
+            <w:r>
+              <w:rPr/>
+              <w:t>1</w:t>
+            </w:r>
+          </w:p>
+        </w:tc>
+      </w:tr>
+      <w:tr>
+        <w:trPr/>
+        <w:tc>
+          <w:tcPr>
+            <w:tcW w:w="1927" w:type="dxa"/>
+            <w:tcBorders>
+              <w:start w:val="single" w:sz="4" w:space="0" w:color="000000"/>
+              <w:bottom w:val="single" w:sz="4" w:space="0" w:color="000000"/>
+            </w:tcBorders>
+          </w:tcPr>
+          <w:p>
+            <w:pPr>
+              <w:pStyle w:val="TableContents"/>
+              <w:rPr/>
+            </w:pPr>
+            <w:r>
+              <w:rPr/>
+              <w:t>0</w:t>
+            </w:r>
+          </w:p>
+        </w:tc>
+        <w:tc>
+          <w:tcPr>
+            <w:tcW w:w="1928" w:type="dxa"/>
+            <w:tcBorders>
+              <w:start w:val="single" w:sz="4" w:space="0" w:color="000000"/>
+              <w:bottom w:val="single" w:sz="4" w:space="0" w:color="000000"/>
+            </w:tcBorders>
+          </w:tcPr>
+          <w:p>
+            <w:pPr>
+              <w:pStyle w:val="TableContents"/>
+              <w:rPr/>
+            </w:pPr>
+            <w:r>
+              <w:rPr/>
+              <w:t>1</w:t>
+            </w:r>
+          </w:p>
+        </w:tc>
+        <w:tc>
+          <w:tcPr>
+            <w:tcW w:w="1927" w:type="dxa"/>
+            <w:tcBorders>
+              <w:start w:val="single" w:sz="4" w:space="0" w:color="000000"/>
+              <w:bottom w:val="single" w:sz="4" w:space="0" w:color="000000"/>
+            </w:tcBorders>
+          </w:tcPr>
+          <w:p>
+            <w:pPr>
+              <w:pStyle w:val="TableContents"/>
+              <w:rPr/>
+            </w:pPr>
+            <w:r>
+              <w:rPr/>
+              <w:t>1</w:t>
+            </w:r>
+          </w:p>
+        </w:tc>
+        <w:tc>
+          <w:tcPr>
+            <w:tcW w:w="3856" w:type="dxa"/>
+            <w:tcBorders>
+              <w:start w:val="single" w:sz="4" w:space="0" w:color="000000"/>
+              <w:bottom w:val="single" w:sz="4" w:space="0" w:color="000000"/>
+              <w:end w:val="single" w:sz="4" w:space="0" w:color="000000"/>
+            </w:tcBorders>
+          </w:tcPr>
+          <w:p>
+            <w:pPr>
+              <w:pStyle w:val="TableContents"/>
+              <w:rPr/>
+            </w:pPr>
+            <w:r>
+              <w:rPr/>
+              <w:t>0</w:t>
+            </w:r>
+          </w:p>
+        </w:tc>
+      </w:tr>
+      <w:tr>
+        <w:trPr/>
+        <w:tc>
+          <w:tcPr>
+            <w:tcW w:w="1927" w:type="dxa"/>
+            <w:tcBorders>
+              <w:start w:val="single" w:sz="4" w:space="0" w:color="000000"/>
+              <w:bottom w:val="single" w:sz="4" w:space="0" w:color="000000"/>
+            </w:tcBorders>
+          </w:tcPr>
+          <w:p>
+            <w:pPr>
+              <w:pStyle w:val="TableContents"/>
+              <w:rPr/>
+            </w:pPr>
+            <w:r>
+              <w:rPr/>
+              <w:t>1</w:t>
+            </w:r>
+          </w:p>
+        </w:tc>
+        <w:tc>
+          <w:tcPr>
+            <w:tcW w:w="1928" w:type="dxa"/>
+            <w:tcBorders>
+              <w:start w:val="single" w:sz="4" w:space="0" w:color="000000"/>
+              <w:bottom w:val="single" w:sz="4" w:space="0" w:color="000000"/>
+            </w:tcBorders>
+          </w:tcPr>
+          <w:p>
+            <w:pPr>
+              <w:pStyle w:val="TableContents"/>
+              <w:rPr/>
+            </w:pPr>
+            <w:r>
+              <w:rPr/>
+              <w:t>0</w:t>
+            </w:r>
+          </w:p>
+        </w:tc>
+        <w:tc>
+          <w:tcPr>
+            <w:tcW w:w="1927" w:type="dxa"/>
+            <w:tcBorders>
+              <w:start w:val="single" w:sz="4" w:space="0" w:color="000000"/>
+              <w:bottom w:val="single" w:sz="4" w:space="0" w:color="000000"/>
+            </w:tcBorders>
+          </w:tcPr>
+          <w:p>
+            <w:pPr>
+              <w:pStyle w:val="TableContents"/>
+              <w:rPr/>
+            </w:pPr>
+            <w:r>
+              <w:rPr/>
+              <w:t>0</w:t>
+            </w:r>
+          </w:p>
+        </w:tc>
+        <w:tc>
+          <w:tcPr>
+            <w:tcW w:w="3856" w:type="dxa"/>
+            <w:tcBorders>
+              <w:start w:val="single" w:sz="4" w:space="0" w:color="000000"/>
+              <w:bottom w:val="single" w:sz="4" w:space="0" w:color="000000"/>
+              <w:end w:val="single" w:sz="4" w:space="0" w:color="000000"/>
+            </w:tcBorders>
+          </w:tcPr>
+          <w:p>
+            <w:pPr>
+              <w:pStyle w:val="TableContents"/>
+              <w:rPr/>
+            </w:pPr>
+            <w:r>
+              <w:rPr/>
+              <w:t>1</w:t>
+            </w:r>
+          </w:p>
+        </w:tc>
+      </w:tr>
+      <w:tr>
+        <w:trPr/>
+        <w:tc>
+          <w:tcPr>
+            <w:tcW w:w="1927" w:type="dxa"/>
+            <w:tcBorders>
+              <w:start w:val="single" w:sz="4" w:space="0" w:color="000000"/>
+              <w:bottom w:val="single" w:sz="4" w:space="0" w:color="000000"/>
+            </w:tcBorders>
+          </w:tcPr>
+          <w:p>
+            <w:pPr>
+              <w:pStyle w:val="TableContents"/>
+              <w:rPr/>
+            </w:pPr>
+            <w:r>
+              <w:rPr/>
+              <w:t>1</w:t>
+            </w:r>
+          </w:p>
+        </w:tc>
+        <w:tc>
+          <w:tcPr>
+            <w:tcW w:w="1928" w:type="dxa"/>
+            <w:tcBorders>
+              <w:start w:val="single" w:sz="4" w:space="0" w:color="000000"/>
+              <w:bottom w:val="single" w:sz="4" w:space="0" w:color="000000"/>
+            </w:tcBorders>
+          </w:tcPr>
+          <w:p>
+            <w:pPr>
+              <w:pStyle w:val="TableContents"/>
+              <w:rPr/>
+            </w:pPr>
+            <w:r>
+              <w:rPr/>
+              <w:t>0</w:t>
+            </w:r>
+          </w:p>
+        </w:tc>
+        <w:tc>
+          <w:tcPr>
+            <w:tcW w:w="1927" w:type="dxa"/>
+            <w:tcBorders>
+              <w:start w:val="single" w:sz="4" w:space="0" w:color="000000"/>
+              <w:bottom w:val="single" w:sz="4" w:space="0" w:color="000000"/>
+            </w:tcBorders>
+          </w:tcPr>
+          <w:p>
+            <w:pPr>
+              <w:pStyle w:val="TableContents"/>
+              <w:rPr/>
+            </w:pPr>
+            <w:r>
+              <w:rPr/>
+              <w:t>1</w:t>
+            </w:r>
+          </w:p>
+        </w:tc>
+        <w:tc>
+          <w:tcPr>
+            <w:tcW w:w="3856" w:type="dxa"/>
+            <w:tcBorders>
+              <w:start w:val="single" w:sz="4" w:space="0" w:color="000000"/>
+              <w:bottom w:val="single" w:sz="4" w:space="0" w:color="000000"/>
+              <w:end w:val="single" w:sz="4" w:space="0" w:color="000000"/>
+            </w:tcBorders>
+          </w:tcPr>
+          <w:p>
+            <w:pPr>
+              <w:pStyle w:val="TableContents"/>
+              <w:rPr/>
+            </w:pPr>
+            <w:r>
+              <w:rPr/>
+              <w:t>0</w:t>
+            </w:r>
+          </w:p>
+        </w:tc>
+      </w:tr>
+      <w:tr>
+        <w:trPr/>
+        <w:tc>
+          <w:tcPr>
+            <w:tcW w:w="1927" w:type="dxa"/>
+            <w:tcBorders>
+              <w:start w:val="single" w:sz="4" w:space="0" w:color="000000"/>
+              <w:bottom w:val="single" w:sz="4" w:space="0" w:color="000000"/>
+            </w:tcBorders>
+          </w:tcPr>
+          <w:p>
+            <w:pPr>
+              <w:pStyle w:val="TableContents"/>
+              <w:rPr/>
+            </w:pPr>
+            <w:r>
+              <w:rPr/>
+              <w:t>1</w:t>
+            </w:r>
+          </w:p>
+        </w:tc>
+        <w:tc>
+          <w:tcPr>
+            <w:tcW w:w="1928" w:type="dxa"/>
+            <w:tcBorders>
+              <w:start w:val="single" w:sz="4" w:space="0" w:color="000000"/>
+              <w:bottom w:val="single" w:sz="4" w:space="0" w:color="000000"/>
+            </w:tcBorders>
+          </w:tcPr>
+          <w:p>
+            <w:pPr>
+              <w:pStyle w:val="TableContents"/>
+              <w:rPr/>
+            </w:pPr>
+            <w:r>
+              <w:rPr/>
+              <w:t>1</w:t>
+            </w:r>
+          </w:p>
+        </w:tc>
+        <w:tc>
+          <w:tcPr>
+            <w:tcW w:w="1927" w:type="dxa"/>
+            <w:tcBorders>
+              <w:start w:val="single" w:sz="4" w:space="0" w:color="000000"/>
+              <w:bottom w:val="single" w:sz="4" w:space="0" w:color="000000"/>
+            </w:tcBorders>
+          </w:tcPr>
+          <w:p>
+            <w:pPr>
+              <w:pStyle w:val="TableContents"/>
+              <w:rPr/>
+            </w:pPr>
+            <w:r>
+              <w:rPr/>
+              <w:t>0</w:t>
+            </w:r>
+          </w:p>
+        </w:tc>
+        <w:tc>
+          <w:tcPr>
+            <w:tcW w:w="3856" w:type="dxa"/>
+            <w:tcBorders>
+              <w:start w:val="single" w:sz="4" w:space="0" w:color="000000"/>
+              <w:bottom w:val="single" w:sz="4" w:space="0" w:color="000000"/>
+              <w:end w:val="single" w:sz="4" w:space="0" w:color="000000"/>
+            </w:tcBorders>
+          </w:tcPr>
+          <w:p>
+            <w:pPr>
+              <w:pStyle w:val="TableContents"/>
+              <w:rPr/>
+            </w:pPr>
+            <w:r>
+              <w:rPr/>
+              <w:t>0</w:t>
+            </w:r>
+          </w:p>
+        </w:tc>
+      </w:tr>
+      <w:tr>
+        <w:trPr/>
+        <w:tc>
+          <w:tcPr>
+            <w:tcW w:w="1927" w:type="dxa"/>
+            <w:tcBorders>
+              <w:start w:val="single" w:sz="4" w:space="0" w:color="000000"/>
+              <w:bottom w:val="single" w:sz="4" w:space="0" w:color="000000"/>
+            </w:tcBorders>
+          </w:tcPr>
+          <w:p>
+            <w:pPr>
+              <w:pStyle w:val="TableContents"/>
+              <w:rPr/>
+            </w:pPr>
+            <w:r>
+              <w:rPr/>
+              <w:t>1</w:t>
+            </w:r>
+          </w:p>
+        </w:tc>
+        <w:tc>
+          <w:tcPr>
+            <w:tcW w:w="1928" w:type="dxa"/>
+            <w:tcBorders>
+              <w:start w:val="single" w:sz="4" w:space="0" w:color="000000"/>
+              <w:bottom w:val="single" w:sz="4" w:space="0" w:color="000000"/>
+            </w:tcBorders>
+          </w:tcPr>
+          <w:p>
+            <w:pPr>
+              <w:pStyle w:val="TableContents"/>
+              <w:rPr/>
+            </w:pPr>
+            <w:r>
+              <w:rPr/>
+              <w:t>1</w:t>
+            </w:r>
+          </w:p>
+        </w:tc>
+        <w:tc>
+          <w:tcPr>
+            <w:tcW w:w="1927" w:type="dxa"/>
+            <w:tcBorders>
+              <w:start w:val="single" w:sz="4" w:space="0" w:color="000000"/>
+              <w:bottom w:val="single" w:sz="4" w:space="0" w:color="000000"/>
+            </w:tcBorders>
+          </w:tcPr>
+          <w:p>
+            <w:pPr>
+              <w:pStyle w:val="TableContents"/>
+              <w:rPr/>
+            </w:pPr>
+            <w:r>
+              <w:rPr/>
+              <w:t>1</w:t>
+            </w:r>
+          </w:p>
+        </w:tc>
+        <w:tc>
+          <w:tcPr>
+            <w:tcW w:w="3856" w:type="dxa"/>
+            <w:tcBorders>
+              <w:start w:val="single" w:sz="4" w:space="0" w:color="000000"/>
+              <w:bottom w:val="single" w:sz="4" w:space="0" w:color="000000"/>
+              <w:end w:val="single" w:sz="4" w:space="0" w:color="000000"/>
+            </w:tcBorders>
+          </w:tcPr>
+          <w:p>
+            <w:pPr>
+              <w:pStyle w:val="TableContents"/>
+              <w:rPr/>
+            </w:pPr>
+            <w:r>
+              <w:rPr/>
+              <w:t>1</w:t>
+            </w:r>
+          </w:p>
+        </w:tc>
+      </w:tr>
+    </w:tbl>
+    <w:p>
+      <w:pPr>
+        <w:pStyle w:val="BodyText"/>
+        <w:rPr/>
+      </w:pPr>
+      <w:r>
+        <w:rPr/>
+      </w:r>
+    </w:p>
+    <w:tbl>
+      <w:tblPr>
+        <w:tblW w:w="5000" w:type="pct"/>
+        <w:jc w:val="start"/>
+        <w:tblInd w:w="-5" w:type="dxa"/>
+        <w:tblLayout w:type="fixed"/>
+        <w:tblCellMar>
+          <w:top w:w="55" w:type="dxa"/>
+          <w:start w:w="55" w:type="dxa"/>
+          <w:bottom w:w="55" w:type="dxa"/>
+          <w:end w:w="55" w:type="dxa"/>
+        </w:tblCellMar>
+      </w:tblPr>
+      <w:tblGrid>
+        <w:gridCol w:w="733"/>
+        <w:gridCol w:w="733"/>
+        <w:gridCol w:w="742"/>
+        <w:gridCol w:w="1446"/>
+        <w:gridCol w:w="1082"/>
+        <w:gridCol w:w="1239"/>
+        <w:gridCol w:w="3663"/>
+      </w:tblGrid>
+      <w:tr>
+        <w:trPr/>
+        <w:tc>
+          <w:tcPr>
+            <w:tcW w:w="733" w:type="dxa"/>
+            <w:tcBorders>
+              <w:top w:val="single" w:sz="4" w:space="0" w:color="000000"/>
+              <w:start w:val="single" w:sz="4" w:space="0" w:color="000000"/>
+              <w:bottom w:val="single" w:sz="4" w:space="0" w:color="000000"/>
+            </w:tcBorders>
+          </w:tcPr>
+          <w:p>
+            <w:pPr>
+              <w:pStyle w:val="TableContents"/>
+              <w:jc w:val="center"/>
+              <w:rPr>
+                <w:b/>
+                <w:bCs/>
+              </w:rPr>
+            </w:pPr>
+            <w:r>
+              <w:rPr>
+                <w:b/>
+                <w:bCs/>
+              </w:rPr>
+              <w:t>a</w:t>
+            </w:r>
+          </w:p>
+        </w:tc>
+        <w:tc>
+          <w:tcPr>
+            <w:tcW w:w="733" w:type="dxa"/>
+            <w:tcBorders>
+              <w:top w:val="single" w:sz="4" w:space="0" w:color="000000"/>
+              <w:start w:val="single" w:sz="4" w:space="0" w:color="000000"/>
+              <w:bottom w:val="single" w:sz="4" w:space="0" w:color="000000"/>
+            </w:tcBorders>
+          </w:tcPr>
+          <w:p>
+            <w:pPr>
+              <w:pStyle w:val="TableContents"/>
+              <w:jc w:val="center"/>
+              <w:rPr>
+                <w:b/>
+                <w:bCs/>
+              </w:rPr>
+            </w:pPr>
+            <w:r>
+              <w:rPr>
+                <w:b/>
+                <w:bCs/>
+              </w:rPr>
+              <w:t>b</w:t>
+            </w:r>
+          </w:p>
+        </w:tc>
+        <w:tc>
+          <w:tcPr>
+            <w:tcW w:w="742" w:type="dxa"/>
+            <w:tcBorders>
+              <w:top w:val="single" w:sz="4" w:space="0" w:color="000000"/>
+              <w:start w:val="single" w:sz="4" w:space="0" w:color="000000"/>
+              <w:bottom w:val="single" w:sz="4" w:space="0" w:color="000000"/>
+            </w:tcBorders>
+          </w:tcPr>
+          <w:p>
+            <w:pPr>
+              <w:pStyle w:val="TableContents"/>
+              <w:jc w:val="center"/>
+              <w:rPr>
+                <w:b/>
+                <w:bCs/>
+              </w:rPr>
+            </w:pPr>
+            <w:r>
+              <w:rPr>
+                <w:b/>
+                <w:bCs/>
+              </w:rPr>
+              <w:t>cin</w:t>
+            </w:r>
+          </w:p>
+        </w:tc>
+        <w:tc>
+          <w:tcPr>
+            <w:tcW w:w="1446" w:type="dxa"/>
+            <w:tcBorders>
+              <w:top w:val="single" w:sz="4" w:space="0" w:color="000000"/>
+              <w:start w:val="single" w:sz="4" w:space="0" w:color="000000"/>
+              <w:bottom w:val="single" w:sz="4" w:space="0" w:color="000000"/>
+            </w:tcBorders>
+          </w:tcPr>
+          <w:p>
+            <w:pPr>
+              <w:pStyle w:val="TableContents"/>
+              <w:jc w:val="center"/>
+              <w:rPr>
+                <w:b/>
+                <w:bCs/>
+              </w:rPr>
+            </w:pPr>
+            <w:r>
+              <w:rPr>
+                <w:b/>
+                <w:bCs/>
+              </w:rPr>
+              <w:t>a&amp;b</w:t>
+            </w:r>
+          </w:p>
+        </w:tc>
+        <w:tc>
+          <w:tcPr>
+            <w:tcW w:w="1082" w:type="dxa"/>
+            <w:tcBorders>
+              <w:top w:val="single" w:sz="4" w:space="0" w:color="000000"/>
+              <w:start w:val="single" w:sz="4" w:space="0" w:color="000000"/>
+              <w:bottom w:val="single" w:sz="4" w:space="0" w:color="000000"/>
+            </w:tcBorders>
+          </w:tcPr>
+          <w:p>
+            <w:pPr>
+              <w:pStyle w:val="TableContents"/>
+              <w:jc w:val="center"/>
+              <w:rPr>
+                <w:b/>
+                <w:bCs/>
+              </w:rPr>
+            </w:pPr>
+            <w:r>
+              <w:rPr>
+                <w:b/>
+                <w:bCs/>
+              </w:rPr>
+              <w:t>a&amp;cin</w:t>
+            </w:r>
+          </w:p>
+        </w:tc>
+        <w:tc>
+          <w:tcPr>
+            <w:tcW w:w="1239" w:type="dxa"/>
+            <w:tcBorders>
+              <w:top w:val="single" w:sz="4" w:space="0" w:color="000000"/>
+              <w:start w:val="single" w:sz="4" w:space="0" w:color="000000"/>
+              <w:bottom w:val="single" w:sz="4" w:space="0" w:color="000000"/>
+            </w:tcBorders>
+          </w:tcPr>
+          <w:p>
+            <w:pPr>
+              <w:pStyle w:val="TableContents"/>
+              <w:jc w:val="center"/>
+              <w:rPr>
+                <w:b/>
+                <w:bCs/>
+              </w:rPr>
+            </w:pPr>
+            <w:r>
+              <w:rPr>
+                <w:b/>
+                <w:bCs/>
+              </w:rPr>
+              <w:t>b&amp;cin</w:t>
+            </w:r>
+          </w:p>
+        </w:tc>
+        <w:tc>
+          <w:tcPr>
+            <w:tcW w:w="3663" w:type="dxa"/>
+            <w:tcBorders>
+              <w:top w:val="single" w:sz="4" w:space="0" w:color="000000"/>
+              <w:start w:val="single" w:sz="4" w:space="0" w:color="000000"/>
+              <w:bottom w:val="single" w:sz="4" w:space="0" w:color="000000"/>
+              <w:end w:val="single" w:sz="4" w:space="0" w:color="000000"/>
+            </w:tcBorders>
+          </w:tcPr>
+          <w:p>
+            <w:pPr>
+              <w:pStyle w:val="TableContents"/>
+              <w:jc w:val="center"/>
+              <w:rPr>
+                <w:b/>
+                <w:bCs/>
+              </w:rPr>
+            </w:pPr>
+            <w:r>
+              <w:rPr>
+                <w:b/>
+                <w:bCs/>
+              </w:rPr>
+              <w:t>cout (output carryOut phép nhớ cho toán tử sau )</w:t>
+            </w:r>
+          </w:p>
+          <w:p>
+            <w:pPr>
+              <w:pStyle w:val="TableContents"/>
+              <w:jc w:val="center"/>
+              <w:rPr>
+                <w:b/>
+                <w:bCs/>
+              </w:rPr>
+            </w:pPr>
+            <w:r>
+              <w:rPr>
+                <w:b/>
+                <w:bCs/>
+              </w:rPr>
+              <w:t>( = (a&amp;b) | (a &amp; cin ) | ( b &amp; cin) )</w:t>
+            </w:r>
+          </w:p>
+          <w:p>
+            <w:pPr>
+              <w:pStyle w:val="TableContents"/>
+              <w:jc w:val="center"/>
+              <w:rPr>
+                <w:b/>
+                <w:bCs/>
+              </w:rPr>
+            </w:pPr>
+            <w:r>
+              <w:rPr>
+                <w:b/>
+                <w:bCs/>
+              </w:rPr>
+            </w:r>
+          </w:p>
+        </w:tc>
+      </w:tr>
+      <w:tr>
+        <w:trPr/>
+        <w:tc>
+          <w:tcPr>
+            <w:tcW w:w="733" w:type="dxa"/>
+            <w:tcBorders>
+              <w:start w:val="single" w:sz="4" w:space="0" w:color="000000"/>
+              <w:bottom w:val="single" w:sz="4" w:space="0" w:color="000000"/>
+            </w:tcBorders>
+          </w:tcPr>
+          <w:p>
+            <w:pPr>
+              <w:pStyle w:val="TableContents"/>
+              <w:rPr/>
+            </w:pPr>
+            <w:r>
+              <w:rPr/>
+              <w:t>0</w:t>
+            </w:r>
+          </w:p>
+        </w:tc>
+        <w:tc>
+          <w:tcPr>
+            <w:tcW w:w="733" w:type="dxa"/>
+            <w:tcBorders>
+              <w:start w:val="single" w:sz="4" w:space="0" w:color="000000"/>
+              <w:bottom w:val="single" w:sz="4" w:space="0" w:color="000000"/>
+            </w:tcBorders>
+          </w:tcPr>
+          <w:p>
+            <w:pPr>
+              <w:pStyle w:val="TableContents"/>
+              <w:rPr/>
+            </w:pPr>
+            <w:r>
+              <w:rPr/>
+              <w:t>0</w:t>
+            </w:r>
+          </w:p>
+        </w:tc>
+        <w:tc>
+          <w:tcPr>
+            <w:tcW w:w="742" w:type="dxa"/>
+            <w:tcBorders>
+              <w:start w:val="single" w:sz="4" w:space="0" w:color="000000"/>
+              <w:bottom w:val="single" w:sz="4" w:space="0" w:color="000000"/>
+            </w:tcBorders>
+          </w:tcPr>
+          <w:p>
+            <w:pPr>
+              <w:pStyle w:val="TableContents"/>
+              <w:rPr/>
+            </w:pPr>
+            <w:r>
+              <w:rPr/>
+              <w:t>0</w:t>
+            </w:r>
+          </w:p>
+        </w:tc>
+        <w:tc>
+          <w:tcPr>
+            <w:tcW w:w="1446" w:type="dxa"/>
+            <w:tcBorders>
+              <w:start w:val="single" w:sz="4" w:space="0" w:color="000000"/>
+              <w:bottom w:val="single" w:sz="4" w:space="0" w:color="000000"/>
+            </w:tcBorders>
+          </w:tcPr>
+          <w:p>
+            <w:pPr>
+              <w:pStyle w:val="TableContents"/>
+              <w:rPr/>
+            </w:pPr>
+            <w:r>
+              <w:rPr/>
+              <w:t>0</w:t>
+            </w:r>
+          </w:p>
+        </w:tc>
+        <w:tc>
+          <w:tcPr>
+            <w:tcW w:w="1082" w:type="dxa"/>
+            <w:tcBorders>
+              <w:start w:val="single" w:sz="4" w:space="0" w:color="000000"/>
+              <w:bottom w:val="single" w:sz="4" w:space="0" w:color="000000"/>
+            </w:tcBorders>
+          </w:tcPr>
+          <w:p>
+            <w:pPr>
+              <w:pStyle w:val="TableContents"/>
+              <w:rPr/>
+            </w:pPr>
+            <w:r>
+              <w:rPr/>
+              <w:t>0</w:t>
+            </w:r>
+          </w:p>
+        </w:tc>
+        <w:tc>
+          <w:tcPr>
+            <w:tcW w:w="1239" w:type="dxa"/>
+            <w:tcBorders>
+              <w:start w:val="single" w:sz="4" w:space="0" w:color="000000"/>
+              <w:bottom w:val="single" w:sz="4" w:space="0" w:color="000000"/>
+            </w:tcBorders>
+          </w:tcPr>
+          <w:p>
+            <w:pPr>
+              <w:pStyle w:val="TableContents"/>
+              <w:rPr/>
+            </w:pPr>
+            <w:r>
+              <w:rPr/>
+              <w:t>0</w:t>
+            </w:r>
+          </w:p>
+        </w:tc>
+        <w:tc>
+          <w:tcPr>
+            <w:tcW w:w="3663" w:type="dxa"/>
+            <w:tcBorders>
+              <w:start w:val="single" w:sz="4" w:space="0" w:color="000000"/>
+              <w:bottom w:val="single" w:sz="4" w:space="0" w:color="000000"/>
+              <w:end w:val="single" w:sz="4" w:space="0" w:color="000000"/>
+            </w:tcBorders>
+          </w:tcPr>
+          <w:p>
+            <w:pPr>
+              <w:pStyle w:val="TableContents"/>
+              <w:rPr/>
+            </w:pPr>
+            <w:r>
+              <w:rPr/>
+              <w:t>0</w:t>
+            </w:r>
+          </w:p>
+        </w:tc>
+      </w:tr>
+      <w:tr>
+        <w:trPr/>
+        <w:tc>
+          <w:tcPr>
+            <w:tcW w:w="733" w:type="dxa"/>
+            <w:tcBorders>
+              <w:start w:val="single" w:sz="4" w:space="0" w:color="000000"/>
+              <w:bottom w:val="single" w:sz="4" w:space="0" w:color="000000"/>
+            </w:tcBorders>
+          </w:tcPr>
+          <w:p>
+            <w:pPr>
+              <w:pStyle w:val="TableContents"/>
+              <w:rPr/>
+            </w:pPr>
+            <w:r>
+              <w:rPr/>
+              <w:t>0</w:t>
+            </w:r>
+          </w:p>
+        </w:tc>
+        <w:tc>
+          <w:tcPr>
+            <w:tcW w:w="733" w:type="dxa"/>
+            <w:tcBorders>
+              <w:start w:val="single" w:sz="4" w:space="0" w:color="000000"/>
+              <w:bottom w:val="single" w:sz="4" w:space="0" w:color="000000"/>
+            </w:tcBorders>
+          </w:tcPr>
+          <w:p>
+            <w:pPr>
+              <w:pStyle w:val="TableContents"/>
+              <w:rPr/>
+            </w:pPr>
+            <w:r>
+              <w:rPr/>
+              <w:t>0</w:t>
+            </w:r>
+          </w:p>
+        </w:tc>
+        <w:tc>
+          <w:tcPr>
+            <w:tcW w:w="742" w:type="dxa"/>
+            <w:tcBorders>
+              <w:start w:val="single" w:sz="4" w:space="0" w:color="000000"/>
+              <w:bottom w:val="single" w:sz="4" w:space="0" w:color="000000"/>
+            </w:tcBorders>
+          </w:tcPr>
+          <w:p>
+            <w:pPr>
+              <w:pStyle w:val="TableContents"/>
+              <w:rPr/>
+            </w:pPr>
+            <w:r>
+              <w:rPr/>
+              <w:t>1</w:t>
+            </w:r>
+          </w:p>
+        </w:tc>
+        <w:tc>
+          <w:tcPr>
+            <w:tcW w:w="1446" w:type="dxa"/>
+            <w:tcBorders>
+              <w:start w:val="single" w:sz="4" w:space="0" w:color="000000"/>
+              <w:bottom w:val="single" w:sz="4" w:space="0" w:color="000000"/>
+            </w:tcBorders>
+          </w:tcPr>
+          <w:p>
+            <w:pPr>
+              <w:pStyle w:val="TableContents"/>
+              <w:rPr/>
+            </w:pPr>
+            <w:r>
+              <w:rPr/>
+              <w:t>0</w:t>
+            </w:r>
+          </w:p>
+        </w:tc>
+        <w:tc>
+          <w:tcPr>
+            <w:tcW w:w="1082" w:type="dxa"/>
+            <w:tcBorders>
+              <w:start w:val="single" w:sz="4" w:space="0" w:color="000000"/>
+              <w:bottom w:val="single" w:sz="4" w:space="0" w:color="000000"/>
+            </w:tcBorders>
+          </w:tcPr>
+          <w:p>
+            <w:pPr>
+              <w:pStyle w:val="TableContents"/>
+              <w:rPr/>
+            </w:pPr>
+            <w:r>
+              <w:rPr/>
+              <w:t>0</w:t>
+            </w:r>
+          </w:p>
+        </w:tc>
+        <w:tc>
+          <w:tcPr>
+            <w:tcW w:w="1239" w:type="dxa"/>
+            <w:tcBorders>
+              <w:start w:val="single" w:sz="4" w:space="0" w:color="000000"/>
+              <w:bottom w:val="single" w:sz="4" w:space="0" w:color="000000"/>
+            </w:tcBorders>
+          </w:tcPr>
+          <w:p>
+            <w:pPr>
+              <w:pStyle w:val="TableContents"/>
+              <w:rPr/>
+            </w:pPr>
+            <w:r>
+              <w:rPr/>
+              <w:t>0</w:t>
+            </w:r>
+          </w:p>
+        </w:tc>
+        <w:tc>
+          <w:tcPr>
+            <w:tcW w:w="3663" w:type="dxa"/>
+            <w:tcBorders>
+              <w:start w:val="single" w:sz="4" w:space="0" w:color="000000"/>
+              <w:bottom w:val="single" w:sz="4" w:space="0" w:color="000000"/>
+              <w:end w:val="single" w:sz="4" w:space="0" w:color="000000"/>
+            </w:tcBorders>
+          </w:tcPr>
+          <w:p>
+            <w:pPr>
+              <w:pStyle w:val="TableContents"/>
+              <w:rPr/>
+            </w:pPr>
+            <w:r>
+              <w:rPr/>
+              <w:t>0</w:t>
+            </w:r>
+          </w:p>
+        </w:tc>
+      </w:tr>
+      <w:tr>
+        <w:trPr/>
+        <w:tc>
+          <w:tcPr>
+            <w:tcW w:w="733" w:type="dxa"/>
+            <w:tcBorders>
+              <w:start w:val="single" w:sz="4" w:space="0" w:color="000000"/>
+              <w:bottom w:val="single" w:sz="4" w:space="0" w:color="000000"/>
+            </w:tcBorders>
+          </w:tcPr>
+          <w:p>
+            <w:pPr>
+              <w:pStyle w:val="TableContents"/>
+              <w:rPr/>
+            </w:pPr>
+            <w:r>
+              <w:rPr/>
+              <w:t>0</w:t>
+            </w:r>
+          </w:p>
+        </w:tc>
+        <w:tc>
+          <w:tcPr>
+            <w:tcW w:w="733" w:type="dxa"/>
+            <w:tcBorders>
+              <w:start w:val="single" w:sz="4" w:space="0" w:color="000000"/>
+              <w:bottom w:val="single" w:sz="4" w:space="0" w:color="000000"/>
+            </w:tcBorders>
+          </w:tcPr>
+          <w:p>
+            <w:pPr>
+              <w:pStyle w:val="TableContents"/>
+              <w:rPr/>
+            </w:pPr>
+            <w:r>
+              <w:rPr/>
+              <w:t>1</w:t>
+            </w:r>
+          </w:p>
+        </w:tc>
+        <w:tc>
+          <w:tcPr>
+            <w:tcW w:w="742" w:type="dxa"/>
+            <w:tcBorders>
+              <w:start w:val="single" w:sz="4" w:space="0" w:color="000000"/>
+              <w:bottom w:val="single" w:sz="4" w:space="0" w:color="000000"/>
+            </w:tcBorders>
+          </w:tcPr>
+          <w:p>
+            <w:pPr>
+              <w:pStyle w:val="TableContents"/>
+              <w:rPr/>
+            </w:pPr>
+            <w:r>
+              <w:rPr/>
+              <w:t>0</w:t>
+            </w:r>
+          </w:p>
+        </w:tc>
+        <w:tc>
+          <w:tcPr>
+            <w:tcW w:w="1446" w:type="dxa"/>
+            <w:tcBorders>
+              <w:start w:val="single" w:sz="4" w:space="0" w:color="000000"/>
+              <w:bottom w:val="single" w:sz="4" w:space="0" w:color="000000"/>
+            </w:tcBorders>
+          </w:tcPr>
+          <w:p>
+            <w:pPr>
+              <w:pStyle w:val="TableContents"/>
+              <w:rPr/>
+            </w:pPr>
+            <w:r>
+              <w:rPr/>
+              <w:t>0</w:t>
+            </w:r>
+          </w:p>
+        </w:tc>
+        <w:tc>
+          <w:tcPr>
+            <w:tcW w:w="1082" w:type="dxa"/>
+            <w:tcBorders>
+              <w:start w:val="single" w:sz="4" w:space="0" w:color="000000"/>
+              <w:bottom w:val="single" w:sz="4" w:space="0" w:color="000000"/>
+            </w:tcBorders>
+          </w:tcPr>
+          <w:p>
+            <w:pPr>
+              <w:pStyle w:val="TableContents"/>
+              <w:rPr/>
+            </w:pPr>
+            <w:r>
+              <w:rPr/>
+              <w:t>0</w:t>
+            </w:r>
+          </w:p>
+        </w:tc>
+        <w:tc>
+          <w:tcPr>
+            <w:tcW w:w="1239" w:type="dxa"/>
+            <w:tcBorders>
+              <w:start w:val="single" w:sz="4" w:space="0" w:color="000000"/>
+              <w:bottom w:val="single" w:sz="4" w:space="0" w:color="000000"/>
+            </w:tcBorders>
+          </w:tcPr>
+          <w:p>
+            <w:pPr>
+              <w:pStyle w:val="TableContents"/>
+              <w:rPr/>
+            </w:pPr>
+            <w:r>
+              <w:rPr/>
+              <w:t>0</w:t>
+            </w:r>
+          </w:p>
+        </w:tc>
+        <w:tc>
+          <w:tcPr>
+            <w:tcW w:w="3663" w:type="dxa"/>
+            <w:tcBorders>
+              <w:start w:val="single" w:sz="4" w:space="0" w:color="000000"/>
+              <w:bottom w:val="single" w:sz="4" w:space="0" w:color="000000"/>
+              <w:end w:val="single" w:sz="4" w:space="0" w:color="000000"/>
+            </w:tcBorders>
+          </w:tcPr>
+          <w:p>
+            <w:pPr>
+              <w:pStyle w:val="TableContents"/>
+              <w:rPr/>
+            </w:pPr>
+            <w:r>
+              <w:rPr/>
+              <w:t>0</w:t>
+            </w:r>
+          </w:p>
+        </w:tc>
+      </w:tr>
+      <w:tr>
+        <w:trPr/>
+        <w:tc>
+          <w:tcPr>
+            <w:tcW w:w="733" w:type="dxa"/>
+            <w:tcBorders>
+              <w:start w:val="single" w:sz="4" w:space="0" w:color="000000"/>
+              <w:bottom w:val="single" w:sz="4" w:space="0" w:color="000000"/>
+            </w:tcBorders>
+          </w:tcPr>
+          <w:p>
+            <w:pPr>
+              <w:pStyle w:val="TableContents"/>
+              <w:rPr/>
+            </w:pPr>
+            <w:r>
+              <w:rPr/>
+              <w:t>0</w:t>
+            </w:r>
+          </w:p>
+        </w:tc>
+        <w:tc>
+          <w:tcPr>
+            <w:tcW w:w="733" w:type="dxa"/>
+            <w:tcBorders>
+              <w:start w:val="single" w:sz="4" w:space="0" w:color="000000"/>
+              <w:bottom w:val="single" w:sz="4" w:space="0" w:color="000000"/>
+            </w:tcBorders>
+          </w:tcPr>
+          <w:p>
+            <w:pPr>
+              <w:pStyle w:val="TableContents"/>
+              <w:rPr/>
+            </w:pPr>
+            <w:r>
+              <w:rPr/>
+              <w:t>1</w:t>
+            </w:r>
+          </w:p>
+        </w:tc>
+        <w:tc>
+          <w:tcPr>
+            <w:tcW w:w="742" w:type="dxa"/>
+            <w:tcBorders>
+              <w:start w:val="single" w:sz="4" w:space="0" w:color="000000"/>
+              <w:bottom w:val="single" w:sz="4" w:space="0" w:color="000000"/>
+            </w:tcBorders>
+          </w:tcPr>
+          <w:p>
+            <w:pPr>
+              <w:pStyle w:val="TableContents"/>
+              <w:rPr/>
+            </w:pPr>
+            <w:r>
+              <w:rPr/>
+              <w:t>1</w:t>
+            </w:r>
+          </w:p>
+        </w:tc>
+        <w:tc>
+          <w:tcPr>
+            <w:tcW w:w="1446" w:type="dxa"/>
+            <w:tcBorders>
+              <w:start w:val="single" w:sz="4" w:space="0" w:color="000000"/>
+              <w:bottom w:val="single" w:sz="4" w:space="0" w:color="000000"/>
+            </w:tcBorders>
+          </w:tcPr>
+          <w:p>
+            <w:pPr>
+              <w:pStyle w:val="TableContents"/>
+              <w:rPr/>
+            </w:pPr>
+            <w:r>
+              <w:rPr/>
+              <w:t>0</w:t>
+            </w:r>
+          </w:p>
+        </w:tc>
+        <w:tc>
+          <w:tcPr>
+            <w:tcW w:w="1082" w:type="dxa"/>
+            <w:tcBorders>
+              <w:start w:val="single" w:sz="4" w:space="0" w:color="000000"/>
+              <w:bottom w:val="single" w:sz="4" w:space="0" w:color="000000"/>
+            </w:tcBorders>
+          </w:tcPr>
+          <w:p>
+            <w:pPr>
+              <w:pStyle w:val="TableContents"/>
+              <w:rPr/>
+            </w:pPr>
+            <w:r>
+              <w:rPr/>
+              <w:t>0</w:t>
+            </w:r>
+          </w:p>
+        </w:tc>
+        <w:tc>
+          <w:tcPr>
+            <w:tcW w:w="1239" w:type="dxa"/>
+            <w:tcBorders>
+              <w:start w:val="single" w:sz="4" w:space="0" w:color="000000"/>
+              <w:bottom w:val="single" w:sz="4" w:space="0" w:color="000000"/>
+            </w:tcBorders>
+          </w:tcPr>
+          <w:p>
+            <w:pPr>
+              <w:pStyle w:val="TableContents"/>
+              <w:rPr/>
+            </w:pPr>
+            <w:r>
+              <w:rPr/>
+              <w:t>1</w:t>
+            </w:r>
+          </w:p>
+        </w:tc>
+        <w:tc>
+          <w:tcPr>
+            <w:tcW w:w="3663" w:type="dxa"/>
+            <w:tcBorders>
+              <w:start w:val="single" w:sz="4" w:space="0" w:color="000000"/>
+              <w:bottom w:val="single" w:sz="4" w:space="0" w:color="000000"/>
+              <w:end w:val="single" w:sz="4" w:space="0" w:color="000000"/>
+            </w:tcBorders>
+          </w:tcPr>
+          <w:p>
+            <w:pPr>
+              <w:pStyle w:val="TableContents"/>
+              <w:rPr/>
+            </w:pPr>
+            <w:r>
+              <w:rPr/>
+              <w:t>1</w:t>
+            </w:r>
+          </w:p>
+        </w:tc>
+      </w:tr>
+      <w:tr>
+        <w:trPr/>
+        <w:tc>
+          <w:tcPr>
+            <w:tcW w:w="733" w:type="dxa"/>
+            <w:tcBorders>
+              <w:start w:val="single" w:sz="4" w:space="0" w:color="000000"/>
+              <w:bottom w:val="single" w:sz="4" w:space="0" w:color="000000"/>
+            </w:tcBorders>
+          </w:tcPr>
+          <w:p>
+            <w:pPr>
+              <w:pStyle w:val="TableContents"/>
+              <w:rPr/>
+            </w:pPr>
+            <w:r>
+              <w:rPr/>
+              <w:t>1</w:t>
+            </w:r>
+          </w:p>
+        </w:tc>
+        <w:tc>
+          <w:tcPr>
+            <w:tcW w:w="733" w:type="dxa"/>
+            <w:tcBorders>
+              <w:start w:val="single" w:sz="4" w:space="0" w:color="000000"/>
+              <w:bottom w:val="single" w:sz="4" w:space="0" w:color="000000"/>
+            </w:tcBorders>
+          </w:tcPr>
+          <w:p>
+            <w:pPr>
+              <w:pStyle w:val="TableContents"/>
+              <w:rPr/>
+            </w:pPr>
+            <w:r>
+              <w:rPr/>
+              <w:t>0</w:t>
+            </w:r>
+          </w:p>
+        </w:tc>
+        <w:tc>
+          <w:tcPr>
+            <w:tcW w:w="742" w:type="dxa"/>
+            <w:tcBorders>
+              <w:start w:val="single" w:sz="4" w:space="0" w:color="000000"/>
+              <w:bottom w:val="single" w:sz="4" w:space="0" w:color="000000"/>
+            </w:tcBorders>
+          </w:tcPr>
+          <w:p>
+            <w:pPr>
+              <w:pStyle w:val="TableContents"/>
+              <w:rPr/>
+            </w:pPr>
+            <w:r>
+              <w:rPr/>
+              <w:t>0</w:t>
+            </w:r>
+          </w:p>
+        </w:tc>
+        <w:tc>
+          <w:tcPr>
+            <w:tcW w:w="1446" w:type="dxa"/>
+            <w:tcBorders>
+              <w:start w:val="single" w:sz="4" w:space="0" w:color="000000"/>
+              <w:bottom w:val="single" w:sz="4" w:space="0" w:color="000000"/>
+            </w:tcBorders>
+          </w:tcPr>
+          <w:p>
+            <w:pPr>
+              <w:pStyle w:val="TableContents"/>
+              <w:rPr/>
+            </w:pPr>
+            <w:r>
+              <w:rPr/>
+              <w:t>0</w:t>
+            </w:r>
+          </w:p>
+        </w:tc>
+        <w:tc>
+          <w:tcPr>
+            <w:tcW w:w="1082" w:type="dxa"/>
+            <w:tcBorders>
+              <w:start w:val="single" w:sz="4" w:space="0" w:color="000000"/>
+              <w:bottom w:val="single" w:sz="4" w:space="0" w:color="000000"/>
+            </w:tcBorders>
+          </w:tcPr>
+          <w:p>
+            <w:pPr>
+              <w:pStyle w:val="TableContents"/>
+              <w:rPr/>
+            </w:pPr>
+            <w:r>
+              <w:rPr/>
+              <w:t>0</w:t>
+            </w:r>
+          </w:p>
+        </w:tc>
+        <w:tc>
+          <w:tcPr>
+            <w:tcW w:w="1239" w:type="dxa"/>
+            <w:tcBorders>
+              <w:start w:val="single" w:sz="4" w:space="0" w:color="000000"/>
+              <w:bottom w:val="single" w:sz="4" w:space="0" w:color="000000"/>
+            </w:tcBorders>
+          </w:tcPr>
+          <w:p>
+            <w:pPr>
+              <w:pStyle w:val="TableContents"/>
+              <w:rPr/>
+            </w:pPr>
+            <w:r>
+              <w:rPr/>
+              <w:t>0</w:t>
+            </w:r>
+          </w:p>
+        </w:tc>
+        <w:tc>
+          <w:tcPr>
+            <w:tcW w:w="3663" w:type="dxa"/>
+            <w:tcBorders>
+              <w:start w:val="single" w:sz="4" w:space="0" w:color="000000"/>
+              <w:bottom w:val="single" w:sz="4" w:space="0" w:color="000000"/>
+              <w:end w:val="single" w:sz="4" w:space="0" w:color="000000"/>
+            </w:tcBorders>
+          </w:tcPr>
+          <w:p>
+            <w:pPr>
+              <w:pStyle w:val="TableContents"/>
+              <w:rPr/>
+            </w:pPr>
+            <w:r>
+              <w:rPr/>
+              <w:t>0</w:t>
+            </w:r>
+          </w:p>
+        </w:tc>
+      </w:tr>
+      <w:tr>
+        <w:trPr/>
+        <w:tc>
+          <w:tcPr>
+            <w:tcW w:w="733" w:type="dxa"/>
+            <w:tcBorders>
+              <w:start w:val="single" w:sz="4" w:space="0" w:color="000000"/>
+              <w:bottom w:val="single" w:sz="4" w:space="0" w:color="000000"/>
+            </w:tcBorders>
+          </w:tcPr>
+          <w:p>
+            <w:pPr>
+              <w:pStyle w:val="TableContents"/>
+              <w:rPr/>
+            </w:pPr>
+            <w:r>
+              <w:rPr/>
+              <w:t>1</w:t>
+            </w:r>
+          </w:p>
+        </w:tc>
+        <w:tc>
+          <w:tcPr>
+            <w:tcW w:w="733" w:type="dxa"/>
+            <w:tcBorders>
+              <w:start w:val="single" w:sz="4" w:space="0" w:color="000000"/>
+              <w:bottom w:val="single" w:sz="4" w:space="0" w:color="000000"/>
+            </w:tcBorders>
+          </w:tcPr>
+          <w:p>
+            <w:pPr>
+              <w:pStyle w:val="TableContents"/>
+              <w:rPr/>
+            </w:pPr>
+            <w:r>
+              <w:rPr/>
+              <w:t>0</w:t>
+            </w:r>
+          </w:p>
+        </w:tc>
+        <w:tc>
+          <w:tcPr>
+            <w:tcW w:w="742" w:type="dxa"/>
+            <w:tcBorders>
+              <w:start w:val="single" w:sz="4" w:space="0" w:color="000000"/>
+              <w:bottom w:val="single" w:sz="4" w:space="0" w:color="000000"/>
+            </w:tcBorders>
+          </w:tcPr>
+          <w:p>
+            <w:pPr>
+              <w:pStyle w:val="TableContents"/>
+              <w:rPr/>
+            </w:pPr>
+            <w:r>
+              <w:rPr/>
+              <w:t>1</w:t>
+            </w:r>
+          </w:p>
+        </w:tc>
+        <w:tc>
+          <w:tcPr>
+            <w:tcW w:w="1446" w:type="dxa"/>
+            <w:tcBorders>
+              <w:start w:val="single" w:sz="4" w:space="0" w:color="000000"/>
+              <w:bottom w:val="single" w:sz="4" w:space="0" w:color="000000"/>
+            </w:tcBorders>
+          </w:tcPr>
+          <w:p>
+            <w:pPr>
+              <w:pStyle w:val="TableContents"/>
+              <w:rPr/>
+            </w:pPr>
+            <w:r>
+              <w:rPr/>
+              <w:t>0</w:t>
+            </w:r>
+          </w:p>
+        </w:tc>
+        <w:tc>
+          <w:tcPr>
+            <w:tcW w:w="1082" w:type="dxa"/>
+            <w:tcBorders>
+              <w:start w:val="single" w:sz="4" w:space="0" w:color="000000"/>
+              <w:bottom w:val="single" w:sz="4" w:space="0" w:color="000000"/>
+            </w:tcBorders>
+          </w:tcPr>
+          <w:p>
+            <w:pPr>
+              <w:pStyle w:val="TableContents"/>
+              <w:rPr/>
+            </w:pPr>
+            <w:r>
+              <w:rPr/>
+              <w:t>1</w:t>
+            </w:r>
+          </w:p>
+        </w:tc>
+        <w:tc>
+          <w:tcPr>
+            <w:tcW w:w="1239" w:type="dxa"/>
+            <w:tcBorders>
+              <w:start w:val="single" w:sz="4" w:space="0" w:color="000000"/>
+              <w:bottom w:val="single" w:sz="4" w:space="0" w:color="000000"/>
+            </w:tcBorders>
+          </w:tcPr>
+          <w:p>
+            <w:pPr>
+              <w:pStyle w:val="TableContents"/>
+              <w:rPr/>
+            </w:pPr>
+            <w:r>
+              <w:rPr/>
+              <w:t>0</w:t>
+            </w:r>
+          </w:p>
+        </w:tc>
+        <w:tc>
+          <w:tcPr>
+            <w:tcW w:w="3663" w:type="dxa"/>
+            <w:tcBorders>
+              <w:start w:val="single" w:sz="4" w:space="0" w:color="000000"/>
+              <w:bottom w:val="single" w:sz="4" w:space="0" w:color="000000"/>
+              <w:end w:val="single" w:sz="4" w:space="0" w:color="000000"/>
+            </w:tcBorders>
+          </w:tcPr>
+          <w:p>
+            <w:pPr>
+              <w:pStyle w:val="TableContents"/>
+              <w:rPr/>
+            </w:pPr>
+            <w:r>
+              <w:rPr/>
+              <w:t>1</w:t>
+            </w:r>
+          </w:p>
+        </w:tc>
+      </w:tr>
+      <w:tr>
+        <w:trPr/>
+        <w:tc>
+          <w:tcPr>
+            <w:tcW w:w="733" w:type="dxa"/>
+            <w:tcBorders>
+              <w:start w:val="single" w:sz="4" w:space="0" w:color="000000"/>
+              <w:bottom w:val="single" w:sz="4" w:space="0" w:color="000000"/>
+            </w:tcBorders>
+          </w:tcPr>
+          <w:p>
+            <w:pPr>
+              <w:pStyle w:val="TableContents"/>
+              <w:rPr/>
+            </w:pPr>
+            <w:r>
+              <w:rPr/>
+              <w:t>1</w:t>
+            </w:r>
+          </w:p>
+        </w:tc>
+        <w:tc>
+          <w:tcPr>
+            <w:tcW w:w="733" w:type="dxa"/>
+            <w:tcBorders>
+              <w:start w:val="single" w:sz="4" w:space="0" w:color="000000"/>
+              <w:bottom w:val="single" w:sz="4" w:space="0" w:color="000000"/>
+            </w:tcBorders>
+          </w:tcPr>
+          <w:p>
+            <w:pPr>
+              <w:pStyle w:val="TableContents"/>
+              <w:rPr/>
+            </w:pPr>
+            <w:r>
+              <w:rPr/>
+              <w:t>1</w:t>
+            </w:r>
+          </w:p>
+        </w:tc>
+        <w:tc>
+          <w:tcPr>
+            <w:tcW w:w="742" w:type="dxa"/>
+            <w:tcBorders>
+              <w:start w:val="single" w:sz="4" w:space="0" w:color="000000"/>
+              <w:bottom w:val="single" w:sz="4" w:space="0" w:color="000000"/>
+            </w:tcBorders>
+          </w:tcPr>
+          <w:p>
+            <w:pPr>
+              <w:pStyle w:val="TableContents"/>
+              <w:rPr/>
+            </w:pPr>
+            <w:r>
+              <w:rPr/>
+              <w:t>0</w:t>
+            </w:r>
+          </w:p>
+        </w:tc>
+        <w:tc>
+          <w:tcPr>
+            <w:tcW w:w="1446" w:type="dxa"/>
+            <w:tcBorders>
+              <w:start w:val="single" w:sz="4" w:space="0" w:color="000000"/>
+              <w:bottom w:val="single" w:sz="4" w:space="0" w:color="000000"/>
+            </w:tcBorders>
+          </w:tcPr>
+          <w:p>
+            <w:pPr>
+              <w:pStyle w:val="TableContents"/>
+              <w:rPr/>
+            </w:pPr>
+            <w:r>
+              <w:rPr/>
+              <w:t>1</w:t>
+            </w:r>
+          </w:p>
+        </w:tc>
+        <w:tc>
+          <w:tcPr>
+            <w:tcW w:w="1082" w:type="dxa"/>
+            <w:tcBorders>
+              <w:start w:val="single" w:sz="4" w:space="0" w:color="000000"/>
+              <w:bottom w:val="single" w:sz="4" w:space="0" w:color="000000"/>
+            </w:tcBorders>
+          </w:tcPr>
+          <w:p>
+            <w:pPr>
+              <w:pStyle w:val="TableContents"/>
+              <w:rPr/>
+            </w:pPr>
+            <w:r>
+              <w:rPr/>
+              <w:t>0</w:t>
+            </w:r>
+          </w:p>
+        </w:tc>
+        <w:tc>
+          <w:tcPr>
+            <w:tcW w:w="1239" w:type="dxa"/>
+            <w:tcBorders>
+              <w:start w:val="single" w:sz="4" w:space="0" w:color="000000"/>
+              <w:bottom w:val="single" w:sz="4" w:space="0" w:color="000000"/>
+            </w:tcBorders>
+          </w:tcPr>
+          <w:p>
+            <w:pPr>
+              <w:pStyle w:val="TableContents"/>
+              <w:rPr/>
+            </w:pPr>
+            <w:r>
+              <w:rPr/>
+              <w:t>0</w:t>
+            </w:r>
+          </w:p>
+        </w:tc>
+        <w:tc>
+          <w:tcPr>
+            <w:tcW w:w="3663" w:type="dxa"/>
+            <w:tcBorders>
+              <w:start w:val="single" w:sz="4" w:space="0" w:color="000000"/>
+              <w:bottom w:val="single" w:sz="4" w:space="0" w:color="000000"/>
+              <w:end w:val="single" w:sz="4" w:space="0" w:color="000000"/>
+            </w:tcBorders>
+          </w:tcPr>
+          <w:p>
+            <w:pPr>
+              <w:pStyle w:val="TableContents"/>
+              <w:rPr/>
+            </w:pPr>
+            <w:r>
+              <w:rPr/>
+              <w:t>1</w:t>
+            </w:r>
+          </w:p>
+        </w:tc>
+      </w:tr>
+      <w:tr>
+        <w:trPr/>
+        <w:tc>
+          <w:tcPr>
+            <w:tcW w:w="733" w:type="dxa"/>
+            <w:tcBorders>
+              <w:start w:val="single" w:sz="4" w:space="0" w:color="000000"/>
+              <w:bottom w:val="single" w:sz="4" w:space="0" w:color="000000"/>
+            </w:tcBorders>
+          </w:tcPr>
+          <w:p>
+            <w:pPr>
+              <w:pStyle w:val="TableContents"/>
+              <w:rPr/>
+            </w:pPr>
+            <w:r>
+              <w:rPr/>
+              <w:t>1</w:t>
+            </w:r>
+          </w:p>
+        </w:tc>
+        <w:tc>
+          <w:tcPr>
+            <w:tcW w:w="733" w:type="dxa"/>
+            <w:tcBorders>
+              <w:start w:val="single" w:sz="4" w:space="0" w:color="000000"/>
+              <w:bottom w:val="single" w:sz="4" w:space="0" w:color="000000"/>
+            </w:tcBorders>
+          </w:tcPr>
+          <w:p>
+            <w:pPr>
+              <w:pStyle w:val="TableContents"/>
+              <w:rPr/>
+            </w:pPr>
+            <w:r>
+              <w:rPr/>
+              <w:t>1</w:t>
+            </w:r>
+          </w:p>
+        </w:tc>
+        <w:tc>
+          <w:tcPr>
+            <w:tcW w:w="742" w:type="dxa"/>
+            <w:tcBorders>
+              <w:start w:val="single" w:sz="4" w:space="0" w:color="000000"/>
+              <w:bottom w:val="single" w:sz="4" w:space="0" w:color="000000"/>
+            </w:tcBorders>
+          </w:tcPr>
+          <w:p>
+            <w:pPr>
+              <w:pStyle w:val="TableContents"/>
+              <w:rPr/>
+            </w:pPr>
+            <w:r>
+              <w:rPr/>
+              <w:t>1</w:t>
+            </w:r>
+          </w:p>
+        </w:tc>
+        <w:tc>
+          <w:tcPr>
+            <w:tcW w:w="1446" w:type="dxa"/>
+            <w:tcBorders>
+              <w:start w:val="single" w:sz="4" w:space="0" w:color="000000"/>
+              <w:bottom w:val="single" w:sz="4" w:space="0" w:color="000000"/>
+            </w:tcBorders>
+          </w:tcPr>
+          <w:p>
+            <w:pPr>
+              <w:pStyle w:val="TableContents"/>
+              <w:rPr/>
+            </w:pPr>
+            <w:r>
+              <w:rPr/>
+              <w:t>1</w:t>
+            </w:r>
+          </w:p>
+        </w:tc>
+        <w:tc>
+          <w:tcPr>
+            <w:tcW w:w="1082" w:type="dxa"/>
+            <w:tcBorders>
+              <w:start w:val="single" w:sz="4" w:space="0" w:color="000000"/>
+              <w:bottom w:val="single" w:sz="4" w:space="0" w:color="000000"/>
+            </w:tcBorders>
+          </w:tcPr>
+          <w:p>
+            <w:pPr>
+              <w:pStyle w:val="TableContents"/>
+              <w:rPr/>
+            </w:pPr>
+            <w:r>
+              <w:rPr/>
+              <w:t>1</w:t>
+            </w:r>
+          </w:p>
+        </w:tc>
+        <w:tc>
+          <w:tcPr>
+            <w:tcW w:w="1239" w:type="dxa"/>
+            <w:tcBorders>
+              <w:start w:val="single" w:sz="4" w:space="0" w:color="000000"/>
+              <w:bottom w:val="single" w:sz="4" w:space="0" w:color="000000"/>
+            </w:tcBorders>
+          </w:tcPr>
+          <w:p>
+            <w:pPr>
+              <w:pStyle w:val="TableContents"/>
+              <w:rPr/>
+            </w:pPr>
+            <w:r>
+              <w:rPr/>
+              <w:t>1</w:t>
+            </w:r>
+          </w:p>
+        </w:tc>
+        <w:tc>
+          <w:tcPr>
+            <w:tcW w:w="3663" w:type="dxa"/>
+            <w:tcBorders>
+              <w:start w:val="single" w:sz="4" w:space="0" w:color="000000"/>
+              <w:bottom w:val="single" w:sz="4" w:space="0" w:color="000000"/>
+              <w:end w:val="single" w:sz="4" w:space="0" w:color="000000"/>
+            </w:tcBorders>
+          </w:tcPr>
+          <w:p>
+            <w:pPr>
+              <w:pStyle w:val="TableContents"/>
+              <w:rPr/>
+            </w:pPr>
+            <w:r>
+              <w:rPr/>
+              <w:t>1</w:t>
+            </w:r>
+          </w:p>
+        </w:tc>
+      </w:tr>
+    </w:tbl>
+    <w:p>
+      <w:pPr>
+        <w:pStyle w:val="BodyText"/>
+        <w:rPr/>
+      </w:pPr>
+      <w:r>
+        <w:rPr/>
+      </w:r>
+    </w:p>
+    <w:p>
+      <w:pPr>
+        <w:pStyle w:val="Heading2"/>
+        <w:ind w:hanging="0" w:start="0"/>
+        <w:rPr/>
+      </w:pPr>
+      <w:r>
+        <w:rPr/>
+        <w:t>Công thức Boolean</w:t>
+      </w:r>
+    </w:p>
+    <w:p>
+      <w:pPr>
+        <w:pStyle w:val="Heading2"/>
+        <w:ind w:hanging="0" w:start="0"/>
+        <w:rPr/>
+      </w:pPr>
+      <w:r>
+        <w:rPr/>
+        <w:t>Sum</w:t>
+      </w:r>
+    </w:p>
+    <w:p>
+      <w:pPr>
+        <w:pStyle w:val="BodyText"/>
+        <w:rPr/>
+      </w:pPr>
+      <w:r>
+        <w:rPr/>
+        <w:t>Quan sát bảng sẽ thấy:</w:t>
+      </w:r>
+    </w:p>
+    <w:p>
+      <w:pPr>
+        <w:sectPr>
+          <w:type w:val="continuous"/>
+          <w:pgSz w:w="11906" w:h="16838"/>
+          <w:pgMar w:left="1134" w:right="1134" w:gutter="0" w:header="0" w:top="1134" w:footer="0" w:bottom="1134"/>
+          <w:formProt w:val="false"/>
+          <w:textDirection w:val="lrTb"/>
+          <w:docGrid w:type="default" w:linePitch="100" w:charSpace="0"/>
+        </w:sectPr>
+      </w:pPr>
+    </w:p>
+    <w:p>
+      <w:pPr>
+        <w:pStyle w:val="PreformattedText"/>
+        <w:spacing w:before="0" w:after="283"/>
+        <w:ind w:hanging="0" w:start="0" w:end="0"/>
+        <w:rPr/>
+      </w:pPr>
+      <w:bookmarkStart w:id="12" w:name="code-block-viewer_Copy_8"/>
+      <w:bookmarkEnd w:id="12"/>
+      <w:r>
+        <w:rPr>
+          <w:rStyle w:val="SourceText"/>
+        </w:rPr>
+        <w:t>Sum = A ^ B ^ Cin</w:t>
+      </w:r>
+    </w:p>
+    <w:p>
+      <w:pPr>
+        <w:sectPr>
+          <w:type w:val="continuous"/>
+          <w:pgSz w:w="11906" w:h="16838"/>
+          <w:pgMar w:left="1134" w:right="1134" w:gutter="0" w:header="0" w:top="1134" w:footer="0" w:bottom="1134"/>
+          <w:formProt w:val="false"/>
+          <w:textDirection w:val="lrTb"/>
+          <w:docGrid w:type="default" w:linePitch="100" w:charSpace="0"/>
+        </w:sectPr>
+      </w:pPr>
+    </w:p>
+    <w:p>
+      <w:pPr>
+        <w:pStyle w:val="BodyText"/>
+        <w:rPr/>
+      </w:pPr>
+      <w:r>
+        <w:rPr/>
+        <w:t>Nghĩa là XOR của cả ba bit.</w:t>
+      </w:r>
+    </w:p>
+    <w:p>
+      <w:pPr>
+        <w:pStyle w:val="HorizontalLine"/>
+        <w:rPr/>
+      </w:pPr>
+      <w:r>
+        <w:rPr/>
+      </w:r>
+    </w:p>
+    <w:p>
+      <w:pPr>
+        <w:pStyle w:val="Heading2"/>
+        <w:ind w:hanging="0" w:start="0"/>
+        <w:rPr/>
+      </w:pPr>
+      <w:r>
+        <w:rPr/>
+        <w:t>Carry Out</w:t>
+      </w:r>
+    </w:p>
+    <w:p>
+      <w:pPr>
+        <w:pStyle w:val="BodyText"/>
+        <w:rPr/>
+      </w:pPr>
+      <w:r>
+        <w:rPr/>
+        <w:t xml:space="preserve">Carry sẽ bằng 1 nếu </w:t>
+      </w:r>
+      <w:r>
+        <w:rPr>
+          <w:rStyle w:val="Strong"/>
+        </w:rPr>
+        <w:t>ít nhất hai trong ba đầu vào bằng 1</w:t>
+      </w:r>
+      <w:r>
+        <w:rPr/>
+        <w:t>.</w:t>
+      </w:r>
+    </w:p>
+    <w:p>
+      <w:pPr>
+        <w:pStyle w:val="BodyText"/>
+        <w:rPr/>
+      </w:pPr>
+      <w:r>
+        <w:rPr/>
+        <w:t>Công thức:</w:t>
+      </w:r>
+    </w:p>
+    <w:p>
+      <w:pPr>
+        <w:sectPr>
+          <w:type w:val="continuous"/>
+          <w:pgSz w:w="11906" w:h="16838"/>
+          <w:pgMar w:left="1134" w:right="1134" w:gutter="0" w:header="0" w:top="1134" w:footer="0" w:bottom="1134"/>
+          <w:formProt w:val="false"/>
+          <w:textDirection w:val="lrTb"/>
+          <w:docGrid w:type="default" w:linePitch="100" w:charSpace="0"/>
+        </w:sectPr>
+      </w:pPr>
+    </w:p>
+    <w:p>
+      <w:pPr>
+        <w:pStyle w:val="PreformattedText"/>
+        <w:spacing w:before="0" w:after="283"/>
+        <w:ind w:hanging="0" w:start="0" w:end="0"/>
+        <w:rPr/>
+      </w:pPr>
+      <w:bookmarkStart w:id="13" w:name="code-block-viewer_Copy_9"/>
+      <w:bookmarkEnd w:id="13"/>
+      <w:r>
+        <w:rPr>
+          <w:rStyle w:val="SourceText"/>
+        </w:rPr>
+        <w:t>Cout = (A &amp; B) | (A &amp; Cin) | (B &amp; Cin)</w:t>
+      </w:r>
+    </w:p>
+    <w:p>
+      <w:pPr>
+        <w:sectPr>
+          <w:type w:val="continuous"/>
+          <w:pgSz w:w="11906" w:h="16838"/>
+          <w:pgMar w:left="1134" w:right="1134" w:gutter="0" w:header="0" w:top="1134" w:footer="0" w:bottom="1134"/>
+          <w:formProt w:val="false"/>
+          <w:textDirection w:val="lrTb"/>
+          <w:docGrid w:type="default" w:linePitch="100" w:charSpace="0"/>
+        </w:sectPr>
+      </w:pPr>
+    </w:p>
+    <w:p>
+      <w:pPr>
+        <w:pStyle w:val="BodyText"/>
+        <w:rPr/>
+      </w:pPr>
+      <w:r>
+        <w:rPr/>
+        <w:t>Có thể hiểu là:</w:t>
+      </w:r>
+    </w:p>
+    <w:p>
+      <w:pPr>
+        <w:pStyle w:val="BodyText"/>
+        <w:numPr>
+          <w:ilvl w:val="0"/>
+          <w:numId w:val="2"/>
+        </w:numPr>
+        <w:tabs>
+          <w:tab w:val="clear" w:pos="709"/>
+          <w:tab w:val="left" w:pos="0" w:leader="none"/>
+        </w:tabs>
+        <w:spacing w:before="0" w:after="0"/>
+        <w:ind w:hanging="283" w:start="709"/>
+        <w:rPr/>
+      </w:pPr>
+      <w:r>
+        <w:rPr/>
+        <w:t xml:space="preserve">A và B cùng bằng 1 → nhớ. </w:t>
+      </w:r>
+    </w:p>
+    <w:p>
+      <w:pPr>
+        <w:pStyle w:val="BodyText"/>
+        <w:numPr>
+          <w:ilvl w:val="0"/>
+          <w:numId w:val="2"/>
+        </w:numPr>
+        <w:tabs>
+          <w:tab w:val="clear" w:pos="709"/>
+          <w:tab w:val="left" w:pos="0" w:leader="none"/>
+        </w:tabs>
+        <w:spacing w:before="0" w:after="0"/>
+        <w:ind w:hanging="283" w:start="709"/>
+        <w:rPr/>
+      </w:pPr>
+      <w:r>
+        <w:rPr/>
+        <w:t xml:space="preserve">A và Cin cùng bằng 1 → nhớ. </w:t>
+      </w:r>
+    </w:p>
+    <w:p>
+      <w:pPr>
+        <w:pStyle w:val="BodyText"/>
+        <w:numPr>
+          <w:ilvl w:val="0"/>
+          <w:numId w:val="2"/>
+        </w:numPr>
+        <w:tabs>
+          <w:tab w:val="clear" w:pos="709"/>
+          <w:tab w:val="left" w:pos="0" w:leader="none"/>
+        </w:tabs>
+        <w:ind w:hanging="283" w:start="709"/>
+        <w:rPr/>
+      </w:pPr>
+      <w:r>
+        <w:rPr/>
+        <w:t xml:space="preserve">B và Cin cùng bằng 1 → nhớ. </w:t>
+      </w:r>
+    </w:p>
+    <w:p>
+      <w:pPr>
+        <w:pStyle w:val="HorizontalLine"/>
+        <w:rPr/>
+      </w:pPr>
+      <w:r>
+        <w:rPr/>
+      </w:r>
+    </w:p>
+    <w:p>
+      <w:pPr>
+        <w:pStyle w:val="BodyText"/>
+        <w:rPr>
+          <w:b/>
+          <w:bCs/>
+        </w:rPr>
+      </w:pPr>
+      <w:r>
+        <w:rPr>
+          <w:b/>
+          <w:bCs/>
+        </w:rPr>
+        <w:t>Mạch logic theo Boolean ( cách 1)</w:t>
+      </w:r>
+    </w:p>
+    <w:p>
+      <w:pPr>
+        <w:pStyle w:val="BodyText"/>
+        <w:rPr/>
+      </w:pPr>
+      <w:r>
+        <w:rPr/>
+        <w:t>Ta có:</w:t>
+      </w:r>
+    </w:p>
+    <w:p>
+      <w:pPr>
+        <w:sectPr>
+          <w:type w:val="continuous"/>
+          <w:pgSz w:w="11906" w:h="16838"/>
+          <w:pgMar w:left="1134" w:right="1134" w:gutter="0" w:header="0" w:top="1134" w:footer="0" w:bottom="1134"/>
+          <w:formProt w:val="false"/>
+          <w:textDirection w:val="lrTb"/>
+          <w:docGrid w:type="default" w:linePitch="100" w:charSpace="0"/>
+        </w:sectPr>
+      </w:pPr>
+    </w:p>
+    <w:p>
+      <w:pPr>
+        <w:pStyle w:val="PreformattedText"/>
+        <w:ind w:hanging="0" w:start="0" w:end="0"/>
+        <w:rPr/>
+      </w:pPr>
+      <w:bookmarkStart w:id="14" w:name="code-block-viewer_Copy_10"/>
+      <w:bookmarkEnd w:id="14"/>
+      <w:r>
+        <w:rPr>
+          <w:rStyle w:val="SourceText"/>
+        </w:rPr>
+        <w:t>Sum  = A ^ B ^ Cin</w:t>
+      </w:r>
+    </w:p>
+    <w:p>
+      <w:pPr>
+        <w:pStyle w:val="PreformattedText"/>
+        <w:spacing w:before="0" w:after="283"/>
+        <w:rPr/>
+      </w:pPr>
+      <w:r>
+        <w:rPr>
+          <w:rStyle w:val="SourceText"/>
+        </w:rPr>
+        <w:t>Cout = (A&amp;B) | (A&amp;Cin) | (B&amp;Cin)</w:t>
+      </w:r>
+    </w:p>
+    <w:p>
+      <w:pPr>
+        <w:sectPr>
+          <w:type w:val="continuous"/>
+          <w:pgSz w:w="11906" w:h="16838"/>
+          <w:pgMar w:left="1134" w:right="1134" w:gutter="0" w:header="0" w:top="1134" w:footer="0" w:bottom="1134"/>
+          <w:formProt w:val="false"/>
+          <w:textDirection w:val="lrTb"/>
+          <w:docGrid w:type="default" w:linePitch="100" w:charSpace="0"/>
+        </w:sectPr>
+      </w:pPr>
+    </w:p>
+    <w:p>
+      <w:pPr>
+        <w:pStyle w:val="BodyText"/>
+        <w:rPr/>
+      </w:pPr>
+      <w:r>
+        <w:rPr/>
+        <w:t>Sơ đồ sẽ là:</w:t>
+      </w:r>
+    </w:p>
+    <w:p>
+      <w:pPr>
+        <w:pStyle w:val="BodyText"/>
+        <w:rPr/>
+      </w:pPr>
+      <w:r>
+        <w:rPr/>
+        <w:drawing>
+          <wp:anchor behindDoc="0" distT="0" distB="0" distL="0" distR="0" simplePos="0" locked="0" layoutInCell="0" allowOverlap="1" relativeHeight="2">
+            <wp:simplePos x="0" y="0"/>
+            <wp:positionH relativeFrom="column">
+              <wp:align>center</wp:align>
+            </wp:positionH>
+            <wp:positionV relativeFrom="paragraph">
+              <wp:posOffset>635</wp:posOffset>
+            </wp:positionV>
+            <wp:extent cx="2867025" cy="1714500"/>
+            <wp:effectExtent l="0" t="0" r="0" b="0"/>
+            <wp:wrapSquare wrapText="largest"/>
+            <wp:docPr id="1" name="Image1" descr="" title=""/>
+            <wp:cNvGraphicFramePr>
+              <a:graphicFrameLocks xmlns:a="http://schemas.openxmlformats.org/drawingml/2006/main" noChangeAspect="1"/>
+            </wp:cNvGraphicFramePr>
+            <a:graphic xmlns:a="http://schemas.openxmlformats.org/drawingml/2006/main">
+              <a:graphicData uri="http://schemas.openxmlformats.org/drawingml/2006/picture">
+                <pic:pic xmlns:pic="http://schemas.openxmlformats.org/drawingml/2006/picture">
+                  <pic:nvPicPr>
+                    <pic:cNvPr id="1" name="Image1" descr="" title=""/>
+                    <pic:cNvPicPr>
+                      <a:picLocks noChangeAspect="1" noChangeArrowheads="1"/>
+                    </pic:cNvPicPr>
+                  </pic:nvPicPr>
+                  <pic:blipFill>
+                    <a:blip r:embed="rId2"/>
+                    <a:stretch>
+                      <a:fillRect/>
+                    </a:stretch>
+                  </pic:blipFill>
+                  <pic:spPr bwMode="auto">
+                    <a:xfrm>
+                      <a:off x="0" y="0"/>
+                      <a:ext cx="2867025" cy="1714500"/>
+                    </a:xfrm>
+                    <a:prstGeom prst="rect">
+                      <a:avLst/>
+                    </a:prstGeom>
+                  </pic:spPr>
+                </pic:pic>
+              </a:graphicData>
+            </a:graphic>
+          </wp:anchor>
+        </w:drawing>
+      </w:r>
+    </w:p>
+    <w:p>
+      <w:pPr>
+        <w:pStyle w:val="BodyText"/>
+        <w:rPr/>
+      </w:pPr>
+      <w:r>
+        <w:rPr/>
+      </w:r>
+    </w:p>
+    <w:p>
+      <w:pPr>
+        <w:pStyle w:val="BodyText"/>
+        <w:rPr/>
+      </w:pPr>
+      <w:r>
+        <w:rPr/>
+      </w:r>
+    </w:p>
+    <w:p>
+      <w:pPr>
+        <w:pStyle w:val="BodyText"/>
+        <w:rPr/>
+      </w:pPr>
+      <w:r>
+        <w:rPr/>
+      </w:r>
+    </w:p>
+    <w:p>
+      <w:pPr>
+        <w:pStyle w:val="BodyText"/>
+        <w:rPr/>
+      </w:pPr>
+      <w:r>
+        <w:rPr/>
+      </w:r>
+    </w:p>
+    <w:p>
+      <w:pPr>
+        <w:pStyle w:val="BodyText"/>
+        <w:rPr/>
+      </w:pPr>
+      <w:r>
+        <w:rPr/>
+      </w:r>
+    </w:p>
+    <w:p>
+      <w:pPr>
+        <w:pStyle w:val="BodyText"/>
+        <w:rPr/>
+      </w:pPr>
+      <w:r>
+        <w:rPr/>
+      </w:r>
+    </w:p>
+    <w:p>
+      <w:pPr>
+        <w:pStyle w:val="BodyText"/>
+        <w:rPr/>
+      </w:pPr>
+      <w:r>
+        <w:rPr/>
+      </w:r>
+    </w:p>
+    <w:p>
+      <w:pPr>
+        <w:sectPr>
+          <w:type w:val="continuous"/>
+          <w:pgSz w:w="11906" w:h="16838"/>
+          <w:pgMar w:left="1134" w:right="1134" w:gutter="0" w:header="0" w:top="1134" w:footer="0" w:bottom="1134"/>
+          <w:formProt w:val="false"/>
+          <w:textDirection w:val="lrTb"/>
+          <w:docGrid w:type="default" w:linePitch="100" w:charSpace="0"/>
+        </w:sectPr>
+      </w:pPr>
+    </w:p>
+    <w:p>
+      <w:pPr>
+        <w:pStyle w:val="PreformattedText"/>
+        <w:ind w:hanging="0" w:start="0" w:end="0"/>
+        <w:rPr>
+          <w:rStyle w:val="SourceText"/>
+        </w:rPr>
+      </w:pPr>
+      <w:r>
+        <w:rPr/>
+      </w:r>
+    </w:p>
+    <w:p>
+      <w:pPr>
+        <w:pStyle w:val="PreformattedText"/>
+        <w:ind w:hanging="0" w:start="0" w:end="0"/>
+        <w:rPr>
+          <w:rStyle w:val="SourceText"/>
+        </w:rPr>
+      </w:pPr>
+      <w:r>
+        <w:rPr/>
+      </w:r>
+    </w:p>
+    <w:p>
+      <w:pPr>
+        <w:pStyle w:val="PreformattedText"/>
+        <w:ind w:hanging="0" w:start="0" w:end="0"/>
+        <w:rPr>
+          <w:rStyle w:val="SourceText"/>
+        </w:rPr>
+      </w:pPr>
+      <w:r>
+        <w:rPr/>
+      </w:r>
+    </w:p>
+    <w:p>
+      <w:pPr>
+        <w:pStyle w:val="PreformattedText"/>
+        <w:ind w:hanging="0" w:start="0" w:end="0"/>
+        <w:rPr>
+          <w:rStyle w:val="SourceText"/>
+        </w:rPr>
+      </w:pPr>
+      <w:r>
+        <w:rPr/>
+      </w:r>
+    </w:p>
+    <w:p>
+      <w:pPr>
+        <w:pStyle w:val="PreformattedText"/>
+        <w:ind w:hanging="0" w:start="0" w:end="0"/>
+        <w:rPr>
+          <w:rStyle w:val="SourceText"/>
+        </w:rPr>
+      </w:pPr>
+      <w:r>
+        <w:rPr/>
+        <w:drawing>
+          <wp:anchor behindDoc="0" distT="0" distB="0" distL="0" distR="0" simplePos="0" locked="0" layoutInCell="0" allowOverlap="1" relativeHeight="4">
+            <wp:simplePos x="0" y="0"/>
+            <wp:positionH relativeFrom="column">
+              <wp:align>center</wp:align>
+            </wp:positionH>
+            <wp:positionV relativeFrom="paragraph">
+              <wp:posOffset>635</wp:posOffset>
+            </wp:positionV>
+            <wp:extent cx="6120130" cy="3981450"/>
+            <wp:effectExtent l="0" t="0" r="0" b="0"/>
+            <wp:wrapSquare wrapText="largest"/>
+            <wp:docPr id="2" name="Image3" descr="" title=""/>
+            <wp:cNvGraphicFramePr>
+              <a:graphicFrameLocks xmlns:a="http://schemas.openxmlformats.org/drawingml/2006/main" noChangeAspect="1"/>
+            </wp:cNvGraphicFramePr>
+            <a:graphic xmlns:a="http://schemas.openxmlformats.org/drawingml/2006/main">
+              <a:graphicData uri="http://schemas.openxmlformats.org/drawingml/2006/picture">
+                <pic:pic xmlns:pic="http://schemas.openxmlformats.org/drawingml/2006/picture">
+                  <pic:nvPicPr>
+                    <pic:cNvPr id="2" name="Image3" descr="" title=""/>
+                    <pic:cNvPicPr>
+                      <a:picLocks noChangeAspect="1" noChangeArrowheads="1"/>
+                    </pic:cNvPicPr>
+                  </pic:nvPicPr>
+                  <pic:blipFill>
+                    <a:blip r:embed="rId3"/>
+                    <a:stretch>
+                      <a:fillRect/>
+                    </a:stretch>
+                  </pic:blipFill>
+                  <pic:spPr bwMode="auto">
+                    <a:xfrm>
+                      <a:off x="0" y="0"/>
+                      <a:ext cx="6120130" cy="3981450"/>
+                    </a:xfrm>
+                    <a:prstGeom prst="rect">
+                      <a:avLst/>
+                    </a:prstGeom>
+                  </pic:spPr>
+                </pic:pic>
+              </a:graphicData>
+            </a:graphic>
+          </wp:anchor>
+        </w:drawing>
+      </w:r>
+    </w:p>
+    <w:p>
+      <w:pPr>
+        <w:pStyle w:val="PreformattedText"/>
+        <w:ind w:hanging="0" w:start="0" w:end="0"/>
+        <w:rPr>
+          <w:rStyle w:val="SourceText"/>
+        </w:rPr>
+      </w:pPr>
+      <w:r>
+        <w:rPr/>
+      </w:r>
+    </w:p>
+    <w:p>
+      <w:pPr>
+        <w:pStyle w:val="PreformattedText"/>
+        <w:ind w:hanging="0" w:start="0" w:end="0"/>
+        <w:rPr>
+          <w:rStyle w:val="SourceText"/>
+        </w:rPr>
+      </w:pPr>
+      <w:r>
+        <w:rPr/>
+        <w:drawing>
+          <wp:anchor behindDoc="0" distT="0" distB="0" distL="0" distR="0" simplePos="0" locked="0" layoutInCell="0" allowOverlap="1" relativeHeight="5">
+            <wp:simplePos x="0" y="0"/>
+            <wp:positionH relativeFrom="column">
+              <wp:align>center</wp:align>
+            </wp:positionH>
+            <wp:positionV relativeFrom="paragraph">
+              <wp:posOffset>635</wp:posOffset>
+            </wp:positionV>
+            <wp:extent cx="6120130" cy="3840480"/>
+            <wp:effectExtent l="0" t="0" r="0" b="0"/>
+            <wp:wrapSquare wrapText="largest"/>
+            <wp:docPr id="3" name="Image4" descr="" title=""/>
+            <wp:cNvGraphicFramePr>
+              <a:graphicFrameLocks xmlns:a="http://schemas.openxmlformats.org/drawingml/2006/main" noChangeAspect="1"/>
+            </wp:cNvGraphicFramePr>
+            <a:graphic xmlns:a="http://schemas.openxmlformats.org/drawingml/2006/main">
+              <a:graphicData uri="http://schemas.openxmlformats.org/drawingml/2006/picture">
+                <pic:pic xmlns:pic="http://schemas.openxmlformats.org/drawingml/2006/picture">
+                  <pic:nvPicPr>
+                    <pic:cNvPr id="3" name="Image4" descr="" title=""/>
+                    <pic:cNvPicPr>
+                      <a:picLocks noChangeAspect="1" noChangeArrowheads="1"/>
+                    </pic:cNvPicPr>
+                  </pic:nvPicPr>
+                  <pic:blipFill>
+                    <a:blip r:embed="rId4"/>
+                    <a:stretch>
+                      <a:fillRect/>
+                    </a:stretch>
+                  </pic:blipFill>
+                  <pic:spPr bwMode="auto">
+                    <a:xfrm>
+                      <a:off x="0" y="0"/>
+                      <a:ext cx="6120130" cy="3840480"/>
+                    </a:xfrm>
+                    <a:prstGeom prst="rect">
+                      <a:avLst/>
+                    </a:prstGeom>
+                  </pic:spPr>
+                </pic:pic>
+              </a:graphicData>
+            </a:graphic>
+          </wp:anchor>
+        </w:drawing>
+      </w:r>
+    </w:p>
+    <w:p>
+      <w:pPr>
+        <w:pStyle w:val="PreformattedText"/>
+        <w:ind w:hanging="0" w:start="0" w:end="0"/>
+        <w:rPr>
+          <w:rStyle w:val="SourceText"/>
+        </w:rPr>
+      </w:pPr>
+      <w:r>
+        <w:rPr/>
+      </w:r>
+    </w:p>
+    <w:p>
+      <w:pPr>
+        <w:sectPr>
+          <w:type w:val="continuous"/>
+          <w:pgSz w:w="11906" w:h="16838"/>
+          <w:pgMar w:left="1134" w:right="1134" w:gutter="0" w:header="0" w:top="1134" w:footer="0" w:bottom="1134"/>
+          <w:formProt w:val="false"/>
+          <w:textDirection w:val="lrTb"/>
+          <w:docGrid w:type="default" w:linePitch="100" w:charSpace="0"/>
+        </w:sectPr>
+      </w:pPr>
+    </w:p>
+    <w:p>
+      <w:pPr>
+        <w:pStyle w:val="BodyText"/>
+        <w:rPr/>
+      </w:pPr>
+      <w:r>
+        <w:rPr/>
+        <w:t>Tức là:</w:t>
+      </w:r>
+    </w:p>
+    <w:p>
+      <w:pPr>
+        <w:pStyle w:val="BodyText"/>
+        <w:numPr>
+          <w:ilvl w:val="0"/>
+          <w:numId w:val="3"/>
+        </w:numPr>
+        <w:tabs>
+          <w:tab w:val="clear" w:pos="709"/>
+          <w:tab w:val="left" w:pos="0" w:leader="none"/>
+        </w:tabs>
+        <w:spacing w:before="0" w:after="0"/>
+        <w:ind w:hanging="283" w:start="709"/>
+        <w:rPr/>
+      </w:pPr>
+      <w:r>
+        <w:rPr>
+          <w:rStyle w:val="Strong"/>
+        </w:rPr>
+        <w:t>2 XOR</w:t>
+      </w:r>
+      <w:r>
+        <w:rPr/>
+        <w:t xml:space="preserve"> </w:t>
+      </w:r>
+    </w:p>
+    <w:p>
+      <w:pPr>
+        <w:pStyle w:val="BodyText"/>
+        <w:numPr>
+          <w:ilvl w:val="0"/>
+          <w:numId w:val="3"/>
+        </w:numPr>
+        <w:tabs>
+          <w:tab w:val="clear" w:pos="709"/>
+          <w:tab w:val="left" w:pos="0" w:leader="none"/>
+        </w:tabs>
+        <w:spacing w:before="0" w:after="0"/>
+        <w:ind w:hanging="283" w:start="709"/>
+        <w:rPr/>
+      </w:pPr>
+      <w:r>
+        <w:rPr>
+          <w:rStyle w:val="Strong"/>
+        </w:rPr>
+        <w:t>3 AND</w:t>
+      </w:r>
+      <w:r>
+        <w:rPr/>
+        <w:t xml:space="preserve"> </w:t>
+      </w:r>
+    </w:p>
+    <w:p>
+      <w:pPr>
+        <w:pStyle w:val="BodyText"/>
+        <w:numPr>
+          <w:ilvl w:val="0"/>
+          <w:numId w:val="3"/>
+        </w:numPr>
+        <w:tabs>
+          <w:tab w:val="clear" w:pos="709"/>
+          <w:tab w:val="left" w:pos="0" w:leader="none"/>
+        </w:tabs>
+        <w:ind w:hanging="283" w:start="709"/>
+        <w:rPr/>
+      </w:pPr>
+      <w:r>
+        <w:rPr>
+          <w:rStyle w:val="Strong"/>
+        </w:rPr>
+        <w:t>2 OR</w:t>
+      </w:r>
+    </w:p>
+    <w:p>
+      <w:pPr>
+        <w:pStyle w:val="Heading2"/>
+        <w:ind w:hanging="0" w:start="0"/>
+        <w:rPr/>
+      </w:pPr>
+      <w:r>
+        <w:rPr/>
+        <w:t xml:space="preserve"> </w:t>
+      </w:r>
+      <w:r>
+        <w:rPr/>
+        <w:t>Mạch logic cách 2 : Ghép từ 2 Half Adder (đây là cách sách giáo trình hay dùng)</w:t>
+      </w:r>
+    </w:p>
+    <w:p>
+      <w:pPr>
+        <w:pStyle w:val="BodyText"/>
+        <w:rPr/>
+      </w:pPr>
+      <w:r>
+        <w:rPr/>
+      </w:r>
+    </w:p>
+    <w:p>
+      <w:pPr>
+        <w:pStyle w:val="BodyText"/>
+        <w:rPr/>
+      </w:pPr>
+      <w:r>
+        <w:rPr/>
+        <w:drawing>
+          <wp:anchor behindDoc="0" distT="0" distB="0" distL="0" distR="0" simplePos="0" locked="0" layoutInCell="0" allowOverlap="1" relativeHeight="3">
+            <wp:simplePos x="0" y="0"/>
+            <wp:positionH relativeFrom="column">
+              <wp:align>center</wp:align>
+            </wp:positionH>
+            <wp:positionV relativeFrom="paragraph">
+              <wp:posOffset>635</wp:posOffset>
+            </wp:positionV>
+            <wp:extent cx="6120130" cy="6011545"/>
+            <wp:effectExtent l="0" t="0" r="0" b="0"/>
+            <wp:wrapSquare wrapText="largest"/>
+            <wp:docPr id="4" name="Image2" descr="" title=""/>
+            <wp:cNvGraphicFramePr>
+              <a:graphicFrameLocks xmlns:a="http://schemas.openxmlformats.org/drawingml/2006/main" noChangeAspect="1"/>
+            </wp:cNvGraphicFramePr>
+            <a:graphic xmlns:a="http://schemas.openxmlformats.org/drawingml/2006/main">
+              <a:graphicData uri="http://schemas.openxmlformats.org/drawingml/2006/picture">
+                <pic:pic xmlns:pic="http://schemas.openxmlformats.org/drawingml/2006/picture">
+                  <pic:nvPicPr>
+                    <pic:cNvPr id="4" name="Image2" descr="" title=""/>
+                    <pic:cNvPicPr>
+                      <a:picLocks noChangeAspect="1" noChangeArrowheads="1"/>
+                    </pic:cNvPicPr>
+                  </pic:nvPicPr>
+                  <pic:blipFill>
+                    <a:blip r:embed="rId5"/>
+                    <a:stretch>
+                      <a:fillRect/>
+                    </a:stretch>
+                  </pic:blipFill>
+                  <pic:spPr bwMode="auto">
+                    <a:xfrm>
+                      <a:off x="0" y="0"/>
+                      <a:ext cx="6120130" cy="6011545"/>
+                    </a:xfrm>
+                    <a:prstGeom prst="rect">
+                      <a:avLst/>
+                    </a:prstGeom>
+                  </pic:spPr>
+                </pic:pic>
+              </a:graphicData>
+            </a:graphic>
+          </wp:anchor>
+        </w:drawing>
+      </w:r>
+    </w:p>
+    <w:p>
+      <w:pPr>
+        <w:pStyle w:val="BodyText"/>
+        <w:rPr/>
+      </w:pPr>
+      <w:r>
+        <w:rPr/>
+        <w:t xml:space="preserve"> </w:t>
+      </w:r>
+      <w:r>
+        <w:rPr>
+          <w:rStyle w:val="SourceText"/>
+        </w:rPr>
+        <w:t>A ───────────────┐</w:t>
+        <w:br/>
+        <w:t>│</w:t>
+        <w:br/>
+        <w:t>▼</w:t>
+        <w:br/>
+        <w:tab/>
+        <w:tab/>
+        <w:t>┌──────────┐</w:t>
+        <w:br/>
+        <w:t>B ───────▶ │ Half │</w:t>
+        <w:br/>
+        <w:tab/>
+        <w:tab/>
+        <w:t>│ Adder #1 │</w:t>
+        <w:br/>
+        <w:tab/>
+        <w:tab/>
+        <w:t>└──────────┘</w:t>
+        <w:br/>
+        <w:tab/>
+        <w:tab/>
+        <w:t xml:space="preserve">│ </w:t>
+        <w:tab/>
+        <w:tab/>
+        <w:t>│</w:t>
+        <w:br/>
+        <w:tab/>
+        <w:tab/>
+        <w:t xml:space="preserve">S1 </w:t>
+        <w:tab/>
+        <w:tab/>
+        <w:t>C1</w:t>
+        <w:br/>
+        <w:tab/>
+        <w:tab/>
+        <w:t>│</w:t>
+        <w:br/>
+        <w:tab/>
+        <w:tab/>
+        <w:t>▼</w:t>
+        <w:br/>
+        <w:tab/>
+        <w:tab/>
+        <w:t>┌──────────┐</w:t>
+        <w:br/>
+        <w:t>Cin ─────▶ │ Half │</w:t>
+        <w:br/>
+        <w:tab/>
+        <w:tab/>
+        <w:t>│ Adder #2 │</w:t>
+        <w:br/>
+        <w:tab/>
+        <w:tab/>
+        <w:t>└──────────┘</w:t>
+        <w:br/>
+        <w:tab/>
+        <w:tab/>
+        <w:t xml:space="preserve">│ </w:t>
+        <w:tab/>
+        <w:tab/>
+        <w:t>│</w:t>
+        <w:br/>
+        <w:tab/>
+        <w:tab/>
+        <w:t xml:space="preserve">Sum </w:t>
+        <w:tab/>
+        <w:tab/>
+        <w:t>C2</w:t>
+        <w:br/>
+        <w:tab/>
+        <w:tab/>
+        <w:t>│</w:t>
+        <w:br/>
+        <w:tab/>
+        <w:tab/>
+        <w:t>▼</w:t>
+        <w:br/>
+        <w:t>┌────────┐</w:t>
+        <w:br/>
+        <w:t>C1 ─▶│ OR │───► Cout</w:t>
+        <w:br/>
+        <w:t>C2 ─▶└────────┘</w:t>
+      </w:r>
+    </w:p>
+    <w:p>
+      <w:pPr>
+        <w:pStyle w:val="BodyText"/>
+        <w:rPr/>
+      </w:pPr>
+      <w:r>
+        <w:rPr/>
+        <w:t xml:space="preserve">Đây là kiến trúc mà gần như </w:t>
+      </w:r>
+      <w:r>
+        <w:rPr>
+          <w:rStyle w:val="Strong"/>
+        </w:rPr>
+        <w:t>mọi sách Digital Logic</w:t>
+      </w:r>
+      <w:r>
+        <w:rPr/>
+        <w:t xml:space="preserve"> đều minh họa.</w:t>
+      </w:r>
+    </w:p>
+    <w:p>
+      <w:pPr>
+        <w:pStyle w:val="HorizontalLine"/>
+        <w:rPr/>
+      </w:pPr>
+      <w:r>
+        <w:rPr/>
+      </w:r>
+    </w:p>
+    <w:p>
+      <w:pPr>
+        <w:pStyle w:val="Heading2"/>
+        <w:ind w:hanging="0" w:start="0"/>
+        <w:rPr/>
+      </w:pPr>
+      <w:r>
+        <w:rPr/>
+        <w:t>Thử kiểm tra</w:t>
+      </w:r>
+    </w:p>
+    <w:p>
+      <w:pPr>
+        <w:pStyle w:val="BodyText"/>
+        <w:rPr/>
+      </w:pPr>
+      <w:r>
+        <w:rPr/>
+        <w:t>Ví dụ:</w:t>
+      </w:r>
+    </w:p>
+    <w:p>
+      <w:pPr>
+        <w:sectPr>
+          <w:type w:val="continuous"/>
+          <w:pgSz w:w="11906" w:h="16838"/>
+          <w:pgMar w:left="1134" w:right="1134" w:gutter="0" w:header="0" w:top="1134" w:footer="0" w:bottom="1134"/>
+          <w:formProt w:val="false"/>
+          <w:textDirection w:val="lrTb"/>
+          <w:docGrid w:type="default" w:linePitch="100" w:charSpace="0"/>
+        </w:sectPr>
+      </w:pPr>
+    </w:p>
+    <w:p>
+      <w:pPr>
+        <w:pStyle w:val="PreformattedText"/>
+        <w:ind w:hanging="0" w:start="0" w:end="0"/>
+        <w:rPr/>
+      </w:pPr>
+      <w:bookmarkStart w:id="15" w:name="code-block-viewer_Copy_12"/>
+      <w:bookmarkEnd w:id="15"/>
+      <w:r>
+        <w:rPr>
+          <w:rStyle w:val="SourceText"/>
+        </w:rPr>
+        <w:t>A = 1</w:t>
+      </w:r>
+    </w:p>
+    <w:p>
+      <w:pPr>
+        <w:pStyle w:val="PreformattedText"/>
+        <w:rPr/>
+      </w:pPr>
+      <w:r>
+        <w:rPr>
+          <w:rStyle w:val="SourceText"/>
+        </w:rPr>
+        <w:t>B = 1</w:t>
+      </w:r>
+    </w:p>
+    <w:p>
+      <w:pPr>
+        <w:pStyle w:val="PreformattedText"/>
+        <w:spacing w:before="0" w:after="283"/>
+        <w:rPr/>
+      </w:pPr>
+      <w:r>
+        <w:rPr>
+          <w:rStyle w:val="SourceText"/>
+        </w:rPr>
+        <w:t>Cin = 0</w:t>
+      </w:r>
+    </w:p>
+    <w:p>
+      <w:pPr>
+        <w:sectPr>
+          <w:type w:val="continuous"/>
+          <w:pgSz w:w="11906" w:h="16838"/>
+          <w:pgMar w:left="1134" w:right="1134" w:gutter="0" w:header="0" w:top="1134" w:footer="0" w:bottom="1134"/>
+          <w:formProt w:val="false"/>
+          <w:textDirection w:val="lrTb"/>
+          <w:docGrid w:type="default" w:linePitch="100" w:charSpace="0"/>
+        </w:sectPr>
+      </w:pPr>
+    </w:p>
+    <w:p>
+      <w:pPr>
+        <w:pStyle w:val="BodyText"/>
+        <w:rPr/>
+      </w:pPr>
+      <w:r>
+        <w:rPr/>
+        <w:t>Half Adder 1:</w:t>
+      </w:r>
+    </w:p>
+    <w:p>
+      <w:pPr>
+        <w:sectPr>
+          <w:type w:val="continuous"/>
+          <w:pgSz w:w="11906" w:h="16838"/>
+          <w:pgMar w:left="1134" w:right="1134" w:gutter="0" w:header="0" w:top="1134" w:footer="0" w:bottom="1134"/>
+          <w:formProt w:val="false"/>
+          <w:textDirection w:val="lrTb"/>
+          <w:docGrid w:type="default" w:linePitch="100" w:charSpace="0"/>
+        </w:sectPr>
+      </w:pPr>
+    </w:p>
+    <w:p>
+      <w:pPr>
+        <w:pStyle w:val="PreformattedText"/>
+        <w:ind w:hanging="0" w:start="0" w:end="0"/>
+        <w:rPr/>
+      </w:pPr>
+      <w:bookmarkStart w:id="16" w:name="code-block-viewer_Copy_13"/>
+      <w:bookmarkEnd w:id="16"/>
+      <w:r>
+        <w:rPr>
+          <w:rStyle w:val="SourceText"/>
+        </w:rPr>
+        <w:t>S1 = 1 ^ 1 = 0</w:t>
+      </w:r>
+    </w:p>
+    <w:p>
+      <w:pPr>
+        <w:pStyle w:val="PreformattedText"/>
+        <w:spacing w:before="0" w:after="283"/>
+        <w:rPr/>
+      </w:pPr>
+      <w:r>
+        <w:rPr>
+          <w:rStyle w:val="SourceText"/>
+        </w:rPr>
+        <w:t>C1 = 1 &amp; 1 = 1</w:t>
+      </w:r>
+    </w:p>
+    <w:p>
+      <w:pPr>
+        <w:sectPr>
+          <w:type w:val="continuous"/>
+          <w:pgSz w:w="11906" w:h="16838"/>
+          <w:pgMar w:left="1134" w:right="1134" w:gutter="0" w:header="0" w:top="1134" w:footer="0" w:bottom="1134"/>
+          <w:formProt w:val="false"/>
+          <w:textDirection w:val="lrTb"/>
+          <w:docGrid w:type="default" w:linePitch="100" w:charSpace="0"/>
+        </w:sectPr>
+      </w:pPr>
+    </w:p>
+    <w:p>
+      <w:pPr>
+        <w:pStyle w:val="BodyText"/>
+        <w:rPr/>
+      </w:pPr>
+      <w:r>
+        <w:rPr/>
+        <w:t>Half Adder 2:</w:t>
+      </w:r>
+    </w:p>
+    <w:p>
+      <w:pPr>
+        <w:sectPr>
+          <w:type w:val="continuous"/>
+          <w:pgSz w:w="11906" w:h="16838"/>
+          <w:pgMar w:left="1134" w:right="1134" w:gutter="0" w:header="0" w:top="1134" w:footer="0" w:bottom="1134"/>
+          <w:formProt w:val="false"/>
+          <w:textDirection w:val="lrTb"/>
+          <w:docGrid w:type="default" w:linePitch="100" w:charSpace="0"/>
+        </w:sectPr>
+      </w:pPr>
+    </w:p>
+    <w:p>
+      <w:pPr>
+        <w:pStyle w:val="PreformattedText"/>
+        <w:ind w:hanging="0" w:start="0" w:end="0"/>
+        <w:rPr/>
+      </w:pPr>
+      <w:bookmarkStart w:id="17" w:name="code-block-viewer_Copy_14"/>
+      <w:bookmarkEnd w:id="17"/>
+      <w:r>
+        <w:rPr>
+          <w:rStyle w:val="SourceText"/>
+        </w:rPr>
+        <w:t>Sum = 0 ^ 0 = 0</w:t>
+      </w:r>
+    </w:p>
+    <w:p>
+      <w:pPr>
+        <w:pStyle w:val="PreformattedText"/>
+        <w:spacing w:before="0" w:after="283"/>
+        <w:rPr/>
+      </w:pPr>
+      <w:r>
+        <w:rPr>
+          <w:rStyle w:val="SourceText"/>
+        </w:rPr>
+        <w:t>C2 = 0 &amp; 0 = 0</w:t>
+      </w:r>
+    </w:p>
+    <w:p>
+      <w:pPr>
+        <w:sectPr>
+          <w:type w:val="continuous"/>
+          <w:pgSz w:w="11906" w:h="16838"/>
+          <w:pgMar w:left="1134" w:right="1134" w:gutter="0" w:header="0" w:top="1134" w:footer="0" w:bottom="1134"/>
+          <w:formProt w:val="false"/>
+          <w:textDirection w:val="lrTb"/>
+          <w:docGrid w:type="default" w:linePitch="100" w:charSpace="0"/>
+        </w:sectPr>
+      </w:pPr>
+    </w:p>
+    <w:p>
+      <w:pPr>
+        <w:pStyle w:val="BodyText"/>
+        <w:rPr/>
+      </w:pPr>
+      <w:r>
+        <w:rPr/>
+        <w:t>OR:</w:t>
+      </w:r>
+    </w:p>
+    <w:p>
+      <w:pPr>
+        <w:sectPr>
+          <w:type w:val="continuous"/>
+          <w:pgSz w:w="11906" w:h="16838"/>
+          <w:pgMar w:left="1134" w:right="1134" w:gutter="0" w:header="0" w:top="1134" w:footer="0" w:bottom="1134"/>
+          <w:formProt w:val="false"/>
+          <w:textDirection w:val="lrTb"/>
+          <w:docGrid w:type="default" w:linePitch="100" w:charSpace="0"/>
+        </w:sectPr>
+      </w:pPr>
+    </w:p>
+    <w:p>
+      <w:pPr>
+        <w:pStyle w:val="PreformattedText"/>
+        <w:spacing w:before="0" w:after="283"/>
+        <w:ind w:hanging="0" w:start="0" w:end="0"/>
+        <w:rPr/>
+      </w:pPr>
+      <w:bookmarkStart w:id="18" w:name="code-block-viewer_Copy_15"/>
+      <w:bookmarkEnd w:id="18"/>
+      <w:r>
+        <w:rPr>
+          <w:rStyle w:val="SourceText"/>
+        </w:rPr>
+        <w:t>Cout = 1 | 0 = 1</w:t>
+      </w:r>
+    </w:p>
+    <w:p>
+      <w:pPr>
+        <w:sectPr>
+          <w:type w:val="continuous"/>
+          <w:pgSz w:w="11906" w:h="16838"/>
+          <w:pgMar w:left="1134" w:right="1134" w:gutter="0" w:header="0" w:top="1134" w:footer="0" w:bottom="1134"/>
+          <w:formProt w:val="false"/>
+          <w:textDirection w:val="lrTb"/>
+          <w:docGrid w:type="default" w:linePitch="100" w:charSpace="0"/>
+        </w:sectPr>
+      </w:pPr>
+    </w:p>
+    <w:p>
+      <w:pPr>
+        <w:pStyle w:val="BodyText"/>
+        <w:rPr/>
+      </w:pPr>
+      <w:r>
+        <w:rPr/>
+        <w:t>Kết quả:</w:t>
+      </w:r>
+    </w:p>
+    <w:p>
+      <w:pPr>
+        <w:sectPr>
+          <w:type w:val="continuous"/>
+          <w:pgSz w:w="11906" w:h="16838"/>
+          <w:pgMar w:left="1134" w:right="1134" w:gutter="0" w:header="0" w:top="1134" w:footer="0" w:bottom="1134"/>
+          <w:formProt w:val="false"/>
+          <w:textDirection w:val="lrTb"/>
+          <w:docGrid w:type="default" w:linePitch="100" w:charSpace="0"/>
+        </w:sectPr>
+      </w:pPr>
+    </w:p>
+    <w:p>
+      <w:pPr>
+        <w:pStyle w:val="PreformattedText"/>
+        <w:ind w:hanging="0" w:start="0" w:end="0"/>
+        <w:rPr/>
+      </w:pPr>
+      <w:bookmarkStart w:id="19" w:name="code-block-viewer_Copy_16"/>
+      <w:bookmarkEnd w:id="19"/>
+      <w:r>
+        <w:rPr>
+          <w:rStyle w:val="SourceText"/>
+        </w:rPr>
+        <w:t>11₂ + 0 = 10₂</w:t>
+      </w:r>
+    </w:p>
+    <w:p>
+      <w:pPr>
+        <w:pStyle w:val="PreformattedText"/>
+        <w:rPr/>
+      </w:pPr>
+      <w:r>
+        <w:rPr>
+          <w:rStyle w:val="SourceText"/>
+        </w:rPr>
+        <w:t>Sum = 0</w:t>
+      </w:r>
+    </w:p>
+    <w:p>
+      <w:pPr>
+        <w:pStyle w:val="PreformattedText"/>
+        <w:spacing w:before="0" w:after="283"/>
+        <w:rPr/>
+      </w:pPr>
+      <w:r>
+        <w:rPr>
+          <w:rStyle w:val="SourceText"/>
+        </w:rPr>
+        <w:t>Cout = 1</w:t>
+      </w:r>
+    </w:p>
+    <w:p>
+      <w:pPr>
+        <w:sectPr>
+          <w:type w:val="continuous"/>
+          <w:pgSz w:w="11906" w:h="16838"/>
+          <w:pgMar w:left="1134" w:right="1134" w:gutter="0" w:header="0" w:top="1134" w:footer="0" w:bottom="1134"/>
+          <w:formProt w:val="false"/>
+          <w:textDirection w:val="lrTb"/>
+          <w:docGrid w:type="default" w:linePitch="100" w:charSpace="0"/>
+        </w:sectPr>
+      </w:pPr>
+    </w:p>
+    <w:p>
+      <w:pPr>
+        <w:pStyle w:val="BodyText"/>
+        <w:rPr/>
+      </w:pPr>
+      <w:r>
+        <w:rPr/>
+        <w:t>Chuẩn.</w:t>
+      </w:r>
+    </w:p>
+    <w:p>
+      <w:pPr>
+        <w:pStyle w:val="HorizontalLine"/>
+        <w:rPr/>
+      </w:pPr>
+      <w:r>
+        <w:rPr/>
+      </w:r>
+    </w:p>
+    <w:p>
+      <w:pPr>
+        <w:pStyle w:val="BodyText"/>
+        <w:rPr/>
+      </w:pPr>
+      <w:r>
+        <w:rPr/>
+        <w:t xml:space="preserve">💡 </w:t>
+      </w:r>
+      <w:r>
+        <w:rPr/>
+        <w:t xml:space="preserve">Nếu mục tiêu của bạn là học để làm </w:t>
+      </w:r>
+      <w:r>
+        <w:rPr>
+          <w:rStyle w:val="Strong"/>
+        </w:rPr>
+        <w:t>FPGA và TCAM</w:t>
+      </w:r>
+      <w:r>
+        <w:rPr/>
+        <w:t xml:space="preserve">, mình khuyên nên học theo cách </w:t>
+      </w:r>
+      <w:r>
+        <w:rPr>
+          <w:rStyle w:val="Strong"/>
+        </w:rPr>
+        <w:t>2 Half Adder → 1 Full Adder</w:t>
+      </w:r>
+      <w:r>
+        <w:rPr/>
+        <w:t xml:space="preserve"> trước. Sau đó mới học cách rút gọn thành các biểu thức Boolean (</w:t>
+      </w:r>
+      <w:r>
+        <w:rPr>
+          <w:rStyle w:val="SourceText"/>
+        </w:rPr>
+        <w:t>Sum = A ^ B ^ Cin</w:t>
+      </w:r>
+      <w:r>
+        <w:rPr/>
+        <w:t xml:space="preserve">, </w:t>
+      </w:r>
+      <w:r>
+        <w:rPr>
+          <w:rStyle w:val="SourceText"/>
+        </w:rPr>
+        <w:t>Cout = ...</w:t>
+      </w:r>
+      <w:r>
+        <w:rPr/>
+        <w:t xml:space="preserve">). Cách này giúp bạn hiểu tư duy </w:t>
+      </w:r>
+      <w:r>
+        <w:rPr>
+          <w:rStyle w:val="Strong"/>
+        </w:rPr>
+        <w:t>thiết kế phân cấp (hierarchical design)</w:t>
+      </w:r>
+      <w:r>
+        <w:rPr/>
+        <w:t xml:space="preserve"> trong Verilog, tức là xây module lớn từ các module nhỏ, đúng như cách sẽ làm trong các dự án FPGA.</w:t>
+      </w:r>
+    </w:p>
+    <w:p>
+      <w:pPr>
+        <w:pStyle w:val="BodyText"/>
+        <w:rPr/>
+      </w:pPr>
+      <w:r>
+        <w:rPr/>
       </w:r>
     </w:p>
     <w:p>
@@ -1299,7 +5547,6 @@
       <w:type w:val="continuous"/>
       <w:pgSz w:w="11906" w:h="16838"/>
       <w:pgMar w:left="1134" w:right="1134" w:gutter="0" w:header="0" w:top="1134" w:footer="0" w:bottom="1134"/>
-      <w:pgNumType w:fmt="decimal"/>
       <w:formProt w:val="false"/>
       <w:textDirection w:val="lrTb"/>
       <w:docGrid w:type="default" w:linePitch="100" w:charSpace="0"/>
@@ -1327,9 +5574,10 @@
     </w:lvl>
     <w:lvl w:ilvl="1">
       <w:start w:val="1"/>
-      <w:numFmt w:val="none"/>
+      <w:pStyle w:val="Heading2"/>
+      <w:numFmt w:val="decimal"/>
       <w:suff w:val="nothing"/>
-      <w:lvlText w:val=""/>
+      <w:lvlText w:val="%2."/>
       <w:lvlJc w:val="start"/>
       <w:pPr>
         <w:tabs>
@@ -1438,8 +5686,288 @@
       <w:rPr/>
     </w:lvl>
   </w:abstractNum>
+  <w:abstractNum w:abstractNumId="2">
+    <w:lvl w:ilvl="0">
+      <w:start w:val="1"/>
+      <w:numFmt w:val="bullet"/>
+      <w:lvlText w:val=""/>
+      <w:lvlJc w:val="start"/>
+      <w:pPr>
+        <w:tabs>
+          <w:tab w:val="num" w:pos="709"/>
+        </w:tabs>
+        <w:ind w:start="709" w:hanging="283"/>
+      </w:pPr>
+      <w:rPr>
+        <w:rFonts w:ascii="Symbol" w:hAnsi="Symbol" w:cs="Symbol" w:hint="default"/>
+      </w:rPr>
+    </w:lvl>
+    <w:lvl w:ilvl="1">
+      <w:start w:val="1"/>
+      <w:numFmt w:val="bullet"/>
+      <w:lvlText w:val=""/>
+      <w:lvlJc w:val="start"/>
+      <w:pPr>
+        <w:tabs>
+          <w:tab w:val="num" w:pos="1418"/>
+        </w:tabs>
+        <w:ind w:start="1418" w:hanging="283"/>
+      </w:pPr>
+      <w:rPr>
+        <w:rFonts w:ascii="Symbol" w:hAnsi="Symbol" w:cs="Symbol" w:hint="default"/>
+      </w:rPr>
+    </w:lvl>
+    <w:lvl w:ilvl="2">
+      <w:start w:val="1"/>
+      <w:numFmt w:val="bullet"/>
+      <w:lvlText w:val=""/>
+      <w:lvlJc w:val="start"/>
+      <w:pPr>
+        <w:tabs>
+          <w:tab w:val="num" w:pos="2127"/>
+        </w:tabs>
+        <w:ind w:start="2127" w:hanging="283"/>
+      </w:pPr>
+      <w:rPr>
+        <w:rFonts w:ascii="Symbol" w:hAnsi="Symbol" w:cs="Symbol" w:hint="default"/>
+      </w:rPr>
+    </w:lvl>
+    <w:lvl w:ilvl="3">
+      <w:start w:val="1"/>
+      <w:numFmt w:val="bullet"/>
+      <w:lvlText w:val=""/>
+      <w:lvlJc w:val="start"/>
+      <w:pPr>
+        <w:tabs>
+          <w:tab w:val="num" w:pos="2836"/>
+        </w:tabs>
+        <w:ind w:start="2836" w:hanging="283"/>
+      </w:pPr>
+      <w:rPr>
+        <w:rFonts w:ascii="Symbol" w:hAnsi="Symbol" w:cs="Symbol" w:hint="default"/>
+      </w:rPr>
+    </w:lvl>
+    <w:lvl w:ilvl="4">
+      <w:start w:val="1"/>
+      <w:numFmt w:val="bullet"/>
+      <w:lvlText w:val=""/>
+      <w:lvlJc w:val="start"/>
+      <w:pPr>
+        <w:tabs>
+          <w:tab w:val="num" w:pos="3545"/>
+        </w:tabs>
+        <w:ind w:start="3545" w:hanging="283"/>
+      </w:pPr>
+      <w:rPr>
+        <w:rFonts w:ascii="Symbol" w:hAnsi="Symbol" w:cs="Symbol" w:hint="default"/>
+      </w:rPr>
+    </w:lvl>
+    <w:lvl w:ilvl="5">
+      <w:start w:val="1"/>
+      <w:numFmt w:val="bullet"/>
+      <w:lvlText w:val=""/>
+      <w:lvlJc w:val="start"/>
+      <w:pPr>
+        <w:tabs>
+          <w:tab w:val="num" w:pos="4254"/>
+        </w:tabs>
+        <w:ind w:start="4254" w:hanging="283"/>
+      </w:pPr>
+      <w:rPr>
+        <w:rFonts w:ascii="Symbol" w:hAnsi="Symbol" w:cs="Symbol" w:hint="default"/>
+      </w:rPr>
+    </w:lvl>
+    <w:lvl w:ilvl="6">
+      <w:start w:val="1"/>
+      <w:numFmt w:val="bullet"/>
+      <w:lvlText w:val=""/>
+      <w:lvlJc w:val="start"/>
+      <w:pPr>
+        <w:tabs>
+          <w:tab w:val="num" w:pos="4963"/>
+        </w:tabs>
+        <w:ind w:start="4963" w:hanging="283"/>
+      </w:pPr>
+      <w:rPr>
+        <w:rFonts w:ascii="Symbol" w:hAnsi="Symbol" w:cs="Symbol" w:hint="default"/>
+      </w:rPr>
+    </w:lvl>
+    <w:lvl w:ilvl="7">
+      <w:start w:val="1"/>
+      <w:numFmt w:val="bullet"/>
+      <w:lvlText w:val=""/>
+      <w:lvlJc w:val="start"/>
+      <w:pPr>
+        <w:tabs>
+          <w:tab w:val="num" w:pos="5672"/>
+        </w:tabs>
+        <w:ind w:start="5672" w:hanging="283"/>
+      </w:pPr>
+      <w:rPr>
+        <w:rFonts w:ascii="Symbol" w:hAnsi="Symbol" w:cs="Symbol" w:hint="default"/>
+      </w:rPr>
+    </w:lvl>
+    <w:lvl w:ilvl="8">
+      <w:start w:val="1"/>
+      <w:numFmt w:val="bullet"/>
+      <w:lvlText w:val=""/>
+      <w:lvlJc w:val="start"/>
+      <w:pPr>
+        <w:tabs>
+          <w:tab w:val="num" w:pos="6381"/>
+        </w:tabs>
+        <w:ind w:start="6381" w:hanging="283"/>
+      </w:pPr>
+      <w:rPr>
+        <w:rFonts w:ascii="Symbol" w:hAnsi="Symbol" w:cs="Symbol" w:hint="default"/>
+      </w:rPr>
+    </w:lvl>
+  </w:abstractNum>
+  <w:abstractNum w:abstractNumId="3">
+    <w:lvl w:ilvl="0">
+      <w:start w:val="1"/>
+      <w:numFmt w:val="bullet"/>
+      <w:lvlText w:val=""/>
+      <w:lvlJc w:val="start"/>
+      <w:pPr>
+        <w:tabs>
+          <w:tab w:val="num" w:pos="709"/>
+        </w:tabs>
+        <w:ind w:start="709" w:hanging="283"/>
+      </w:pPr>
+      <w:rPr>
+        <w:rFonts w:ascii="Symbol" w:hAnsi="Symbol" w:cs="Symbol" w:hint="default"/>
+      </w:rPr>
+    </w:lvl>
+    <w:lvl w:ilvl="1">
+      <w:start w:val="1"/>
+      <w:numFmt w:val="bullet"/>
+      <w:lvlText w:val=""/>
+      <w:lvlJc w:val="start"/>
+      <w:pPr>
+        <w:tabs>
+          <w:tab w:val="num" w:pos="1418"/>
+        </w:tabs>
+        <w:ind w:start="1418" w:hanging="283"/>
+      </w:pPr>
+      <w:rPr>
+        <w:rFonts w:ascii="Symbol" w:hAnsi="Symbol" w:cs="Symbol" w:hint="default"/>
+      </w:rPr>
+    </w:lvl>
+    <w:lvl w:ilvl="2">
+      <w:start w:val="1"/>
+      <w:numFmt w:val="bullet"/>
+      <w:lvlText w:val=""/>
+      <w:lvlJc w:val="start"/>
+      <w:pPr>
+        <w:tabs>
+          <w:tab w:val="num" w:pos="2127"/>
+        </w:tabs>
+        <w:ind w:start="2127" w:hanging="283"/>
+      </w:pPr>
+      <w:rPr>
+        <w:rFonts w:ascii="Symbol" w:hAnsi="Symbol" w:cs="Symbol" w:hint="default"/>
+      </w:rPr>
+    </w:lvl>
+    <w:lvl w:ilvl="3">
+      <w:start w:val="1"/>
+      <w:numFmt w:val="bullet"/>
+      <w:lvlText w:val=""/>
+      <w:lvlJc w:val="start"/>
+      <w:pPr>
+        <w:tabs>
+          <w:tab w:val="num" w:pos="2836"/>
+        </w:tabs>
+        <w:ind w:start="2836" w:hanging="283"/>
+      </w:pPr>
+      <w:rPr>
+        <w:rFonts w:ascii="Symbol" w:hAnsi="Symbol" w:cs="Symbol" w:hint="default"/>
+      </w:rPr>
+    </w:lvl>
+    <w:lvl w:ilvl="4">
+      <w:start w:val="1"/>
+      <w:numFmt w:val="bullet"/>
+      <w:lvlText w:val=""/>
+      <w:lvlJc w:val="start"/>
+      <w:pPr>
+        <w:tabs>
+          <w:tab w:val="num" w:pos="3545"/>
+        </w:tabs>
+        <w:ind w:start="3545" w:hanging="283"/>
+      </w:pPr>
+      <w:rPr>
+        <w:rFonts w:ascii="Symbol" w:hAnsi="Symbol" w:cs="Symbol" w:hint="default"/>
+      </w:rPr>
+    </w:lvl>
+    <w:lvl w:ilvl="5">
+      <w:start w:val="1"/>
+      <w:numFmt w:val="bullet"/>
+      <w:lvlText w:val=""/>
+      <w:lvlJc w:val="start"/>
+      <w:pPr>
+        <w:tabs>
+          <w:tab w:val="num" w:pos="4254"/>
+        </w:tabs>
+        <w:ind w:start="4254" w:hanging="283"/>
+      </w:pPr>
+      <w:rPr>
+        <w:rFonts w:ascii="Symbol" w:hAnsi="Symbol" w:cs="Symbol" w:hint="default"/>
+      </w:rPr>
+    </w:lvl>
+    <w:lvl w:ilvl="6">
+      <w:start w:val="1"/>
+      <w:numFmt w:val="bullet"/>
+      <w:lvlText w:val=""/>
+      <w:lvlJc w:val="start"/>
+      <w:pPr>
+        <w:tabs>
+          <w:tab w:val="num" w:pos="4963"/>
+        </w:tabs>
+        <w:ind w:start="4963" w:hanging="283"/>
+      </w:pPr>
+      <w:rPr>
+        <w:rFonts w:ascii="Symbol" w:hAnsi="Symbol" w:cs="Symbol" w:hint="default"/>
+      </w:rPr>
+    </w:lvl>
+    <w:lvl w:ilvl="7">
+      <w:start w:val="1"/>
+      <w:numFmt w:val="bullet"/>
+      <w:lvlText w:val=""/>
+      <w:lvlJc w:val="start"/>
+      <w:pPr>
+        <w:tabs>
+          <w:tab w:val="num" w:pos="5672"/>
+        </w:tabs>
+        <w:ind w:start="5672" w:hanging="283"/>
+      </w:pPr>
+      <w:rPr>
+        <w:rFonts w:ascii="Symbol" w:hAnsi="Symbol" w:cs="Symbol" w:hint="default"/>
+      </w:rPr>
+    </w:lvl>
+    <w:lvl w:ilvl="8">
+      <w:start w:val="1"/>
+      <w:numFmt w:val="bullet"/>
+      <w:lvlText w:val=""/>
+      <w:lvlJc w:val="start"/>
+      <w:pPr>
+        <w:tabs>
+          <w:tab w:val="num" w:pos="6381"/>
+        </w:tabs>
+        <w:ind w:start="6381" w:hanging="283"/>
+      </w:pPr>
+      <w:rPr>
+        <w:rFonts w:ascii="Symbol" w:hAnsi="Symbol" w:cs="Symbol" w:hint="default"/>
+      </w:rPr>
+    </w:lvl>
+  </w:abstractNum>
   <w:num w:numId="1">
     <w:abstractNumId w:val="1"/>
+  </w:num>
+  <w:num w:numId="2">
+    <w:abstractNumId w:val="2"/>
+  </w:num>
+  <w:num w:numId="3">
+    <w:abstractNumId w:val="3"/>
   </w:num>
 </w:numbering>
 </file>
@@ -1501,6 +6029,26 @@
       <w:szCs w:val="36"/>
     </w:rPr>
   </w:style>
+  <w:style w:type="paragraph" w:styleId="Heading2">
+    <w:name w:val="Heading 2"/>
+    <w:basedOn w:val="Heading"/>
+    <w:next w:val="BodyText"/>
+    <w:qFormat/>
+    <w:pPr>
+      <w:numPr>
+        <w:ilvl w:val="1"/>
+        <w:numId w:val="1"/>
+      </w:numPr>
+      <w:spacing w:before="200" w:after="120"/>
+      <w:outlineLvl w:val="1"/>
+    </w:pPr>
+    <w:rPr>
+      <w:b/>
+      <w:bCs/>
+      <w:sz w:val="32"/>
+      <w:szCs w:val="32"/>
+    </w:rPr>
+  </w:style>
   <w:style w:type="character" w:styleId="NumberingSymbols">
     <w:name w:val="Numbering Symbols"/>
     <w:qFormat/>
@@ -1519,6 +6067,13 @@
     <w:qFormat/>
     <w:rPr>
       <w:rFonts w:ascii="Liberation Mono" w:hAnsi="Liberation Mono" w:eastAsia="Noto Sans Mono CJK SC" w:cs="Liberation Mono"/>
+    </w:rPr>
+  </w:style>
+  <w:style w:type="character" w:styleId="Bullets">
+    <w:name w:val="Bullets"/>
+    <w:qFormat/>
+    <w:rPr>
+      <w:rFonts w:ascii="OpenSymbol" w:hAnsi="OpenSymbol" w:eastAsia="OpenSymbol" w:cs="OpenSymbol"/>
     </w:rPr>
   </w:style>
   <w:style w:type="paragraph" w:styleId="Heading">
@@ -1601,6 +6156,36 @@
       <w:suppressLineNumbers/>
     </w:pPr>
     <w:rPr/>
+  </w:style>
+  <w:style w:type="paragraph" w:styleId="HorizontalLine">
+    <w:name w:val="Horizontal Line"/>
+    <w:basedOn w:val="Normal"/>
+    <w:next w:val="BodyText"/>
+    <w:qFormat/>
+    <w:pPr>
+      <w:suppressLineNumbers/>
+      <w:pBdr>
+        <w:bottom w:val="double" w:sz="2" w:space="0" w:color="808080"/>
+      </w:pBdr>
+      <w:spacing w:before="0" w:after="283"/>
+    </w:pPr>
+    <w:rPr>
+      <w:sz w:val="12"/>
+      <w:szCs w:val="12"/>
+    </w:rPr>
+  </w:style>
+  <w:style w:type="paragraph" w:styleId="TableHeading">
+    <w:name w:val="Table Heading"/>
+    <w:basedOn w:val="TableContents"/>
+    <w:qFormat/>
+    <w:pPr>
+      <w:suppressLineNumbers/>
+      <w:jc w:val="center"/>
+    </w:pPr>
+    <w:rPr>
+      <w:b/>
+      <w:bCs/>
+    </w:rPr>
   </w:style>
 </w:styles>
 </file>
